--- a/Assignment 1 - DUE OCT 2/Assignment1_James_Jaffray/TH1_Jaffray_James.docx
+++ b/Assignment 1 - DUE OCT 2/Assignment1_James_Jaffray/TH1_Jaffray_James.docx
@@ -14,24 +14,100 @@
       </w:r>
     </w:p>
     <w:p>
+      <w:proofErr w:type="gramStart"/>
       <w:r>
         <w:t>Booking</w:t>
       </w:r>
       <w:r>
         <w:t>(</w:t>
       </w:r>
-      <w:r>
-        <w:t xml:space="preserve">BookingID, StartDate, EndDate, OwnerID, OwnerFirstName, OwnerLastName, </w:t>
-      </w:r>
-      <w:r>
-        <w:t xml:space="preserve">BookingTotal </w:t>
-      </w:r>
-      <w:r>
-        <w:t>(PaymentID, PaymentDate, Amount, PaymentTypeID, PaymentTypeDescription)</w:t>
-      </w:r>
+      <w:proofErr w:type="spellStart"/>
+      <w:proofErr w:type="gramEnd"/>
+      <w:r>
+        <w:t>BookingID</w:t>
+      </w:r>
+      <w:proofErr w:type="spellEnd"/>
+      <w:r>
+        <w:t xml:space="preserve">, StartDate, </w:t>
+      </w:r>
+      <w:proofErr w:type="spellStart"/>
+      <w:r>
+        <w:t>EndDate</w:t>
+      </w:r>
+      <w:proofErr w:type="spellEnd"/>
+      <w:r>
+        <w:t xml:space="preserve">, </w:t>
+      </w:r>
+      <w:proofErr w:type="spellStart"/>
+      <w:r>
+        <w:t>OwnerID</w:t>
+      </w:r>
+      <w:proofErr w:type="spellEnd"/>
+      <w:r>
+        <w:t xml:space="preserve">, </w:t>
+      </w:r>
+      <w:proofErr w:type="spellStart"/>
+      <w:r>
+        <w:t>OwnerFirstName</w:t>
+      </w:r>
+      <w:proofErr w:type="spellEnd"/>
+      <w:r>
+        <w:t xml:space="preserve">, </w:t>
+      </w:r>
+      <w:proofErr w:type="spellStart"/>
+      <w:r>
+        <w:t>OwnerLastName</w:t>
+      </w:r>
+      <w:proofErr w:type="spellEnd"/>
+      <w:r>
+        <w:t xml:space="preserve">, </w:t>
+      </w:r>
+      <w:proofErr w:type="spellStart"/>
+      <w:r>
+        <w:t>BookingTotal</w:t>
+      </w:r>
+      <w:proofErr w:type="spellEnd"/>
+      <w:r>
+        <w:t xml:space="preserve"> </w:t>
+      </w:r>
+      <w:r>
+        <w:t>(</w:t>
+      </w:r>
+      <w:proofErr w:type="spellStart"/>
+      <w:r>
+        <w:t>PaymentID</w:t>
+      </w:r>
+      <w:proofErr w:type="spellEnd"/>
+      <w:r>
+        <w:t xml:space="preserve">, </w:t>
+      </w:r>
+      <w:proofErr w:type="spellStart"/>
+      <w:r>
+        <w:t>PaymentDate</w:t>
+      </w:r>
+      <w:proofErr w:type="spellEnd"/>
+      <w:r>
+        <w:t xml:space="preserve">, Amount, </w:t>
+      </w:r>
+      <w:proofErr w:type="spellStart"/>
+      <w:r>
+        <w:t>PaymentTypeID</w:t>
+      </w:r>
+      <w:proofErr w:type="spellEnd"/>
+      <w:r>
+        <w:t xml:space="preserve">, </w:t>
+      </w:r>
+      <w:proofErr w:type="spellStart"/>
+      <w:r>
+        <w:t>PaymentTypeDescription</w:t>
+      </w:r>
+      <w:proofErr w:type="spellEnd"/>
       <w:r>
         <w:t>)</w:t>
       </w:r>
+      <w:r>
+        <w:t>)</w:t>
+      </w:r>
     </w:p>
     <w:p>
       <w:r>
@@ -39,18 +115,70 @@
       </w:r>
     </w:p>
     <w:p>
+      <w:proofErr w:type="gramStart"/>
       <w:r>
         <w:t>Booking</w:t>
       </w:r>
       <w:r>
-        <w:t>(BookingID</w:t>
-      </w:r>
-      <w:r>
-        <w:t>(PK)</w:t>
-      </w:r>
-      <w:r>
-        <w:t>, StartDate, EndDate, OwnerID, OwnerFirstName, OwnerLastName, BookingTotal )</w:t>
-      </w:r>
+        <w:t>(</w:t>
+      </w:r>
+      <w:proofErr w:type="spellStart"/>
+      <w:r>
+        <w:t>BookingID</w:t>
+      </w:r>
+      <w:proofErr w:type="spellEnd"/>
+      <w:r>
+        <w:t>(</w:t>
+      </w:r>
+      <w:proofErr w:type="gramEnd"/>
+      <w:r>
+        <w:t>PK)</w:t>
+      </w:r>
+      <w:r>
+        <w:t xml:space="preserve">, StartDate, </w:t>
+      </w:r>
+      <w:proofErr w:type="spellStart"/>
+      <w:r>
+        <w:t>EndDate</w:t>
+      </w:r>
+      <w:proofErr w:type="spellEnd"/>
+      <w:r>
+        <w:t xml:space="preserve">, </w:t>
+      </w:r>
+      <w:proofErr w:type="spellStart"/>
+      <w:r>
+        <w:t>OwnerID</w:t>
+      </w:r>
+      <w:proofErr w:type="spellEnd"/>
+      <w:r>
+        <w:t xml:space="preserve">, </w:t>
+      </w:r>
+      <w:proofErr w:type="spellStart"/>
+      <w:r>
+        <w:t>OwnerFirstName</w:t>
+      </w:r>
+      <w:proofErr w:type="spellEnd"/>
+      <w:r>
+        <w:t xml:space="preserve">, </w:t>
+      </w:r>
+      <w:proofErr w:type="spellStart"/>
+      <w:r>
+        <w:t>OwnerLastName</w:t>
+      </w:r>
+      <w:proofErr w:type="spellEnd"/>
+      <w:r>
+        <w:t xml:space="preserve">, </w:t>
+      </w:r>
+      <w:proofErr w:type="spellStart"/>
+      <w:proofErr w:type="gramStart"/>
+      <w:r>
+        <w:t>BookingTotal</w:t>
+      </w:r>
+      <w:proofErr w:type="spellEnd"/>
+      <w:r>
+        <w:t xml:space="preserve"> )</w:t>
+      </w:r>
+      <w:proofErr w:type="gramEnd"/>
     </w:p>
     <w:p>
       <w:r>
@@ -63,13 +191,58 @@
         <w:t xml:space="preserve"> </w:t>
       </w:r>
       <w:r>
-        <w:t xml:space="preserve">(BookingID </w:t>
-      </w:r>
-      <w:r>
-        <w:t>(</w:t>
-      </w:r>
-      <w:r>
-        <w:t>FK), PaymentID(PK), PaymentDate, Amount, PaymentTypeID, PaymentTypeDescription)</w:t>
+        <w:t>(</w:t>
+      </w:r>
+      <w:proofErr w:type="spellStart"/>
+      <w:r>
+        <w:t>BookingID</w:t>
+      </w:r>
+      <w:proofErr w:type="spellEnd"/>
+      <w:r>
+        <w:t xml:space="preserve"> </w:t>
+      </w:r>
+      <w:r>
+        <w:t>(</w:t>
+      </w:r>
+      <w:r>
+        <w:t xml:space="preserve">FK), </w:t>
+      </w:r>
+      <w:proofErr w:type="spellStart"/>
+      <w:proofErr w:type="gramStart"/>
+      <w:r>
+        <w:t>PaymentID</w:t>
+      </w:r>
+      <w:proofErr w:type="spellEnd"/>
+      <w:r>
+        <w:t>(</w:t>
+      </w:r>
+      <w:proofErr w:type="gramEnd"/>
+      <w:r>
+        <w:t xml:space="preserve">PK), </w:t>
+      </w:r>
+      <w:proofErr w:type="spellStart"/>
+      <w:r>
+        <w:t>PaymentDate</w:t>
+      </w:r>
+      <w:proofErr w:type="spellEnd"/>
+      <w:r>
+        <w:t xml:space="preserve">, Amount, </w:t>
+      </w:r>
+      <w:proofErr w:type="spellStart"/>
+      <w:r>
+        <w:t>PaymentTypeID</w:t>
+      </w:r>
+      <w:proofErr w:type="spellEnd"/>
+      <w:r>
+        <w:t xml:space="preserve">, </w:t>
+      </w:r>
+      <w:proofErr w:type="spellStart"/>
+      <w:r>
+        <w:t>PaymentTypeDescription</w:t>
+      </w:r>
+      <w:proofErr w:type="spellEnd"/>
+      <w:r>
+        <w:t>)</w:t>
       </w:r>
     </w:p>
     <w:p/>
@@ -79,9 +252,64 @@
       </w:r>
     </w:p>
     <w:p>
-      <w:r>
-        <w:t>Booking(BookingID(PK), StartDate, EndDate, OwnerID, OwnerFirstName, OwnerLastName, BookingTotal )</w:t>
-      </w:r>
+      <w:proofErr w:type="gramStart"/>
+      <w:r>
+        <w:t>Booking(</w:t>
+      </w:r>
+      <w:proofErr w:type="spellStart"/>
+      <w:r>
+        <w:t>BookingID</w:t>
+      </w:r>
+      <w:proofErr w:type="spellEnd"/>
+      <w:r>
+        <w:t>(</w:t>
+      </w:r>
+      <w:proofErr w:type="gramEnd"/>
+      <w:r>
+        <w:t xml:space="preserve">PK), StartDate, </w:t>
+      </w:r>
+      <w:proofErr w:type="spellStart"/>
+      <w:r>
+        <w:t>EndDate</w:t>
+      </w:r>
+      <w:proofErr w:type="spellEnd"/>
+      <w:r>
+        <w:t xml:space="preserve">, </w:t>
+      </w:r>
+      <w:proofErr w:type="spellStart"/>
+      <w:r>
+        <w:t>OwnerID</w:t>
+      </w:r>
+      <w:proofErr w:type="spellEnd"/>
+      <w:r>
+        <w:t xml:space="preserve">, </w:t>
+      </w:r>
+      <w:proofErr w:type="spellStart"/>
+      <w:r>
+        <w:t>OwnerFirstName</w:t>
+      </w:r>
+      <w:proofErr w:type="spellEnd"/>
+      <w:r>
+        <w:t xml:space="preserve">, </w:t>
+      </w:r>
+      <w:proofErr w:type="spellStart"/>
+      <w:r>
+        <w:t>OwnerLastName</w:t>
+      </w:r>
+      <w:proofErr w:type="spellEnd"/>
+      <w:r>
+        <w:t xml:space="preserve">, </w:t>
+      </w:r>
+      <w:proofErr w:type="spellStart"/>
+      <w:proofErr w:type="gramStart"/>
+      <w:r>
+        <w:t>BookingTotal</w:t>
+      </w:r>
+      <w:proofErr w:type="spellEnd"/>
+      <w:r>
+        <w:t xml:space="preserve"> )</w:t>
+      </w:r>
+      <w:proofErr w:type="gramEnd"/>
     </w:p>
     <w:p>
       <w:r>
@@ -91,7 +319,52 @@
         <w:t>Payment</w:t>
       </w:r>
       <w:r>
-        <w:t xml:space="preserve"> (PaymentID(PK), BookingID (FK), PaymentDate, Amount, PaymentTypeID, PaymentTypeDescription)</w:t>
+        <w:t xml:space="preserve"> (</w:t>
+      </w:r>
+      <w:proofErr w:type="spellStart"/>
+      <w:proofErr w:type="gramStart"/>
+      <w:r>
+        <w:t>PaymentID</w:t>
+      </w:r>
+      <w:proofErr w:type="spellEnd"/>
+      <w:r>
+        <w:t>(</w:t>
+      </w:r>
+      <w:proofErr w:type="gramEnd"/>
+      <w:r>
+        <w:t xml:space="preserve">PK), </w:t>
+      </w:r>
+      <w:proofErr w:type="spellStart"/>
+      <w:r>
+        <w:t>BookingID</w:t>
+      </w:r>
+      <w:proofErr w:type="spellEnd"/>
+      <w:r>
+        <w:t xml:space="preserve"> (FK), </w:t>
+      </w:r>
+      <w:proofErr w:type="spellStart"/>
+      <w:r>
+        <w:t>PaymentDate</w:t>
+      </w:r>
+      <w:proofErr w:type="spellEnd"/>
+      <w:r>
+        <w:t xml:space="preserve">, Amount, </w:t>
+      </w:r>
+      <w:proofErr w:type="spellStart"/>
+      <w:r>
+        <w:t>PaymentTypeID</w:t>
+      </w:r>
+      <w:proofErr w:type="spellEnd"/>
+      <w:r>
+        <w:t xml:space="preserve">, </w:t>
+      </w:r>
+      <w:proofErr w:type="spellStart"/>
+      <w:r>
+        <w:t>PaymentTypeDescription</w:t>
+      </w:r>
+      <w:proofErr w:type="spellEnd"/>
+      <w:r>
+        <w:t>)</w:t>
       </w:r>
     </w:p>
     <w:p>
@@ -100,15 +373,56 @@
       </w:r>
     </w:p>
     <w:p>
-      <w:r>
-        <w:t>Booking(BookingID(PK), OwnerID(</w:t>
-      </w:r>
+      <w:proofErr w:type="gramStart"/>
+      <w:r>
+        <w:t>Booking(</w:t>
+      </w:r>
+      <w:proofErr w:type="spellStart"/>
+      <w:r>
+        <w:t>BookingID</w:t>
+      </w:r>
+      <w:proofErr w:type="spellEnd"/>
+      <w:r>
+        <w:t>(</w:t>
+      </w:r>
+      <w:proofErr w:type="gramEnd"/>
+      <w:r>
+        <w:t xml:space="preserve">PK), </w:t>
+      </w:r>
+      <w:proofErr w:type="spellStart"/>
+      <w:proofErr w:type="gramStart"/>
+      <w:r>
+        <w:t>OwnerID</w:t>
+      </w:r>
+      <w:proofErr w:type="spellEnd"/>
+      <w:r>
+        <w:t>(</w:t>
+      </w:r>
+      <w:proofErr w:type="gramEnd"/>
       <w:r>
         <w:t>F</w:t>
       </w:r>
       <w:r>
-        <w:t>K), StartDate, EndDate, BookingTotal )</w:t>
-      </w:r>
+        <w:t xml:space="preserve">K), StartDate, </w:t>
+      </w:r>
+      <w:proofErr w:type="spellStart"/>
+      <w:r>
+        <w:t>EndDate</w:t>
+      </w:r>
+      <w:proofErr w:type="spellEnd"/>
+      <w:r>
+        <w:t xml:space="preserve">, </w:t>
+      </w:r>
+      <w:proofErr w:type="spellStart"/>
+      <w:proofErr w:type="gramStart"/>
+      <w:r>
+        <w:t>BookingTotal</w:t>
+      </w:r>
+      <w:proofErr w:type="spellEnd"/>
+      <w:r>
+        <w:t xml:space="preserve"> )</w:t>
+      </w:r>
+      <w:proofErr w:type="gramEnd"/>
     </w:p>
     <w:p>
       <w:r>
@@ -123,39 +437,127 @@
       <w:r>
         <w:t>(</w:t>
       </w:r>
-      <w:r>
-        <w:t xml:space="preserve">PaymentID(PK), </w:t>
-      </w:r>
-      <w:r>
-        <w:t xml:space="preserve">BookingID </w:t>
-      </w:r>
-      <w:r>
-        <w:t>(</w:t>
-      </w:r>
-      <w:r>
-        <w:t>FK), PaymentTypeID(FK)</w:t>
+      <w:proofErr w:type="spellStart"/>
+      <w:proofErr w:type="gramStart"/>
+      <w:r>
+        <w:t>PaymentID</w:t>
+      </w:r>
+      <w:proofErr w:type="spellEnd"/>
+      <w:r>
+        <w:t>(</w:t>
+      </w:r>
+      <w:proofErr w:type="gramEnd"/>
+      <w:r>
+        <w:t xml:space="preserve">PK), </w:t>
+      </w:r>
+      <w:proofErr w:type="spellStart"/>
+      <w:r>
+        <w:t>BookingID</w:t>
+      </w:r>
+      <w:proofErr w:type="spellEnd"/>
+      <w:r>
+        <w:t xml:space="preserve"> </w:t>
+      </w:r>
+      <w:r>
+        <w:t>(</w:t>
+      </w:r>
+      <w:r>
+        <w:t xml:space="preserve">FK), </w:t>
+      </w:r>
+      <w:proofErr w:type="spellStart"/>
+      <w:proofErr w:type="gramStart"/>
+      <w:r>
+        <w:t>PaymentTypeID</w:t>
+      </w:r>
+      <w:proofErr w:type="spellEnd"/>
+      <w:r>
+        <w:t>(</w:t>
+      </w:r>
+      <w:proofErr w:type="gramEnd"/>
+      <w:r>
+        <w:t>FK)</w:t>
       </w:r>
       <w:r>
         <w:t>,</w:t>
       </w:r>
       <w:r>
-        <w:t xml:space="preserve"> PaymentDate, Amount)</w:t>
-      </w:r>
-    </w:p>
-    <w:p>
-      <w:r>
-        <w:t>PaymentType(PaymentTypeID(</w:t>
-      </w:r>
+        <w:t xml:space="preserve"> </w:t>
+      </w:r>
+      <w:proofErr w:type="spellStart"/>
+      <w:r>
+        <w:t>PaymentDate</w:t>
+      </w:r>
+      <w:proofErr w:type="spellEnd"/>
+      <w:r>
+        <w:t>, Amount)</w:t>
+      </w:r>
+    </w:p>
+    <w:p>
+      <w:proofErr w:type="spellStart"/>
+      <w:proofErr w:type="gramStart"/>
+      <w:r>
+        <w:t>PaymentType</w:t>
+      </w:r>
+      <w:proofErr w:type="spellEnd"/>
+      <w:r>
+        <w:t>(</w:t>
+      </w:r>
+      <w:proofErr w:type="spellStart"/>
+      <w:r>
+        <w:t>PaymentTypeID</w:t>
+      </w:r>
+      <w:proofErr w:type="spellEnd"/>
+      <w:r>
+        <w:t>(</w:t>
+      </w:r>
+      <w:proofErr w:type="gramEnd"/>
       <w:r>
         <w:t>P</w:t>
       </w:r>
       <w:r>
-        <w:t>K), PaymentTypeDescription)</w:t>
-      </w:r>
-    </w:p>
-    <w:p>
-      <w:r>
-        <w:t>Owner(OwnerID(PK), OwnerFirstName, OwnerLastName)</w:t>
+        <w:t xml:space="preserve">K), </w:t>
+      </w:r>
+      <w:proofErr w:type="spellStart"/>
+      <w:r>
+        <w:t>PaymentTypeDescription</w:t>
+      </w:r>
+      <w:proofErr w:type="spellEnd"/>
+      <w:r>
+        <w:t>)</w:t>
+      </w:r>
+    </w:p>
+    <w:p>
+      <w:proofErr w:type="gramStart"/>
+      <w:r>
+        <w:t>Owner(</w:t>
+      </w:r>
+      <w:proofErr w:type="spellStart"/>
+      <w:r>
+        <w:t>OwnerID</w:t>
+      </w:r>
+      <w:proofErr w:type="spellEnd"/>
+      <w:r>
+        <w:t>(</w:t>
+      </w:r>
+      <w:proofErr w:type="gramEnd"/>
+      <w:r>
+        <w:t xml:space="preserve">PK), </w:t>
+      </w:r>
+      <w:proofErr w:type="spellStart"/>
+      <w:r>
+        <w:t>OwnerFirstName</w:t>
+      </w:r>
+      <w:proofErr w:type="spellEnd"/>
+      <w:r>
+        <w:t xml:space="preserve">, </w:t>
+      </w:r>
+      <w:proofErr w:type="spellStart"/>
+      <w:r>
+        <w:t>OwnerLastName</w:t>
+      </w:r>
+      <w:proofErr w:type="spellEnd"/>
+      <w:r>
+        <w:t>)</w:t>
       </w:r>
     </w:p>
     <w:p>
@@ -174,8 +576,90 @@
       </w:r>
     </w:p>
     <w:p>
-      <w:r>
-        <w:t>Employee(EmployeeID, EmployeeFirstName, EmployeeLastName, EmployeeTypeID, EmployeeTypeDescription, (BookingID, ServiceID, ServiceName, ServiceDescription, BookingServiceNotes))</w:t>
+      <w:proofErr w:type="gramStart"/>
+      <w:r>
+        <w:t>Employee(</w:t>
+      </w:r>
+      <w:proofErr w:type="spellStart"/>
+      <w:proofErr w:type="gramEnd"/>
+      <w:r>
+        <w:t>EmployeeID</w:t>
+      </w:r>
+      <w:proofErr w:type="spellEnd"/>
+      <w:r>
+        <w:t xml:space="preserve">, </w:t>
+      </w:r>
+      <w:proofErr w:type="spellStart"/>
+      <w:r>
+        <w:t>EmployeeFirstName</w:t>
+      </w:r>
+      <w:proofErr w:type="spellEnd"/>
+      <w:r>
+        <w:t xml:space="preserve">, </w:t>
+      </w:r>
+      <w:proofErr w:type="spellStart"/>
+      <w:r>
+        <w:t>EmployeeLastName</w:t>
+      </w:r>
+      <w:proofErr w:type="spellEnd"/>
+      <w:r>
+        <w:t xml:space="preserve">, </w:t>
+      </w:r>
+      <w:proofErr w:type="spellStart"/>
+      <w:r>
+        <w:t>EmployeeTypeID</w:t>
+      </w:r>
+      <w:proofErr w:type="spellEnd"/>
+      <w:r>
+        <w:t xml:space="preserve">, </w:t>
+      </w:r>
+      <w:proofErr w:type="spellStart"/>
+      <w:r>
+        <w:t>EmployeeTypeDescription</w:t>
+      </w:r>
+      <w:proofErr w:type="spellEnd"/>
+      <w:r>
+        <w:t>, (</w:t>
+      </w:r>
+      <w:proofErr w:type="spellStart"/>
+      <w:r>
+        <w:t>BookingID</w:t>
+      </w:r>
+      <w:proofErr w:type="spellEnd"/>
+      <w:r>
+        <w:t xml:space="preserve">, </w:t>
+      </w:r>
+      <w:proofErr w:type="spellStart"/>
+      <w:r>
+        <w:t>ServiceID</w:t>
+      </w:r>
+      <w:proofErr w:type="spellEnd"/>
+      <w:r>
+        <w:t xml:space="preserve">, </w:t>
+      </w:r>
+      <w:proofErr w:type="spellStart"/>
+      <w:r>
+        <w:t>ServiceName</w:t>
+      </w:r>
+      <w:proofErr w:type="spellEnd"/>
+      <w:r>
+        <w:t xml:space="preserve">, </w:t>
+      </w:r>
+      <w:proofErr w:type="spellStart"/>
+      <w:r>
+        <w:t>ServiceDescription</w:t>
+      </w:r>
+      <w:proofErr w:type="spellEnd"/>
+      <w:r>
+        <w:t xml:space="preserve">, </w:t>
+      </w:r>
+      <w:proofErr w:type="spellStart"/>
+      <w:r>
+        <w:t>BookingServiceNotes</w:t>
+      </w:r>
+      <w:proofErr w:type="spellEnd"/>
+      <w:r>
+        <w:t>))</w:t>
       </w:r>
     </w:p>
     <w:p/>
@@ -185,261 +669,1203 @@
       </w:r>
     </w:p>
     <w:p>
-      <w:r>
-        <w:t>Employee(EmployeeID(PK), EmployeeFirstName, EmployeeLastName, EmployeeTypeID, EmployeeTypeDescription)</w:t>
-      </w:r>
-    </w:p>
-    <w:p>
+      <w:proofErr w:type="gramStart"/>
+      <w:r>
+        <w:t>Employee(</w:t>
+      </w:r>
+      <w:proofErr w:type="spellStart"/>
+      <w:r>
+        <w:t>EmployeeID</w:t>
+      </w:r>
+      <w:proofErr w:type="spellEnd"/>
+      <w:r>
+        <w:t>(</w:t>
+      </w:r>
+      <w:proofErr w:type="gramEnd"/>
+      <w:r>
+        <w:t xml:space="preserve">PK), </w:t>
+      </w:r>
+      <w:proofErr w:type="spellStart"/>
+      <w:r>
+        <w:t>EmployeeFirstName</w:t>
+      </w:r>
+      <w:proofErr w:type="spellEnd"/>
+      <w:r>
+        <w:t xml:space="preserve">, </w:t>
+      </w:r>
+      <w:proofErr w:type="spellStart"/>
+      <w:r>
+        <w:t>EmployeeLastName</w:t>
+      </w:r>
+      <w:proofErr w:type="spellEnd"/>
+      <w:r>
+        <w:t xml:space="preserve">, </w:t>
+      </w:r>
+      <w:proofErr w:type="spellStart"/>
+      <w:r>
+        <w:t>EmployeeTypeID</w:t>
+      </w:r>
+      <w:proofErr w:type="spellEnd"/>
+      <w:r>
+        <w:t xml:space="preserve">, </w:t>
+      </w:r>
+      <w:proofErr w:type="spellStart"/>
+      <w:r>
+        <w:t>EmployeeTypeDescription</w:t>
+      </w:r>
+      <w:proofErr w:type="spellEnd"/>
+      <w:r>
+        <w:t>)</w:t>
+      </w:r>
+    </w:p>
+    <w:p>
+      <w:proofErr w:type="spellStart"/>
+      <w:proofErr w:type="gramStart"/>
       <w:r>
         <w:t>Service</w:t>
       </w:r>
       <w:r>
-        <w:t>Booking(EmployeeID(PK)</w:t>
+        <w:t>Booking</w:t>
+      </w:r>
+      <w:proofErr w:type="spellEnd"/>
+      <w:r>
+        <w:t>(</w:t>
+      </w:r>
+      <w:proofErr w:type="spellStart"/>
+      <w:r>
+        <w:t>EmployeeID</w:t>
+      </w:r>
+      <w:proofErr w:type="spellEnd"/>
+      <w:r>
+        <w:t>(</w:t>
+      </w:r>
+      <w:proofErr w:type="gramEnd"/>
+      <w:r>
+        <w:t>PK)</w:t>
+      </w:r>
+      <w:r>
+        <w:t>(FK</w:t>
+      </w:r>
+      <w:proofErr w:type="gramStart"/>
+      <w:r>
+        <w:t>)</w:t>
+      </w:r>
+      <w:r>
+        <w:t>,</w:t>
+      </w:r>
+      <w:proofErr w:type="spellStart"/>
+      <w:r>
+        <w:t>BookingID</w:t>
+      </w:r>
+      <w:proofErr w:type="spellEnd"/>
+      <w:proofErr w:type="gramEnd"/>
+      <w:r>
+        <w:t xml:space="preserve">(PK), </w:t>
+      </w:r>
+      <w:proofErr w:type="spellStart"/>
+      <w:proofErr w:type="gramStart"/>
+      <w:r>
+        <w:t>ServiceID</w:t>
+      </w:r>
+      <w:proofErr w:type="spellEnd"/>
+      <w:r>
+        <w:t>(</w:t>
+      </w:r>
+      <w:proofErr w:type="gramEnd"/>
+      <w:r>
+        <w:t>PK)</w:t>
+      </w:r>
+      <w:r>
+        <w:t xml:space="preserve">, </w:t>
+      </w:r>
+      <w:proofErr w:type="spellStart"/>
+      <w:r>
+        <w:t>ServiceName</w:t>
+      </w:r>
+      <w:proofErr w:type="spellEnd"/>
+      <w:r>
+        <w:t xml:space="preserve">, </w:t>
+      </w:r>
+      <w:proofErr w:type="spellStart"/>
+      <w:r>
+        <w:t>ServiceDescription</w:t>
+      </w:r>
+      <w:proofErr w:type="spellEnd"/>
+      <w:r>
+        <w:t xml:space="preserve">, </w:t>
+      </w:r>
+      <w:proofErr w:type="spellStart"/>
+      <w:r>
+        <w:t>BookingServiceNotes</w:t>
+      </w:r>
+      <w:proofErr w:type="spellEnd"/>
+      <w:r>
+        <w:t>)</w:t>
+      </w:r>
+    </w:p>
+    <w:p/>
+    <w:p>
+      <w:r>
+        <w:t>2NF:</w:t>
+      </w:r>
+    </w:p>
+    <w:p>
+      <w:proofErr w:type="gramStart"/>
+      <w:r>
+        <w:t>Employee(</w:t>
+      </w:r>
+      <w:proofErr w:type="spellStart"/>
+      <w:r>
+        <w:t>EmployeeID</w:t>
+      </w:r>
+      <w:proofErr w:type="spellEnd"/>
+      <w:r>
+        <w:t>(</w:t>
+      </w:r>
+      <w:proofErr w:type="gramEnd"/>
+      <w:r>
+        <w:t xml:space="preserve">PK), </w:t>
+      </w:r>
+      <w:proofErr w:type="spellStart"/>
+      <w:r>
+        <w:t>EmployeeFirstName</w:t>
+      </w:r>
+      <w:proofErr w:type="spellEnd"/>
+      <w:r>
+        <w:t xml:space="preserve">, </w:t>
+      </w:r>
+      <w:proofErr w:type="spellStart"/>
+      <w:r>
+        <w:t>EmployeeLastName</w:t>
+      </w:r>
+      <w:proofErr w:type="spellEnd"/>
+      <w:r>
+        <w:t xml:space="preserve">, </w:t>
+      </w:r>
+      <w:proofErr w:type="spellStart"/>
+      <w:r>
+        <w:t>EmployeeTypeID</w:t>
+      </w:r>
+      <w:proofErr w:type="spellEnd"/>
+      <w:r>
+        <w:t xml:space="preserve">, </w:t>
+      </w:r>
+      <w:proofErr w:type="spellStart"/>
+      <w:r>
+        <w:t>EmployeeTypeDescription</w:t>
+      </w:r>
+      <w:proofErr w:type="spellEnd"/>
+      <w:r>
+        <w:t>)</w:t>
+      </w:r>
+    </w:p>
+    <w:p>
+      <w:proofErr w:type="spellStart"/>
+      <w:proofErr w:type="gramStart"/>
+      <w:r>
+        <w:t>ServiceBooking</w:t>
+      </w:r>
+      <w:proofErr w:type="spellEnd"/>
+      <w:r>
+        <w:t>(</w:t>
+      </w:r>
+      <w:proofErr w:type="spellStart"/>
+      <w:r>
+        <w:t>BookingID</w:t>
+      </w:r>
+      <w:proofErr w:type="spellEnd"/>
+      <w:r>
+        <w:t>(</w:t>
+      </w:r>
+      <w:proofErr w:type="gramEnd"/>
+      <w:r>
+        <w:t xml:space="preserve">PK), </w:t>
+      </w:r>
+      <w:proofErr w:type="spellStart"/>
+      <w:proofErr w:type="gramStart"/>
+      <w:r>
+        <w:t>ServiceID</w:t>
+      </w:r>
+      <w:proofErr w:type="spellEnd"/>
+      <w:r>
+        <w:t>(</w:t>
+      </w:r>
+      <w:proofErr w:type="gramEnd"/>
+      <w:r>
+        <w:t>PK)(FK),</w:t>
+      </w:r>
+      <w:r>
+        <w:t xml:space="preserve"> </w:t>
+      </w:r>
+      <w:proofErr w:type="spellStart"/>
+      <w:proofErr w:type="gramStart"/>
+      <w:r>
+        <w:t>EmployeeID</w:t>
+      </w:r>
+      <w:proofErr w:type="spellEnd"/>
+      <w:r>
+        <w:t>(</w:t>
+      </w:r>
+      <w:proofErr w:type="gramEnd"/>
+      <w:r>
+        <w:t>FK),</w:t>
+      </w:r>
+      <w:r>
+        <w:t xml:space="preserve"> </w:t>
+      </w:r>
+      <w:proofErr w:type="spellStart"/>
+      <w:r>
+        <w:t>BookingServiceNotes</w:t>
+      </w:r>
+      <w:proofErr w:type="spellEnd"/>
+      <w:r>
+        <w:t>)</w:t>
+      </w:r>
+    </w:p>
+    <w:p>
+      <w:proofErr w:type="gramStart"/>
+      <w:r>
+        <w:t>Service(</w:t>
+      </w:r>
+      <w:proofErr w:type="spellStart"/>
+      <w:r>
+        <w:t>ServiceID</w:t>
+      </w:r>
+      <w:proofErr w:type="spellEnd"/>
+      <w:r>
+        <w:t>(</w:t>
+      </w:r>
+      <w:proofErr w:type="gramEnd"/>
+      <w:r>
+        <w:t xml:space="preserve">PK), </w:t>
+      </w:r>
+      <w:proofErr w:type="spellStart"/>
+      <w:r>
+        <w:t>ServiceName</w:t>
+      </w:r>
+      <w:proofErr w:type="spellEnd"/>
+      <w:r>
+        <w:t xml:space="preserve">, </w:t>
+      </w:r>
+      <w:proofErr w:type="spellStart"/>
+      <w:r>
+        <w:t>ServiceDescription</w:t>
+      </w:r>
+      <w:proofErr w:type="spellEnd"/>
+      <w:r>
+        <w:t>)</w:t>
+      </w:r>
+    </w:p>
+    <w:p/>
+    <w:p>
+      <w:r>
+        <w:t>3</w:t>
+      </w:r>
+      <w:r>
+        <w:t>NF:</w:t>
+      </w:r>
+    </w:p>
+    <w:p>
+      <w:proofErr w:type="gramStart"/>
+      <w:r>
+        <w:t>Employee(</w:t>
+      </w:r>
+      <w:proofErr w:type="spellStart"/>
+      <w:r>
+        <w:t>EmployeeID</w:t>
+      </w:r>
+      <w:proofErr w:type="spellEnd"/>
+      <w:r>
+        <w:t>(</w:t>
+      </w:r>
+      <w:proofErr w:type="gramEnd"/>
+      <w:r>
+        <w:t xml:space="preserve">PK), </w:t>
+      </w:r>
+      <w:proofErr w:type="spellStart"/>
+      <w:r>
+        <w:t>EmployeeFirstName</w:t>
+      </w:r>
+      <w:proofErr w:type="spellEnd"/>
+      <w:r>
+        <w:t xml:space="preserve">, </w:t>
+      </w:r>
+      <w:proofErr w:type="spellStart"/>
+      <w:r>
+        <w:t>EmployeeLastName</w:t>
+      </w:r>
+      <w:proofErr w:type="spellEnd"/>
+      <w:r>
+        <w:t xml:space="preserve">, </w:t>
+      </w:r>
+      <w:proofErr w:type="spellStart"/>
+      <w:proofErr w:type="gramStart"/>
+      <w:r>
+        <w:t>EmployeeTypeID</w:t>
+      </w:r>
+      <w:proofErr w:type="spellEnd"/>
+      <w:r>
+        <w:t>(</w:t>
+      </w:r>
+      <w:proofErr w:type="gramEnd"/>
+      <w:r>
+        <w:t>FK))</w:t>
+      </w:r>
+    </w:p>
+    <w:p>
+      <w:proofErr w:type="spellStart"/>
+      <w:proofErr w:type="gramStart"/>
+      <w:r>
+        <w:t>EmployeeType</w:t>
+      </w:r>
+      <w:proofErr w:type="spellEnd"/>
+      <w:r>
+        <w:t>(</w:t>
+      </w:r>
+      <w:proofErr w:type="spellStart"/>
+      <w:r>
+        <w:t>EmployeeTypeID</w:t>
+      </w:r>
+      <w:proofErr w:type="spellEnd"/>
+      <w:r>
+        <w:t>(</w:t>
+      </w:r>
+      <w:proofErr w:type="gramEnd"/>
+      <w:r>
+        <w:t xml:space="preserve">PK), </w:t>
+      </w:r>
+      <w:proofErr w:type="spellStart"/>
+      <w:r>
+        <w:t>EmployeeTypeDescription</w:t>
+      </w:r>
+      <w:proofErr w:type="spellEnd"/>
+      <w:r>
+        <w:t>)</w:t>
+      </w:r>
+    </w:p>
+    <w:p>
+      <w:proofErr w:type="spellStart"/>
+      <w:proofErr w:type="gramStart"/>
+      <w:r>
+        <w:t>ServiceBooking</w:t>
+      </w:r>
+      <w:proofErr w:type="spellEnd"/>
+      <w:r>
+        <w:t>(</w:t>
+      </w:r>
+      <w:proofErr w:type="spellStart"/>
+      <w:r>
+        <w:t>BookingID</w:t>
+      </w:r>
+      <w:proofErr w:type="spellEnd"/>
+      <w:r>
+        <w:t>(</w:t>
+      </w:r>
+      <w:proofErr w:type="gramEnd"/>
+      <w:r>
+        <w:t xml:space="preserve">PK), </w:t>
+      </w:r>
+      <w:proofErr w:type="spellStart"/>
+      <w:proofErr w:type="gramStart"/>
+      <w:r>
+        <w:t>ServiceID</w:t>
+      </w:r>
+      <w:proofErr w:type="spellEnd"/>
+      <w:r>
+        <w:t>(</w:t>
+      </w:r>
+      <w:proofErr w:type="gramEnd"/>
+      <w:r>
+        <w:t>PK)(FK),</w:t>
+      </w:r>
+      <w:r>
+        <w:t xml:space="preserve"> </w:t>
+      </w:r>
+      <w:proofErr w:type="spellStart"/>
+      <w:proofErr w:type="gramStart"/>
+      <w:r>
+        <w:t>EmployeeID</w:t>
+      </w:r>
+      <w:proofErr w:type="spellEnd"/>
+      <w:r>
+        <w:t>(</w:t>
+      </w:r>
+      <w:proofErr w:type="gramEnd"/>
+      <w:r>
+        <w:t xml:space="preserve">FK), </w:t>
+      </w:r>
+      <w:proofErr w:type="spellStart"/>
+      <w:r>
+        <w:t>BookingServiceNotes</w:t>
+      </w:r>
+      <w:proofErr w:type="spellEnd"/>
+      <w:r>
+        <w:t>)</w:t>
+      </w:r>
+    </w:p>
+    <w:p>
+      <w:proofErr w:type="gramStart"/>
+      <w:r>
+        <w:t>Service(</w:t>
+      </w:r>
+      <w:proofErr w:type="spellStart"/>
+      <w:r>
+        <w:t>ServiceID</w:t>
+      </w:r>
+      <w:proofErr w:type="spellEnd"/>
+      <w:r>
+        <w:t>(</w:t>
+      </w:r>
+      <w:proofErr w:type="gramEnd"/>
+      <w:r>
+        <w:t xml:space="preserve">PK), </w:t>
+      </w:r>
+      <w:proofErr w:type="spellStart"/>
+      <w:r>
+        <w:t>ServiceName</w:t>
+      </w:r>
+      <w:proofErr w:type="spellEnd"/>
+      <w:r>
+        <w:t xml:space="preserve">, </w:t>
+      </w:r>
+      <w:proofErr w:type="spellStart"/>
+      <w:r>
+        <w:t>ServiceDescription</w:t>
+      </w:r>
+      <w:proofErr w:type="spellEnd"/>
+      <w:r>
+        <w:t>)</w:t>
+      </w:r>
+    </w:p>
+    <w:p/>
+    <w:p>
+      <w:r>
+        <w:br w:type="column"/>
+      </w:r>
+    </w:p>
+    <w:p>
+      <w:r>
+        <w:t>Booking Invoice View:</w:t>
+      </w:r>
+    </w:p>
+    <w:p/>
+    <w:p>
+      <w:r>
+        <w:t>Initial Table:</w:t>
+      </w:r>
+    </w:p>
+    <w:p>
+      <w:proofErr w:type="gramStart"/>
+      <w:r>
+        <w:t>Booking(</w:t>
+      </w:r>
+      <w:proofErr w:type="spellStart"/>
+      <w:proofErr w:type="gramEnd"/>
+      <w:r>
+        <w:t>BookingID</w:t>
+      </w:r>
+      <w:proofErr w:type="spellEnd"/>
+      <w:r>
+        <w:t xml:space="preserve">, StartDate, </w:t>
+      </w:r>
+      <w:proofErr w:type="spellStart"/>
+      <w:r>
+        <w:t>EndDate</w:t>
+      </w:r>
+      <w:proofErr w:type="spellEnd"/>
+      <w:r>
+        <w:t xml:space="preserve">, </w:t>
+      </w:r>
+      <w:proofErr w:type="spellStart"/>
+      <w:r>
+        <w:t>OwnerID</w:t>
+      </w:r>
+      <w:proofErr w:type="spellEnd"/>
+      <w:r>
+        <w:t xml:space="preserve">, </w:t>
+      </w:r>
+      <w:proofErr w:type="spellStart"/>
+      <w:r>
+        <w:t>OwnerFirstName</w:t>
+      </w:r>
+      <w:proofErr w:type="spellEnd"/>
+      <w:r>
+        <w:t xml:space="preserve">, </w:t>
+      </w:r>
+      <w:proofErr w:type="spellStart"/>
+      <w:r>
+        <w:t>OwnerLastName</w:t>
+      </w:r>
+      <w:proofErr w:type="spellEnd"/>
+      <w:r>
+        <w:t xml:space="preserve">, </w:t>
+      </w:r>
+      <w:proofErr w:type="spellStart"/>
+      <w:r>
+        <w:t>DogID</w:t>
+      </w:r>
+      <w:proofErr w:type="spellEnd"/>
+      <w:r>
+        <w:t xml:space="preserve">, </w:t>
+      </w:r>
+      <w:proofErr w:type="spellStart"/>
+      <w:r>
+        <w:t>DogName</w:t>
+      </w:r>
+      <w:proofErr w:type="spellEnd"/>
+      <w:r>
+        <w:t>, (</w:t>
+      </w:r>
+      <w:proofErr w:type="spellStart"/>
+      <w:r>
+        <w:t>ServiceID</w:t>
+      </w:r>
+      <w:proofErr w:type="spellEnd"/>
+      <w:r>
+        <w:t xml:space="preserve">, </w:t>
+      </w:r>
+      <w:proofErr w:type="spellStart"/>
+      <w:r>
+        <w:t>ServiceName</w:t>
+      </w:r>
+      <w:proofErr w:type="spellEnd"/>
+      <w:r>
+        <w:t xml:space="preserve">, </w:t>
+      </w:r>
+      <w:proofErr w:type="spellStart"/>
+      <w:r>
+        <w:t>BookingServiceNotes</w:t>
+      </w:r>
+      <w:proofErr w:type="spellEnd"/>
+      <w:r>
+        <w:t xml:space="preserve">, </w:t>
+      </w:r>
+      <w:proofErr w:type="spellStart"/>
+      <w:r>
+        <w:t>CurrentServicePrice</w:t>
+      </w:r>
+      <w:proofErr w:type="spellEnd"/>
+      <w:r>
+        <w:t xml:space="preserve">, </w:t>
+      </w:r>
+      <w:proofErr w:type="spellStart"/>
+      <w:r>
+        <w:t>HistoricalServicePrice</w:t>
+      </w:r>
+      <w:proofErr w:type="spellEnd"/>
+      <w:r>
+        <w:t xml:space="preserve">), </w:t>
+      </w:r>
+      <w:proofErr w:type="spellStart"/>
+      <w:r>
+        <w:t>BookingGST</w:t>
+      </w:r>
+      <w:proofErr w:type="spellEnd"/>
+      <w:r>
+        <w:t>)</w:t>
+      </w:r>
+    </w:p>
+    <w:p/>
+    <w:p>
+      <w:r>
+        <w:t>1NF:</w:t>
+      </w:r>
+    </w:p>
+    <w:p>
+      <w:proofErr w:type="gramStart"/>
+      <w:r>
+        <w:t>Booking(</w:t>
+      </w:r>
+      <w:proofErr w:type="spellStart"/>
+      <w:r>
+        <w:t>BookingID</w:t>
+      </w:r>
+      <w:proofErr w:type="spellEnd"/>
+      <w:r>
+        <w:t>(</w:t>
+      </w:r>
+      <w:proofErr w:type="gramEnd"/>
+      <w:r>
+        <w:t>PK),</w:t>
+      </w:r>
+      <w:r>
+        <w:t xml:space="preserve"> </w:t>
+      </w:r>
+      <w:proofErr w:type="spellStart"/>
+      <w:proofErr w:type="gramStart"/>
+      <w:r>
+        <w:t>ServiceID</w:t>
+      </w:r>
+      <w:proofErr w:type="spellEnd"/>
+      <w:r>
+        <w:t>(</w:t>
+      </w:r>
+      <w:proofErr w:type="gramEnd"/>
+      <w:r>
+        <w:t>FK</w:t>
+      </w:r>
+      <w:proofErr w:type="gramStart"/>
+      <w:r>
+        <w:t xml:space="preserve">), </w:t>
+      </w:r>
+      <w:r>
+        <w:t xml:space="preserve"> </w:t>
+      </w:r>
+      <w:r>
+        <w:t>StartDate</w:t>
+      </w:r>
+      <w:proofErr w:type="gramEnd"/>
+      <w:r>
+        <w:t xml:space="preserve">, </w:t>
+      </w:r>
+      <w:proofErr w:type="spellStart"/>
+      <w:r>
+        <w:t>EndDate</w:t>
+      </w:r>
+      <w:proofErr w:type="spellEnd"/>
+      <w:r>
+        <w:t xml:space="preserve">, </w:t>
+      </w:r>
+      <w:proofErr w:type="spellStart"/>
+      <w:r>
+        <w:t>OwnerID</w:t>
+      </w:r>
+      <w:proofErr w:type="spellEnd"/>
+      <w:r>
+        <w:t xml:space="preserve">, </w:t>
+      </w:r>
+      <w:proofErr w:type="spellStart"/>
+      <w:r>
+        <w:t>OwnerFirstName</w:t>
+      </w:r>
+      <w:proofErr w:type="spellEnd"/>
+      <w:r>
+        <w:t xml:space="preserve">, </w:t>
+      </w:r>
+      <w:proofErr w:type="spellStart"/>
+      <w:r>
+        <w:t>OwnerLastName</w:t>
+      </w:r>
+      <w:proofErr w:type="spellEnd"/>
+      <w:r>
+        <w:t xml:space="preserve">, </w:t>
+      </w:r>
+      <w:proofErr w:type="spellStart"/>
+      <w:r>
+        <w:t>DogID</w:t>
+      </w:r>
+      <w:proofErr w:type="spellEnd"/>
+      <w:r>
+        <w:t xml:space="preserve">, </w:t>
+      </w:r>
+      <w:proofErr w:type="spellStart"/>
+      <w:r>
+        <w:t>DogName</w:t>
+      </w:r>
+      <w:proofErr w:type="spellEnd"/>
+      <w:r>
+        <w:t xml:space="preserve">, </w:t>
+      </w:r>
+      <w:proofErr w:type="spellStart"/>
+      <w:r>
+        <w:t>BookingGST</w:t>
+      </w:r>
+      <w:proofErr w:type="spellEnd"/>
+      <w:r>
+        <w:t>)</w:t>
+      </w:r>
+    </w:p>
+    <w:p>
+      <w:proofErr w:type="spellStart"/>
+      <w:proofErr w:type="gramStart"/>
+      <w:r>
+        <w:t>ServiceBooking</w:t>
+      </w:r>
+      <w:proofErr w:type="spellEnd"/>
+      <w:r>
+        <w:t>(</w:t>
+      </w:r>
+      <w:proofErr w:type="spellStart"/>
+      <w:r>
+        <w:t>BookingID</w:t>
+      </w:r>
+      <w:proofErr w:type="spellEnd"/>
+      <w:r>
+        <w:t>(</w:t>
+      </w:r>
+      <w:proofErr w:type="gramEnd"/>
+      <w:r>
+        <w:t>FK)</w:t>
+      </w:r>
+      <w:r>
+        <w:t>,</w:t>
+      </w:r>
+      <w:r>
+        <w:t xml:space="preserve"> </w:t>
+      </w:r>
+      <w:proofErr w:type="spellStart"/>
+      <w:proofErr w:type="gramStart"/>
+      <w:r>
+        <w:t>ServiceID</w:t>
+      </w:r>
+      <w:proofErr w:type="spellEnd"/>
+      <w:r>
+        <w:t>(</w:t>
+      </w:r>
+      <w:proofErr w:type="gramEnd"/>
+      <w:r>
+        <w:t xml:space="preserve">PK), </w:t>
+      </w:r>
+      <w:proofErr w:type="spellStart"/>
+      <w:r>
+        <w:t>ServiceName</w:t>
+      </w:r>
+      <w:proofErr w:type="spellEnd"/>
+      <w:r>
+        <w:t xml:space="preserve">, </w:t>
+      </w:r>
+      <w:proofErr w:type="spellStart"/>
+      <w:r>
+        <w:t>BookingServiceNotes</w:t>
+      </w:r>
+      <w:proofErr w:type="spellEnd"/>
+      <w:r>
+        <w:t xml:space="preserve">, </w:t>
+      </w:r>
+      <w:proofErr w:type="spellStart"/>
+      <w:r>
+        <w:t>CurrentServicePrice</w:t>
+      </w:r>
+      <w:proofErr w:type="spellEnd"/>
+      <w:r>
+        <w:t xml:space="preserve">, </w:t>
+      </w:r>
+      <w:proofErr w:type="spellStart"/>
+      <w:r>
+        <w:t>HistoricalServicePrice</w:t>
+      </w:r>
+      <w:proofErr w:type="spellEnd"/>
+      <w:r>
+        <w:t>)</w:t>
+      </w:r>
+    </w:p>
+    <w:p/>
+    <w:p>
+      <w:r>
+        <w:t>2NF:</w:t>
+      </w:r>
+    </w:p>
+    <w:p>
+      <w:proofErr w:type="gramStart"/>
+      <w:r>
+        <w:t>Booking(</w:t>
+      </w:r>
+      <w:proofErr w:type="spellStart"/>
+      <w:r>
+        <w:t>BookingID</w:t>
+      </w:r>
+      <w:proofErr w:type="spellEnd"/>
+      <w:r>
+        <w:t>(</w:t>
+      </w:r>
+      <w:proofErr w:type="gramEnd"/>
+      <w:r>
+        <w:t>PK),</w:t>
+      </w:r>
+      <w:r>
+        <w:t xml:space="preserve"> </w:t>
+      </w:r>
+      <w:r>
+        <w:t xml:space="preserve">StartDate, </w:t>
+      </w:r>
+      <w:proofErr w:type="spellStart"/>
+      <w:r>
+        <w:t>EndDate</w:t>
+      </w:r>
+      <w:proofErr w:type="spellEnd"/>
+      <w:r>
+        <w:t xml:space="preserve">, </w:t>
+      </w:r>
+      <w:proofErr w:type="spellStart"/>
+      <w:r>
+        <w:t>OwnerID</w:t>
+      </w:r>
+      <w:proofErr w:type="spellEnd"/>
+      <w:r>
+        <w:t xml:space="preserve">, </w:t>
+      </w:r>
+      <w:proofErr w:type="spellStart"/>
+      <w:r>
+        <w:t>OwnerFirstName</w:t>
+      </w:r>
+      <w:proofErr w:type="spellEnd"/>
+      <w:r>
+        <w:t xml:space="preserve">, </w:t>
+      </w:r>
+      <w:proofErr w:type="spellStart"/>
+      <w:r>
+        <w:t>OwnerLastName</w:t>
+      </w:r>
+      <w:proofErr w:type="spellEnd"/>
+      <w:r>
+        <w:t xml:space="preserve">, </w:t>
+      </w:r>
+      <w:proofErr w:type="spellStart"/>
+      <w:r>
+        <w:t>DogID</w:t>
+      </w:r>
+      <w:proofErr w:type="spellEnd"/>
+      <w:r>
+        <w:t xml:space="preserve">, </w:t>
+      </w:r>
+      <w:proofErr w:type="spellStart"/>
+      <w:r>
+        <w:t>DogName</w:t>
+      </w:r>
+      <w:proofErr w:type="spellEnd"/>
+      <w:r>
+        <w:t xml:space="preserve">, </w:t>
+      </w:r>
+      <w:proofErr w:type="spellStart"/>
+      <w:r>
+        <w:t>BookingGST</w:t>
+      </w:r>
+      <w:proofErr w:type="spellEnd"/>
+      <w:r>
+        <w:t>)</w:t>
+      </w:r>
+    </w:p>
+    <w:p>
+      <w:proofErr w:type="spellStart"/>
+      <w:proofErr w:type="gramStart"/>
+      <w:r>
+        <w:t>ServiceBooking</w:t>
+      </w:r>
+      <w:proofErr w:type="spellEnd"/>
+      <w:r>
+        <w:t>(</w:t>
+      </w:r>
+      <w:proofErr w:type="spellStart"/>
+      <w:r>
+        <w:t>BookingID</w:t>
+      </w:r>
+      <w:proofErr w:type="spellEnd"/>
+      <w:r>
+        <w:t>(</w:t>
+      </w:r>
+      <w:proofErr w:type="gramEnd"/>
+      <w:r>
+        <w:t>PK)</w:t>
       </w:r>
       <w:r>
         <w:t>(FK)</w:t>
       </w:r>
       <w:r>
-        <w:t>,BookingID(PK), ServiceID</w:t>
-      </w:r>
-      <w:r>
-        <w:t>(PK)</w:t>
-      </w:r>
-      <w:r>
-        <w:t>, ServiceName, ServiceDescription, BookingServiceNotes)</w:t>
+        <w:t>,</w:t>
+      </w:r>
+      <w:r>
+        <w:t xml:space="preserve"> </w:t>
+      </w:r>
+      <w:proofErr w:type="spellStart"/>
+      <w:proofErr w:type="gramStart"/>
+      <w:r>
+        <w:t>ServiceID</w:t>
+      </w:r>
+      <w:proofErr w:type="spellEnd"/>
+      <w:r>
+        <w:t>(</w:t>
+      </w:r>
+      <w:proofErr w:type="gramEnd"/>
+      <w:r>
+        <w:t>PK)</w:t>
+      </w:r>
+      <w:r>
+        <w:t>(FK)</w:t>
+      </w:r>
+      <w:r>
+        <w:t>,</w:t>
+      </w:r>
+      <w:r>
+        <w:t xml:space="preserve"> </w:t>
+      </w:r>
+      <w:proofErr w:type="spellStart"/>
+      <w:proofErr w:type="gramStart"/>
+      <w:r>
+        <w:t>BookingServiceNotes</w:t>
+      </w:r>
+      <w:proofErr w:type="spellEnd"/>
+      <w:r>
+        <w:t>,</w:t>
+      </w:r>
+      <w:r>
+        <w:t xml:space="preserve"> </w:t>
+      </w:r>
+      <w:r>
+        <w:t xml:space="preserve"> </w:t>
+      </w:r>
+      <w:proofErr w:type="spellStart"/>
+      <w:r>
+        <w:t>HistoricalServicePrice</w:t>
+      </w:r>
+      <w:proofErr w:type="spellEnd"/>
+      <w:proofErr w:type="gramEnd"/>
+      <w:r>
+        <w:t>)</w:t>
+      </w:r>
+    </w:p>
+    <w:p>
+      <w:proofErr w:type="gramStart"/>
+      <w:r>
+        <w:t>Service(</w:t>
+      </w:r>
+      <w:proofErr w:type="spellStart"/>
+      <w:r>
+        <w:t>ServiceID</w:t>
+      </w:r>
+      <w:proofErr w:type="spellEnd"/>
+      <w:r>
+        <w:t>(</w:t>
+      </w:r>
+      <w:proofErr w:type="gramEnd"/>
+      <w:r>
+        <w:t xml:space="preserve">PK), </w:t>
+      </w:r>
+      <w:proofErr w:type="spellStart"/>
+      <w:r>
+        <w:t>ServiceName</w:t>
+      </w:r>
+      <w:proofErr w:type="spellEnd"/>
+      <w:r>
+        <w:t xml:space="preserve">, </w:t>
+      </w:r>
+      <w:proofErr w:type="spellStart"/>
+      <w:r>
+        <w:t>CurrentServicePrice</w:t>
+      </w:r>
+      <w:proofErr w:type="spellEnd"/>
+      <w:r>
+        <w:t>)</w:t>
       </w:r>
     </w:p>
     <w:p/>
     <w:p>
       <w:r>
-        <w:t>2NF:</w:t>
-      </w:r>
-    </w:p>
-    <w:p>
-      <w:r>
-        <w:t>Employee(EmployeeID(PK), EmployeeFirstName, EmployeeLastName, EmployeeTypeID, EmployeeTypeDescription)</w:t>
-      </w:r>
-    </w:p>
-    <w:p>
-      <w:r>
-        <w:t>ServiceBooking(BookingID(PK), ServiceID(PK)(FK),</w:t>
+        <w:t>3NF:</w:t>
+      </w:r>
+    </w:p>
+    <w:p>
+      <w:proofErr w:type="gramStart"/>
+      <w:r>
+        <w:t>Booking(</w:t>
+      </w:r>
+      <w:proofErr w:type="spellStart"/>
+      <w:r>
+        <w:t>BookingID</w:t>
+      </w:r>
+      <w:proofErr w:type="spellEnd"/>
+      <w:r>
+        <w:t>(</w:t>
+      </w:r>
+      <w:proofErr w:type="gramEnd"/>
+      <w:r>
+        <w:t xml:space="preserve">PK), </w:t>
+      </w:r>
+      <w:proofErr w:type="spellStart"/>
+      <w:proofErr w:type="gramStart"/>
+      <w:r>
+        <w:t>DogID</w:t>
+      </w:r>
+      <w:proofErr w:type="spellEnd"/>
+      <w:r>
+        <w:t>(</w:t>
+      </w:r>
+      <w:proofErr w:type="gramEnd"/>
+      <w:r>
+        <w:t>FK),</w:t>
       </w:r>
       <w:r>
         <w:t xml:space="preserve"> </w:t>
       </w:r>
       <w:r>
-        <w:t>EmployeeID(FK),</w:t>
-      </w:r>
-      <w:r>
-        <w:t xml:space="preserve"> BookingServiceNotes)</w:t>
-      </w:r>
-    </w:p>
-    <w:p>
-      <w:r>
-        <w:t>Service(ServiceID(PK), ServiceName, ServiceDescription)</w:t>
-      </w:r>
-    </w:p>
-    <w:p/>
-    <w:p>
-      <w:r>
-        <w:t>3</w:t>
-      </w:r>
-      <w:r>
-        <w:t>NF:</w:t>
-      </w:r>
-    </w:p>
-    <w:p>
-      <w:r>
-        <w:t>Employee(EmployeeID(PK), EmployeeFirstName, EmployeeLastName, EmployeeTypeID(FK))</w:t>
-      </w:r>
-    </w:p>
-    <w:p>
-      <w:r>
-        <w:t>EmployeeType(EmployeeTypeID(PK), EmployeeTypeDescription)</w:t>
-      </w:r>
-    </w:p>
-    <w:p>
-      <w:r>
-        <w:t>ServiceBooking(BookingID(PK), ServiceID(PK)(FK),</w:t>
+        <w:t xml:space="preserve">StartDate, </w:t>
+      </w:r>
+      <w:proofErr w:type="spellStart"/>
+      <w:r>
+        <w:t>EndDate</w:t>
+      </w:r>
+      <w:proofErr w:type="spellEnd"/>
+      <w:r>
+        <w:t xml:space="preserve">, </w:t>
+      </w:r>
+      <w:proofErr w:type="spellStart"/>
+      <w:r>
+        <w:t>BookingGST</w:t>
+      </w:r>
+      <w:proofErr w:type="spellEnd"/>
+      <w:r>
+        <w:t>)</w:t>
+      </w:r>
+    </w:p>
+    <w:p>
+      <w:proofErr w:type="gramStart"/>
+      <w:r>
+        <w:t>Owner(</w:t>
+      </w:r>
+      <w:proofErr w:type="spellStart"/>
+      <w:r>
+        <w:t>OwnerID</w:t>
+      </w:r>
+      <w:proofErr w:type="spellEnd"/>
+      <w:r>
+        <w:t>(</w:t>
+      </w:r>
+      <w:proofErr w:type="gramEnd"/>
+      <w:r>
+        <w:t xml:space="preserve">PK), </w:t>
+      </w:r>
+      <w:proofErr w:type="spellStart"/>
+      <w:r>
+        <w:t>OwnerFirstName</w:t>
+      </w:r>
+      <w:proofErr w:type="spellEnd"/>
+      <w:r>
+        <w:t xml:space="preserve">, </w:t>
+      </w:r>
+      <w:proofErr w:type="spellStart"/>
+      <w:r>
+        <w:t>OwnerLastName</w:t>
+      </w:r>
+      <w:proofErr w:type="spellEnd"/>
+      <w:r>
+        <w:t>)</w:t>
+      </w:r>
+    </w:p>
+    <w:p>
+      <w:proofErr w:type="gramStart"/>
+      <w:r>
+        <w:t>Dog(</w:t>
+      </w:r>
+      <w:proofErr w:type="spellStart"/>
+      <w:r>
+        <w:t>DogID</w:t>
+      </w:r>
+      <w:proofErr w:type="spellEnd"/>
+      <w:r>
+        <w:t>(</w:t>
+      </w:r>
+      <w:proofErr w:type="gramEnd"/>
+      <w:r>
+        <w:t xml:space="preserve">PK), </w:t>
+      </w:r>
+      <w:proofErr w:type="spellStart"/>
+      <w:proofErr w:type="gramStart"/>
+      <w:r>
+        <w:t>OwnerID</w:t>
+      </w:r>
+      <w:proofErr w:type="spellEnd"/>
+      <w:r>
+        <w:t>(</w:t>
+      </w:r>
+      <w:proofErr w:type="gramEnd"/>
+      <w:r>
+        <w:t xml:space="preserve">FK), </w:t>
+      </w:r>
+      <w:proofErr w:type="spellStart"/>
+      <w:r>
+        <w:t>DogName</w:t>
+      </w:r>
+      <w:proofErr w:type="spellEnd"/>
+      <w:r>
+        <w:t>)</w:t>
+      </w:r>
+    </w:p>
+    <w:p>
+      <w:proofErr w:type="spellStart"/>
+      <w:proofErr w:type="gramStart"/>
+      <w:r>
+        <w:t>ServiceBooking</w:t>
+      </w:r>
+      <w:proofErr w:type="spellEnd"/>
+      <w:r>
+        <w:t>(</w:t>
+      </w:r>
+      <w:proofErr w:type="spellStart"/>
+      <w:r>
+        <w:t>BookingID</w:t>
+      </w:r>
+      <w:proofErr w:type="spellEnd"/>
+      <w:r>
+        <w:t>(</w:t>
+      </w:r>
+      <w:proofErr w:type="gramEnd"/>
+      <w:r>
+        <w:t>PK)(FK),</w:t>
       </w:r>
       <w:r>
         <w:t xml:space="preserve"> </w:t>
       </w:r>
-      <w:r>
-        <w:t>EmployeeID(FK), BookingServiceNotes)</w:t>
-      </w:r>
-    </w:p>
-    <w:p>
-      <w:r>
-        <w:t>Service(ServiceID(PK), ServiceName, ServiceDescription)</w:t>
-      </w:r>
-    </w:p>
-    <w:p/>
-    <w:p>
-      <w:r>
-        <w:br w:type="column"/>
-      </w:r>
-    </w:p>
-    <w:p>
-      <w:r>
-        <w:t>Booking Invoice View:</w:t>
-      </w:r>
-    </w:p>
-    <w:p/>
-    <w:p>
-      <w:r>
-        <w:t>Initial Table:</w:t>
-      </w:r>
-    </w:p>
-    <w:p>
-      <w:r>
-        <w:t>Booking(BookingID, StartDate, EndDate, OwnerID, OwnerFirstName, OwnerLastName, DogID, DogName, (ServiceID, ServiceName, BookingServiceNotes, CurrentServicePrice, HistoricalServicePrice), BookingGST)</w:t>
-      </w:r>
-    </w:p>
-    <w:p/>
-    <w:p>
-      <w:r>
-        <w:t>1NF:</w:t>
-      </w:r>
-    </w:p>
-    <w:p>
-      <w:r>
-        <w:t>Booking(BookingID(PK),</w:t>
-      </w:r>
-      <w:r>
-        <w:t xml:space="preserve"> </w:t>
-      </w:r>
-      <w:r>
-        <w:t xml:space="preserve">ServiceID(FK), </w:t>
-      </w:r>
-      <w:r>
-        <w:t xml:space="preserve"> </w:t>
-      </w:r>
-      <w:r>
-        <w:t>StartDate, EndDate, OwnerID, OwnerFirstName, OwnerLastName, DogID, DogName, BookingGST)</w:t>
-      </w:r>
-    </w:p>
-    <w:p>
-      <w:r>
-        <w:t>ServiceBooking(BookingID(</w:t>
-      </w:r>
-      <w:r>
-        <w:t>FK)</w:t>
-      </w:r>
-      <w:r>
-        <w:t>,</w:t>
-      </w:r>
-      <w:r>
-        <w:t xml:space="preserve"> </w:t>
-      </w:r>
-      <w:r>
-        <w:t>ServiceID(PK), ServiceName, BookingServiceNotes, CurrentServicePrice, HistoricalServicePrice)</w:t>
-      </w:r>
-    </w:p>
-    <w:p/>
-    <w:p>
-      <w:r>
-        <w:t>2NF:</w:t>
-      </w:r>
-    </w:p>
-    <w:p>
-      <w:r>
-        <w:t>Booking(BookingID(PK),</w:t>
-      </w:r>
-      <w:r>
-        <w:t xml:space="preserve"> </w:t>
-      </w:r>
-      <w:r>
-        <w:t>StartDate, EndDate, OwnerID, OwnerFirstName, OwnerLastName, DogID, DogName, BookingGST)</w:t>
-      </w:r>
-    </w:p>
-    <w:p>
-      <w:r>
-        <w:t>ServiceBooking(BookingID(PK)</w:t>
-      </w:r>
-      <w:r>
-        <w:t>(FK)</w:t>
-      </w:r>
-      <w:r>
-        <w:t>,</w:t>
-      </w:r>
-      <w:r>
-        <w:t xml:space="preserve"> </w:t>
-      </w:r>
-      <w:r>
-        <w:t>ServiceID(PK)</w:t>
-      </w:r>
-      <w:r>
-        <w:t>(FK)</w:t>
-      </w:r>
-      <w:r>
-        <w:t>,</w:t>
-      </w:r>
-      <w:r>
-        <w:t xml:space="preserve"> </w:t>
-      </w:r>
+      <w:proofErr w:type="spellStart"/>
+      <w:proofErr w:type="gramStart"/>
+      <w:r>
+        <w:t>ServiceID</w:t>
+      </w:r>
+      <w:proofErr w:type="spellEnd"/>
+      <w:r>
+        <w:t>(</w:t>
+      </w:r>
+      <w:proofErr w:type="gramEnd"/>
+      <w:r>
+        <w:t xml:space="preserve">PK)(FK), </w:t>
+      </w:r>
+      <w:proofErr w:type="spellStart"/>
       <w:r>
         <w:t>BookingServiceNotes</w:t>
       </w:r>
-      <w:r>
-        <w:t>,</w:t>
-      </w:r>
-      <w:r>
-        <w:t xml:space="preserve"> </w:t>
-      </w:r>
-      <w:r>
-        <w:t xml:space="preserve"> HistoricalServicePrice</w:t>
-      </w:r>
+      <w:proofErr w:type="spellEnd"/>
+      <w:r>
+        <w:t xml:space="preserve">, </w:t>
+      </w:r>
+      <w:proofErr w:type="spellStart"/>
+      <w:r>
+        <w:t>HistoricalServicePrice</w:t>
+      </w:r>
+      <w:proofErr w:type="spellEnd"/>
       <w:r>
         <w:t>)</w:t>
       </w:r>
     </w:p>
     <w:p>
-      <w:r>
-        <w:t>Service(ServiceID(PK), ServiceName, CurrentServicePrice)</w:t>
-      </w:r>
-    </w:p>
-    <w:p/>
-    <w:p>
-      <w:r>
-        <w:t>3NF:</w:t>
-      </w:r>
-    </w:p>
-    <w:p>
-      <w:r>
-        <w:t>Booking(BookingID(PK), DogID(FK),</w:t>
-      </w:r>
-      <w:r>
-        <w:t xml:space="preserve"> </w:t>
-      </w:r>
-      <w:r>
-        <w:t>StartDate, EndDate, BookingGST)</w:t>
-      </w:r>
-    </w:p>
-    <w:p>
-      <w:r>
-        <w:t>Owner(OwnerID(PK), OwnerFirstName, OwnerLastName)</w:t>
-      </w:r>
-    </w:p>
-    <w:p>
-      <w:r>
-        <w:t>Dog(DogID(PK), OwnerID(FK), DogName)</w:t>
-      </w:r>
-    </w:p>
-    <w:p>
-      <w:r>
-        <w:t>ServiceBooking(BookingID(PK)(FK),</w:t>
-      </w:r>
-      <w:r>
-        <w:t xml:space="preserve"> </w:t>
-      </w:r>
-      <w:r>
-        <w:t>ServiceID(PK)(FK), BookingServiceNotes, HistoricalServicePrice)</w:t>
-      </w:r>
-    </w:p>
-    <w:p>
-      <w:r>
-        <w:t>Service(ServiceID(PK), ServiceName, CurrentServicePrice)</w:t>
+      <w:proofErr w:type="gramStart"/>
+      <w:r>
+        <w:t>Service(</w:t>
+      </w:r>
+      <w:proofErr w:type="spellStart"/>
+      <w:r>
+        <w:t>ServiceID</w:t>
+      </w:r>
+      <w:proofErr w:type="spellEnd"/>
+      <w:r>
+        <w:t>(</w:t>
+      </w:r>
+      <w:proofErr w:type="gramEnd"/>
+      <w:r>
+        <w:t xml:space="preserve">PK), </w:t>
+      </w:r>
+      <w:proofErr w:type="spellStart"/>
+      <w:r>
+        <w:t>ServiceName</w:t>
+      </w:r>
+      <w:proofErr w:type="spellEnd"/>
+      <w:r>
+        <w:t xml:space="preserve">, </w:t>
+      </w:r>
+      <w:proofErr w:type="spellStart"/>
+      <w:r>
+        <w:t>CurrentServicePrice</w:t>
+      </w:r>
+      <w:proofErr w:type="spellEnd"/>
+      <w:r>
+        <w:t>)</w:t>
       </w:r>
     </w:p>
     <w:p>
@@ -449,61 +1875,450 @@
       </w:r>
     </w:p>
     <w:p>
-      <w:r>
-        <w:t>Payment(PaymentID (PK), BookingID(FK), BookingTypeID(FK), PaymentDate, Amount, PaymentTypeDescription)</w:t>
-      </w:r>
-    </w:p>
-    <w:p>
-      <w:r>
-        <w:t>PaymentType(PaymentTypeID(PK), PaymentTypeDescription)</w:t>
-      </w:r>
-    </w:p>
-    <w:p>
-      <w:r>
-        <w:t>Booking(BookingID(PK), ServiceID(FK), DogID(FK), EmployeeID(FK), ServiceID(FK), StartDate, EndDate, BookingGST, BookingTotal)</w:t>
-      </w:r>
-    </w:p>
-    <w:p>
-      <w:r>
-        <w:t>BookingService(BookingID(PK)(FK), ServiceID(PK)(FK), BookingServiceNotes, HistoricalServicePricing)</w:t>
-      </w:r>
-    </w:p>
-    <w:p>
-      <w:r>
-        <w:t>Service(ServiceID(PK), ServiceName, ServiceDescription, CurrentServicePrice)</w:t>
-      </w:r>
-    </w:p>
-    <w:p>
-      <w:r>
-        <w:t>Dog(DogID(PK), OwnerID(FK), DogName)</w:t>
-      </w:r>
-    </w:p>
-    <w:p>
+      <w:proofErr w:type="gramStart"/>
+      <w:r>
+        <w:t>Payment(</w:t>
+      </w:r>
+      <w:proofErr w:type="spellStart"/>
+      <w:proofErr w:type="gramEnd"/>
+      <w:r>
+        <w:t>PaymentID</w:t>
+      </w:r>
+      <w:proofErr w:type="spellEnd"/>
+      <w:r>
+        <w:t xml:space="preserve"> (PK), </w:t>
+      </w:r>
+      <w:proofErr w:type="spellStart"/>
+      <w:proofErr w:type="gramStart"/>
+      <w:r>
+        <w:t>BookingID</w:t>
+      </w:r>
+      <w:proofErr w:type="spellEnd"/>
+      <w:r>
+        <w:t>(</w:t>
+      </w:r>
+      <w:proofErr w:type="gramEnd"/>
+      <w:r>
+        <w:t xml:space="preserve">FK), </w:t>
+      </w:r>
+      <w:proofErr w:type="spellStart"/>
+      <w:proofErr w:type="gramStart"/>
+      <w:r>
+        <w:t>Payment</w:t>
+      </w:r>
+      <w:r>
+        <w:t>TypeID</w:t>
+      </w:r>
+      <w:proofErr w:type="spellEnd"/>
+      <w:r>
+        <w:t>(</w:t>
+      </w:r>
+      <w:proofErr w:type="gramEnd"/>
+      <w:r>
+        <w:t xml:space="preserve">FK), </w:t>
+      </w:r>
+      <w:proofErr w:type="spellStart"/>
+      <w:r>
+        <w:t>PaymentDate</w:t>
+      </w:r>
+      <w:proofErr w:type="spellEnd"/>
+      <w:r>
+        <w:t>, Amount)</w:t>
+      </w:r>
+    </w:p>
+    <w:p>
+      <w:proofErr w:type="spellStart"/>
+      <w:proofErr w:type="gramStart"/>
+      <w:r>
+        <w:t>PaymentType</w:t>
+      </w:r>
+      <w:proofErr w:type="spellEnd"/>
+      <w:r>
+        <w:t>(</w:t>
+      </w:r>
+      <w:proofErr w:type="spellStart"/>
+      <w:r>
+        <w:t>PaymentTypeID</w:t>
+      </w:r>
+      <w:proofErr w:type="spellEnd"/>
+      <w:r>
+        <w:t>(</w:t>
+      </w:r>
+      <w:proofErr w:type="gramEnd"/>
+      <w:r>
+        <w:t xml:space="preserve">PK), </w:t>
+      </w:r>
+      <w:proofErr w:type="spellStart"/>
+      <w:r>
+        <w:t>PaymentTypeDescription</w:t>
+      </w:r>
+      <w:proofErr w:type="spellEnd"/>
+      <w:r>
+        <w:t>)</w:t>
+      </w:r>
+    </w:p>
+    <w:p>
+      <w:proofErr w:type="gramStart"/>
+      <w:r>
+        <w:t>Booking(</w:t>
+      </w:r>
+      <w:proofErr w:type="spellStart"/>
+      <w:r>
+        <w:t>BookingID</w:t>
+      </w:r>
+      <w:proofErr w:type="spellEnd"/>
+      <w:r>
+        <w:t>(</w:t>
+      </w:r>
+      <w:proofErr w:type="gramEnd"/>
+      <w:r>
+        <w:t xml:space="preserve">PK), </w:t>
+      </w:r>
+      <w:proofErr w:type="spellStart"/>
+      <w:proofErr w:type="gramStart"/>
+      <w:r>
+        <w:t>ServiceID</w:t>
+      </w:r>
+      <w:proofErr w:type="spellEnd"/>
+      <w:r>
+        <w:t>(</w:t>
+      </w:r>
+      <w:proofErr w:type="gramEnd"/>
+      <w:r>
+        <w:t xml:space="preserve">FK), </w:t>
+      </w:r>
+      <w:proofErr w:type="spellStart"/>
+      <w:proofErr w:type="gramStart"/>
+      <w:r>
+        <w:t>DogID</w:t>
+      </w:r>
+      <w:proofErr w:type="spellEnd"/>
+      <w:r>
+        <w:t>(</w:t>
+      </w:r>
+      <w:proofErr w:type="gramEnd"/>
+      <w:r>
+        <w:t xml:space="preserve">FK), </w:t>
+      </w:r>
+      <w:proofErr w:type="spellStart"/>
+      <w:proofErr w:type="gramStart"/>
+      <w:r>
+        <w:t>EmployeeID</w:t>
+      </w:r>
+      <w:proofErr w:type="spellEnd"/>
+      <w:r>
+        <w:t>(</w:t>
+      </w:r>
+      <w:proofErr w:type="gramEnd"/>
+      <w:r>
+        <w:t>FK),</w:t>
+      </w:r>
+      <w:r>
+        <w:t xml:space="preserve"> </w:t>
+      </w:r>
+      <w:proofErr w:type="spellStart"/>
+      <w:r>
+        <w:t>PaymentID</w:t>
+      </w:r>
+      <w:proofErr w:type="spellEnd"/>
+      <w:r>
+        <w:t xml:space="preserve"> (</w:t>
+      </w:r>
+      <w:r>
+        <w:t>F</w:t>
+      </w:r>
+      <w:r>
+        <w:t>K</w:t>
+      </w:r>
+      <w:proofErr w:type="gramStart"/>
+      <w:r>
+        <w:t xml:space="preserve">), </w:t>
+      </w:r>
+      <w:r>
+        <w:t xml:space="preserve"> StartDate</w:t>
+      </w:r>
+      <w:proofErr w:type="gramEnd"/>
+      <w:r>
+        <w:t xml:space="preserve">, </w:t>
+      </w:r>
+      <w:proofErr w:type="spellStart"/>
+      <w:r>
+        <w:t>EndDate</w:t>
+      </w:r>
+      <w:proofErr w:type="spellEnd"/>
+      <w:r>
+        <w:t xml:space="preserve">, </w:t>
+      </w:r>
+      <w:proofErr w:type="spellStart"/>
+      <w:r>
+        <w:t>BookingGST</w:t>
+      </w:r>
+      <w:proofErr w:type="spellEnd"/>
+      <w:r>
+        <w:t xml:space="preserve">, </w:t>
+      </w:r>
+      <w:proofErr w:type="spellStart"/>
+      <w:r>
+        <w:t>BookingTotal</w:t>
+      </w:r>
+      <w:proofErr w:type="spellEnd"/>
+      <w:r>
+        <w:t>)</w:t>
+      </w:r>
+    </w:p>
+    <w:p>
+      <w:proofErr w:type="spellStart"/>
+      <w:proofErr w:type="gramStart"/>
+      <w:r>
+        <w:t>BookingService</w:t>
+      </w:r>
+      <w:proofErr w:type="spellEnd"/>
+      <w:r>
+        <w:t>(</w:t>
+      </w:r>
+      <w:proofErr w:type="spellStart"/>
+      <w:r>
+        <w:t>BookingID</w:t>
+      </w:r>
+      <w:proofErr w:type="spellEnd"/>
+      <w:r>
+        <w:t>(</w:t>
+      </w:r>
+      <w:proofErr w:type="gramEnd"/>
+      <w:r>
+        <w:t xml:space="preserve">PK)(FK), </w:t>
+      </w:r>
+      <w:proofErr w:type="spellStart"/>
+      <w:proofErr w:type="gramStart"/>
+      <w:r>
+        <w:t>ServiceID</w:t>
+      </w:r>
+      <w:proofErr w:type="spellEnd"/>
+      <w:r>
+        <w:t>(</w:t>
+      </w:r>
+      <w:proofErr w:type="gramEnd"/>
+      <w:r>
+        <w:t xml:space="preserve">PK)(FK), </w:t>
+      </w:r>
+      <w:proofErr w:type="spellStart"/>
+      <w:r>
+        <w:t>BookingServiceNotes</w:t>
+      </w:r>
+      <w:proofErr w:type="spellEnd"/>
+      <w:r>
+        <w:t xml:space="preserve">, </w:t>
+      </w:r>
+      <w:proofErr w:type="spellStart"/>
+      <w:r>
+        <w:t>HistoricalServicePricing</w:t>
+      </w:r>
+      <w:proofErr w:type="spellEnd"/>
+      <w:r>
+        <w:t>)</w:t>
+      </w:r>
+    </w:p>
+    <w:p>
+      <w:proofErr w:type="gramStart"/>
+      <w:r>
+        <w:t>Service(</w:t>
+      </w:r>
+      <w:proofErr w:type="spellStart"/>
+      <w:r>
+        <w:t>ServiceID</w:t>
+      </w:r>
+      <w:proofErr w:type="spellEnd"/>
+      <w:r>
+        <w:t>(</w:t>
+      </w:r>
+      <w:proofErr w:type="gramEnd"/>
+      <w:r>
+        <w:t xml:space="preserve">PK), </w:t>
+      </w:r>
+      <w:proofErr w:type="spellStart"/>
+      <w:r>
+        <w:t>ServiceName</w:t>
+      </w:r>
+      <w:proofErr w:type="spellEnd"/>
+      <w:r>
+        <w:t xml:space="preserve">, </w:t>
+      </w:r>
+      <w:proofErr w:type="spellStart"/>
+      <w:r>
+        <w:t>ServiceDescription</w:t>
+      </w:r>
+      <w:proofErr w:type="spellEnd"/>
+      <w:r>
+        <w:t xml:space="preserve">, </w:t>
+      </w:r>
+      <w:proofErr w:type="spellStart"/>
+      <w:r>
+        <w:t>CurrentServicePrice</w:t>
+      </w:r>
+      <w:proofErr w:type="spellEnd"/>
+      <w:r>
+        <w:t>)</w:t>
+      </w:r>
+    </w:p>
+    <w:p>
+      <w:proofErr w:type="gramStart"/>
+      <w:r>
+        <w:t>Dog(</w:t>
+      </w:r>
+      <w:proofErr w:type="spellStart"/>
+      <w:r>
+        <w:t>DogID</w:t>
+      </w:r>
+      <w:proofErr w:type="spellEnd"/>
+      <w:r>
+        <w:t>(</w:t>
+      </w:r>
+      <w:proofErr w:type="gramEnd"/>
+      <w:r>
+        <w:t xml:space="preserve">PK), </w:t>
+      </w:r>
+      <w:proofErr w:type="spellStart"/>
+      <w:proofErr w:type="gramStart"/>
+      <w:r>
+        <w:t>OwnerID</w:t>
+      </w:r>
+      <w:proofErr w:type="spellEnd"/>
+      <w:r>
+        <w:t>(</w:t>
+      </w:r>
+      <w:proofErr w:type="gramEnd"/>
+      <w:r>
+        <w:t xml:space="preserve">FK), </w:t>
+      </w:r>
+      <w:proofErr w:type="spellStart"/>
+      <w:r>
+        <w:t>DogName</w:t>
+      </w:r>
+      <w:proofErr w:type="spellEnd"/>
+      <w:r>
+        <w:t>)</w:t>
+      </w:r>
+    </w:p>
+    <w:p>
+      <w:proofErr w:type="gramStart"/>
       <w:r>
         <w:t>Owner(</w:t>
       </w:r>
-      <w:r>
-        <w:t>OwnerID(PK), OwnerFirstName, OwnerLastName)</w:t>
-      </w:r>
-    </w:p>
-    <w:p>
-      <w:r>
-        <w:t>Employee(EmployeeID(PK), EmployeeTypeID(FK), EmployeeFirstName, EmployeeLastName)</w:t>
-      </w:r>
-    </w:p>
-    <w:p>
-      <w:r>
-        <w:t>EmployeeType(EmployeeTypeID(PK), EmployeeTypeDescription)</w:t>
+      <w:proofErr w:type="spellStart"/>
+      <w:r>
+        <w:t>OwnerID</w:t>
+      </w:r>
+      <w:proofErr w:type="spellEnd"/>
+      <w:r>
+        <w:t>(</w:t>
+      </w:r>
+      <w:proofErr w:type="gramEnd"/>
+      <w:r>
+        <w:t xml:space="preserve">PK), </w:t>
+      </w:r>
+      <w:proofErr w:type="spellStart"/>
+      <w:r>
+        <w:t>OwnerFirstName</w:t>
+      </w:r>
+      <w:proofErr w:type="spellEnd"/>
+      <w:r>
+        <w:t xml:space="preserve">, </w:t>
+      </w:r>
+      <w:proofErr w:type="spellStart"/>
+      <w:r>
+        <w:t>OwnerLastName</w:t>
+      </w:r>
+      <w:proofErr w:type="spellEnd"/>
+      <w:r>
+        <w:t>)</w:t>
+      </w:r>
+    </w:p>
+    <w:p>
+      <w:proofErr w:type="gramStart"/>
+      <w:r>
+        <w:t>Employee(</w:t>
+      </w:r>
+      <w:proofErr w:type="spellStart"/>
+      <w:r>
+        <w:t>EmployeeID</w:t>
+      </w:r>
+      <w:proofErr w:type="spellEnd"/>
+      <w:r>
+        <w:t>(</w:t>
+      </w:r>
+      <w:proofErr w:type="gramEnd"/>
+      <w:r>
+        <w:t xml:space="preserve">PK), </w:t>
+      </w:r>
+      <w:proofErr w:type="spellStart"/>
+      <w:proofErr w:type="gramStart"/>
+      <w:r>
+        <w:t>EmployeeTypeID</w:t>
+      </w:r>
+      <w:proofErr w:type="spellEnd"/>
+      <w:r>
+        <w:t>(</w:t>
+      </w:r>
+      <w:proofErr w:type="gramEnd"/>
+      <w:r>
+        <w:t xml:space="preserve">FK), </w:t>
+      </w:r>
+      <w:proofErr w:type="spellStart"/>
+      <w:r>
+        <w:t>EmployeeFirstName</w:t>
+      </w:r>
+      <w:proofErr w:type="spellEnd"/>
+      <w:r>
+        <w:t xml:space="preserve">, </w:t>
+      </w:r>
+      <w:proofErr w:type="spellStart"/>
+      <w:r>
+        <w:t>EmployeeLastName</w:t>
+      </w:r>
+      <w:proofErr w:type="spellEnd"/>
+      <w:r>
+        <w:t>)</w:t>
+      </w:r>
+    </w:p>
+    <w:p>
+      <w:proofErr w:type="spellStart"/>
+      <w:proofErr w:type="gramStart"/>
+      <w:r>
+        <w:t>EmployeeType</w:t>
+      </w:r>
+      <w:proofErr w:type="spellEnd"/>
+      <w:r>
+        <w:t>(</w:t>
+      </w:r>
+      <w:proofErr w:type="spellStart"/>
+      <w:r>
+        <w:t>EmployeeTypeID</w:t>
+      </w:r>
+      <w:proofErr w:type="spellEnd"/>
+      <w:r>
+        <w:t>(</w:t>
+      </w:r>
+      <w:proofErr w:type="gramEnd"/>
+      <w:r>
+        <w:t xml:space="preserve">PK), </w:t>
+      </w:r>
+      <w:proofErr w:type="spellStart"/>
+      <w:r>
+        <w:t>EmployeeTypeDescription</w:t>
+      </w:r>
+      <w:proofErr w:type="spellEnd"/>
+      <w:r>
+        <w:t>)</w:t>
       </w:r>
     </w:p>
     <w:p/>
     <w:p>
       <w:r>
         <w:drawing>
-          <wp:inline distT="0" distB="0" distL="0" distR="0" wp14:anchorId="4543F61A" wp14:editId="5B45223A">
-            <wp:extent cx="5464772" cy="3559722"/>
-            <wp:effectExtent l="0" t="0" r="3175" b="3175"/>
-            <wp:docPr id="1611084107" name="Picture 1"/>
+          <wp:inline distT="0" distB="0" distL="0" distR="0" wp14:anchorId="0B17D020" wp14:editId="55BD1914">
+            <wp:extent cx="6000440" cy="3952854"/>
+            <wp:effectExtent l="0" t="0" r="635" b="0"/>
+            <wp:docPr id="725544810" name="Picture 1"/>
             <wp:cNvGraphicFramePr>
               <a:graphicFrameLocks xmlns:a="http://schemas.openxmlformats.org/drawingml/2006/main" noChangeAspect="1"/>
             </wp:cNvGraphicFramePr>
@@ -511,7 +2326,7 @@
               <a:graphicData uri="http://schemas.openxmlformats.org/drawingml/2006/picture">
                 <pic:pic xmlns:pic="http://schemas.openxmlformats.org/drawingml/2006/picture">
                   <pic:nvPicPr>
-                    <pic:cNvPr id="1611084107" name=""/>
+                    <pic:cNvPr id="725544810" name=""/>
                     <pic:cNvPicPr/>
                   </pic:nvPicPr>
                   <pic:blipFill>
@@ -523,7 +2338,7 @@
                   <pic:spPr>
                     <a:xfrm>
                       <a:off x="0" y="0"/>
-                      <a:ext cx="5464772" cy="3559722"/>
+                      <a:ext cx="6013876" cy="3961705"/>
                     </a:xfrm>
                     <a:prstGeom prst="rect">
                       <a:avLst/>
@@ -536,9 +2351,6 @@
         </w:drawing>
       </w:r>
     </w:p>
-    <w:p/>
-    <w:p/>
-    <w:p/>
     <w:sectPr>
       <w:pgSz w:w="12240" w:h="15840"/>
       <w:pgMar w:top="1440" w:right="1440" w:bottom="1440" w:left="1440" w:header="708" w:footer="708" w:gutter="0"/>
@@ -1152,6 +2964,7 @@
   <w:style w:type="character" w:default="1" w:styleId="DefaultParagraphFont">
     <w:name w:val="Default Paragraph Font"/>
     <w:uiPriority w:val="1"/>
+    <w:semiHidden/>
     <w:unhideWhenUsed/>
   </w:style>
   <w:style w:type="table" w:default="1" w:styleId="TableNormal">

--- a/Assignment 1 - DUE OCT 2/Assignment1_James_Jaffray/TH1_Jaffray_James.docx
+++ b/Assignment 1 - DUE OCT 2/Assignment1_James_Jaffray/TH1_Jaffray_James.docx
@@ -14,7 +14,6 @@
       </w:r>
     </w:p>
     <w:p>
-      <w:proofErr w:type="gramStart"/>
       <w:r>
         <w:t>Booking</w:t>
       </w:r>
@@ -22,7 +21,6 @@
         <w:t>(</w:t>
       </w:r>
       <w:proofErr w:type="spellStart"/>
-      <w:proofErr w:type="gramEnd"/>
       <w:r>
         <w:t>BookingID</w:t>
       </w:r>
@@ -111,11 +109,52 @@
     </w:p>
     <w:p>
       <w:r>
+        <w:rPr>
+          <w:noProof/>
+        </w:rPr>
+        <w:drawing>
+          <wp:inline distT="0" distB="0" distL="0" distR="0" wp14:anchorId="420B8630" wp14:editId="4F27B036">
+            <wp:extent cx="1876687" cy="4077269"/>
+            <wp:effectExtent l="0" t="0" r="9525" b="0"/>
+            <wp:docPr id="523105811" name="Picture 1"/>
+            <wp:cNvGraphicFramePr>
+              <a:graphicFrameLocks xmlns:a="http://schemas.openxmlformats.org/drawingml/2006/main" noChangeAspect="1"/>
+            </wp:cNvGraphicFramePr>
+            <a:graphic xmlns:a="http://schemas.openxmlformats.org/drawingml/2006/main">
+              <a:graphicData uri="http://schemas.openxmlformats.org/drawingml/2006/picture">
+                <pic:pic xmlns:pic="http://schemas.openxmlformats.org/drawingml/2006/picture">
+                  <pic:nvPicPr>
+                    <pic:cNvPr id="523105811" name=""/>
+                    <pic:cNvPicPr/>
+                  </pic:nvPicPr>
+                  <pic:blipFill>
+                    <a:blip r:embed="rId4"/>
+                    <a:stretch>
+                      <a:fillRect/>
+                    </a:stretch>
+                  </pic:blipFill>
+                  <pic:spPr>
+                    <a:xfrm>
+                      <a:off x="0" y="0"/>
+                      <a:ext cx="1876687" cy="4077269"/>
+                    </a:xfrm>
+                    <a:prstGeom prst="rect">
+                      <a:avLst/>
+                    </a:prstGeom>
+                  </pic:spPr>
+                </pic:pic>
+              </a:graphicData>
+            </a:graphic>
+          </wp:inline>
+        </w:drawing>
+      </w:r>
+    </w:p>
+    <w:p>
+      <w:r>
         <w:t>1NF:</w:t>
       </w:r>
     </w:p>
     <w:p>
-      <w:proofErr w:type="gramStart"/>
       <w:r>
         <w:t>Booking</w:t>
       </w:r>
@@ -128,11 +167,7 @@
       </w:r>
       <w:proofErr w:type="spellEnd"/>
       <w:r>
-        <w:t>(</w:t>
-      </w:r>
-      <w:proofErr w:type="gramEnd"/>
-      <w:r>
-        <w:t>PK)</w:t>
+        <w:t>(PK)</w:t>
       </w:r>
       <w:r>
         <w:t xml:space="preserve">, StartDate, </w:t>
@@ -170,7 +205,6 @@
         <w:t xml:space="preserve">, </w:t>
       </w:r>
       <w:proofErr w:type="spellStart"/>
-      <w:proofErr w:type="gramStart"/>
       <w:r>
         <w:t>BookingTotal</w:t>
       </w:r>
@@ -178,7 +212,6 @@
       <w:r>
         <w:t xml:space="preserve"> )</w:t>
       </w:r>
-      <w:proofErr w:type="gramEnd"/>
     </w:p>
     <w:p>
       <w:r>
@@ -195,31 +228,26 @@
       </w:r>
       <w:proofErr w:type="spellStart"/>
       <w:r>
+        <w:t>PaymentID</w:t>
+      </w:r>
+      <w:proofErr w:type="spellEnd"/>
+      <w:r>
+        <w:t>(PK),</w:t>
+      </w:r>
+      <w:r>
+        <w:t xml:space="preserve"> </w:t>
+      </w:r>
+      <w:proofErr w:type="spellStart"/>
+      <w:r>
         <w:t>BookingID</w:t>
       </w:r>
       <w:proofErr w:type="spellEnd"/>
       <w:r>
+        <w:t xml:space="preserve"> (FK), </w:t>
+      </w:r>
+      <w:r>
         <w:t xml:space="preserve"> </w:t>
       </w:r>
-      <w:r>
-        <w:t>(</w:t>
-      </w:r>
-      <w:r>
-        <w:t xml:space="preserve">FK), </w:t>
-      </w:r>
-      <w:proofErr w:type="spellStart"/>
-      <w:proofErr w:type="gramStart"/>
-      <w:r>
-        <w:t>PaymentID</w:t>
-      </w:r>
-      <w:proofErr w:type="spellEnd"/>
-      <w:r>
-        <w:t>(</w:t>
-      </w:r>
-      <w:proofErr w:type="gramEnd"/>
-      <w:r>
-        <w:t xml:space="preserve">PK), </w:t>
-      </w:r>
       <w:proofErr w:type="spellStart"/>
       <w:r>
         <w:t>PaymentDate</w:t>
@@ -245,6 +273,49 @@
         <w:t>)</w:t>
       </w:r>
     </w:p>
+    <w:p>
+      <w:r>
+        <w:rPr>
+          <w:noProof/>
+        </w:rPr>
+        <w:lastRenderedPageBreak/>
+        <w:drawing>
+          <wp:inline distT="0" distB="0" distL="0" distR="0" wp14:anchorId="5D9E02A2" wp14:editId="11D7EE7A">
+            <wp:extent cx="3943900" cy="2676899"/>
+            <wp:effectExtent l="0" t="0" r="0" b="9525"/>
+            <wp:docPr id="873013749" name="Picture 1"/>
+            <wp:cNvGraphicFramePr>
+              <a:graphicFrameLocks xmlns:a="http://schemas.openxmlformats.org/drawingml/2006/main" noChangeAspect="1"/>
+            </wp:cNvGraphicFramePr>
+            <a:graphic xmlns:a="http://schemas.openxmlformats.org/drawingml/2006/main">
+              <a:graphicData uri="http://schemas.openxmlformats.org/drawingml/2006/picture">
+                <pic:pic xmlns:pic="http://schemas.openxmlformats.org/drawingml/2006/picture">
+                  <pic:nvPicPr>
+                    <pic:cNvPr id="873013749" name=""/>
+                    <pic:cNvPicPr/>
+                  </pic:nvPicPr>
+                  <pic:blipFill>
+                    <a:blip r:embed="rId5"/>
+                    <a:stretch>
+                      <a:fillRect/>
+                    </a:stretch>
+                  </pic:blipFill>
+                  <pic:spPr>
+                    <a:xfrm>
+                      <a:off x="0" y="0"/>
+                      <a:ext cx="3943900" cy="2676899"/>
+                    </a:xfrm>
+                    <a:prstGeom prst="rect">
+                      <a:avLst/>
+                    </a:prstGeom>
+                  </pic:spPr>
+                </pic:pic>
+              </a:graphicData>
+            </a:graphic>
+          </wp:inline>
+        </w:drawing>
+      </w:r>
+    </w:p>
     <w:p/>
     <w:p>
       <w:r>
@@ -252,7 +323,6 @@
       </w:r>
     </w:p>
     <w:p>
-      <w:proofErr w:type="gramStart"/>
       <w:r>
         <w:t>Booking(</w:t>
       </w:r>
@@ -262,11 +332,7 @@
       </w:r>
       <w:proofErr w:type="spellEnd"/>
       <w:r>
-        <w:t>(</w:t>
-      </w:r>
-      <w:proofErr w:type="gramEnd"/>
-      <w:r>
-        <w:t xml:space="preserve">PK), StartDate, </w:t>
+        <w:t xml:space="preserve">(PK), StartDate, </w:t>
       </w:r>
       <w:proofErr w:type="spellStart"/>
       <w:r>
@@ -301,7 +367,6 @@
         <w:t xml:space="preserve">, </w:t>
       </w:r>
       <w:proofErr w:type="spellStart"/>
-      <w:proofErr w:type="gramStart"/>
       <w:r>
         <w:t>BookingTotal</w:t>
       </w:r>
@@ -309,7 +374,6 @@
       <w:r>
         <w:t xml:space="preserve"> )</w:t>
       </w:r>
-      <w:proofErr w:type="gramEnd"/>
     </w:p>
     <w:p>
       <w:r>
@@ -322,83 +386,113 @@
         <w:t xml:space="preserve"> (</w:t>
       </w:r>
       <w:proofErr w:type="spellStart"/>
-      <w:proofErr w:type="gramStart"/>
       <w:r>
         <w:t>PaymentID</w:t>
       </w:r>
       <w:proofErr w:type="spellEnd"/>
       <w:r>
+        <w:t xml:space="preserve">(PK), </w:t>
+      </w:r>
+      <w:proofErr w:type="spellStart"/>
+      <w:r>
+        <w:t>BookingID</w:t>
+      </w:r>
+      <w:proofErr w:type="spellEnd"/>
+      <w:r>
+        <w:t xml:space="preserve"> (FK), </w:t>
+      </w:r>
+      <w:proofErr w:type="spellStart"/>
+      <w:r>
+        <w:t>PaymentDate</w:t>
+      </w:r>
+      <w:proofErr w:type="spellEnd"/>
+      <w:r>
+        <w:t xml:space="preserve">, Amount, </w:t>
+      </w:r>
+      <w:proofErr w:type="spellStart"/>
+      <w:r>
+        <w:t>PaymentTypeID</w:t>
+      </w:r>
+      <w:proofErr w:type="spellEnd"/>
+      <w:r>
+        <w:t xml:space="preserve">, </w:t>
+      </w:r>
+      <w:proofErr w:type="spellStart"/>
+      <w:r>
+        <w:t>PaymentTypeDescription</w:t>
+      </w:r>
+      <w:proofErr w:type="spellEnd"/>
+      <w:r>
+        <w:t>)</w:t>
+      </w:r>
+    </w:p>
+    <w:p>
+      <w:r>
+        <w:rPr>
+          <w:noProof/>
+        </w:rPr>
+        <w:drawing>
+          <wp:inline distT="0" distB="0" distL="0" distR="0" wp14:anchorId="74CD5DB0" wp14:editId="05902AA4">
+            <wp:extent cx="3762900" cy="2581635"/>
+            <wp:effectExtent l="0" t="0" r="9525" b="9525"/>
+            <wp:docPr id="1353604343" name="Picture 1"/>
+            <wp:cNvGraphicFramePr>
+              <a:graphicFrameLocks xmlns:a="http://schemas.openxmlformats.org/drawingml/2006/main" noChangeAspect="1"/>
+            </wp:cNvGraphicFramePr>
+            <a:graphic xmlns:a="http://schemas.openxmlformats.org/drawingml/2006/main">
+              <a:graphicData uri="http://schemas.openxmlformats.org/drawingml/2006/picture">
+                <pic:pic xmlns:pic="http://schemas.openxmlformats.org/drawingml/2006/picture">
+                  <pic:nvPicPr>
+                    <pic:cNvPr id="1353604343" name=""/>
+                    <pic:cNvPicPr/>
+                  </pic:nvPicPr>
+                  <pic:blipFill>
+                    <a:blip r:embed="rId6"/>
+                    <a:stretch>
+                      <a:fillRect/>
+                    </a:stretch>
+                  </pic:blipFill>
+                  <pic:spPr>
+                    <a:xfrm>
+                      <a:off x="0" y="0"/>
+                      <a:ext cx="3762900" cy="2581635"/>
+                    </a:xfrm>
+                    <a:prstGeom prst="rect">
+                      <a:avLst/>
+                    </a:prstGeom>
+                  </pic:spPr>
+                </pic:pic>
+              </a:graphicData>
+            </a:graphic>
+          </wp:inline>
+        </w:drawing>
+      </w:r>
+    </w:p>
+    <w:p>
+      <w:r>
+        <w:t>3NF:</w:t>
+      </w:r>
+    </w:p>
+    <w:p>
+      <w:r>
+        <w:t>Booking(</w:t>
+      </w:r>
+      <w:proofErr w:type="spellStart"/>
+      <w:r>
+        <w:t>BookingID</w:t>
+      </w:r>
+      <w:proofErr w:type="spellEnd"/>
+      <w:r>
+        <w:t xml:space="preserve">(PK), </w:t>
+      </w:r>
+      <w:proofErr w:type="spellStart"/>
+      <w:r>
+        <w:t>OwnerID</w:t>
+      </w:r>
+      <w:proofErr w:type="spellEnd"/>
+      <w:r>
         <w:t>(</w:t>
       </w:r>
-      <w:proofErr w:type="gramEnd"/>
-      <w:r>
-        <w:t xml:space="preserve">PK), </w:t>
-      </w:r>
-      <w:proofErr w:type="spellStart"/>
-      <w:r>
-        <w:t>BookingID</w:t>
-      </w:r>
-      <w:proofErr w:type="spellEnd"/>
-      <w:r>
-        <w:t xml:space="preserve"> (FK), </w:t>
-      </w:r>
-      <w:proofErr w:type="spellStart"/>
-      <w:r>
-        <w:t>PaymentDate</w:t>
-      </w:r>
-      <w:proofErr w:type="spellEnd"/>
-      <w:r>
-        <w:t xml:space="preserve">, Amount, </w:t>
-      </w:r>
-      <w:proofErr w:type="spellStart"/>
-      <w:r>
-        <w:t>PaymentTypeID</w:t>
-      </w:r>
-      <w:proofErr w:type="spellEnd"/>
-      <w:r>
-        <w:t xml:space="preserve">, </w:t>
-      </w:r>
-      <w:proofErr w:type="spellStart"/>
-      <w:r>
-        <w:t>PaymentTypeDescription</w:t>
-      </w:r>
-      <w:proofErr w:type="spellEnd"/>
-      <w:r>
-        <w:t>)</w:t>
-      </w:r>
-    </w:p>
-    <w:p>
-      <w:r>
-        <w:t>3NF:</w:t>
-      </w:r>
-    </w:p>
-    <w:p>
-      <w:proofErr w:type="gramStart"/>
-      <w:r>
-        <w:t>Booking(</w:t>
-      </w:r>
-      <w:proofErr w:type="spellStart"/>
-      <w:r>
-        <w:t>BookingID</w:t>
-      </w:r>
-      <w:proofErr w:type="spellEnd"/>
-      <w:r>
-        <w:t>(</w:t>
-      </w:r>
-      <w:proofErr w:type="gramEnd"/>
-      <w:r>
-        <w:t xml:space="preserve">PK), </w:t>
-      </w:r>
-      <w:proofErr w:type="spellStart"/>
-      <w:proofErr w:type="gramStart"/>
-      <w:r>
-        <w:t>OwnerID</w:t>
-      </w:r>
-      <w:proofErr w:type="spellEnd"/>
-      <w:r>
-        <w:t>(</w:t>
-      </w:r>
-      <w:proofErr w:type="gramEnd"/>
       <w:r>
         <w:t>F</w:t>
       </w:r>
@@ -414,7 +508,6 @@
         <w:t xml:space="preserve">, </w:t>
       </w:r>
       <w:proofErr w:type="spellStart"/>
-      <w:proofErr w:type="gramStart"/>
       <w:r>
         <w:t>BookingTotal</w:t>
       </w:r>
@@ -422,7 +515,6 @@
       <w:r>
         <w:t xml:space="preserve"> )</w:t>
       </w:r>
-      <w:proofErr w:type="gramEnd"/>
     </w:p>
     <w:p>
       <w:r>
@@ -438,34 +530,61 @@
         <w:t>(</w:t>
       </w:r>
       <w:proofErr w:type="spellStart"/>
-      <w:proofErr w:type="gramStart"/>
       <w:r>
         <w:t>PaymentID</w:t>
       </w:r>
       <w:proofErr w:type="spellEnd"/>
       <w:r>
+        <w:t xml:space="preserve">(PK), </w:t>
+      </w:r>
+      <w:proofErr w:type="spellStart"/>
+      <w:r>
+        <w:t>BookingID</w:t>
+      </w:r>
+      <w:proofErr w:type="spellEnd"/>
+      <w:r>
+        <w:t xml:space="preserve"> </w:t>
+      </w:r>
+      <w:r>
         <w:t>(</w:t>
       </w:r>
-      <w:proofErr w:type="gramEnd"/>
-      <w:r>
-        <w:t xml:space="preserve">PK), </w:t>
-      </w:r>
-      <w:proofErr w:type="spellStart"/>
-      <w:r>
-        <w:t>BookingID</w:t>
-      </w:r>
-      <w:proofErr w:type="spellEnd"/>
+      <w:r>
+        <w:t xml:space="preserve">FK), </w:t>
+      </w:r>
+      <w:proofErr w:type="spellStart"/>
+      <w:r>
+        <w:t>PaymentTypeID</w:t>
+      </w:r>
+      <w:proofErr w:type="spellEnd"/>
+      <w:r>
+        <w:t>(FK)</w:t>
+      </w:r>
+      <w:r>
+        <w:t>,</w:t>
+      </w:r>
       <w:r>
         <w:t xml:space="preserve"> </w:t>
       </w:r>
+      <w:proofErr w:type="spellStart"/>
+      <w:r>
+        <w:t>PaymentDate</w:t>
+      </w:r>
+      <w:proofErr w:type="spellEnd"/>
+      <w:r>
+        <w:t>, Amount)</w:t>
+      </w:r>
+    </w:p>
+    <w:p>
+      <w:proofErr w:type="spellStart"/>
+      <w:r>
+        <w:lastRenderedPageBreak/>
+        <w:t>PaymentType</w:t>
+      </w:r>
+      <w:proofErr w:type="spellEnd"/>
       <w:r>
         <w:t>(</w:t>
       </w:r>
-      <w:r>
-        <w:t xml:space="preserve">FK), </w:t>
-      </w:r>
-      <w:proofErr w:type="spellStart"/>
-      <w:proofErr w:type="gramStart"/>
+      <w:proofErr w:type="spellStart"/>
       <w:r>
         <w:t>PaymentTypeID</w:t>
       </w:r>
@@ -473,44 +592,6 @@
       <w:r>
         <w:t>(</w:t>
       </w:r>
-      <w:proofErr w:type="gramEnd"/>
-      <w:r>
-        <w:t>FK)</w:t>
-      </w:r>
-      <w:r>
-        <w:t>,</w:t>
-      </w:r>
-      <w:r>
-        <w:t xml:space="preserve"> </w:t>
-      </w:r>
-      <w:proofErr w:type="spellStart"/>
-      <w:r>
-        <w:t>PaymentDate</w:t>
-      </w:r>
-      <w:proofErr w:type="spellEnd"/>
-      <w:r>
-        <w:t>, Amount)</w:t>
-      </w:r>
-    </w:p>
-    <w:p>
-      <w:proofErr w:type="spellStart"/>
-      <w:proofErr w:type="gramStart"/>
-      <w:r>
-        <w:t>PaymentType</w:t>
-      </w:r>
-      <w:proofErr w:type="spellEnd"/>
-      <w:r>
-        <w:t>(</w:t>
-      </w:r>
-      <w:proofErr w:type="spellStart"/>
-      <w:r>
-        <w:t>PaymentTypeID</w:t>
-      </w:r>
-      <w:proofErr w:type="spellEnd"/>
-      <w:r>
-        <w:t>(</w:t>
-      </w:r>
-      <w:proofErr w:type="gramEnd"/>
       <w:r>
         <w:t>P</w:t>
       </w:r>
@@ -527,7 +608,6 @@
       </w:r>
     </w:p>
     <w:p>
-      <w:proofErr w:type="gramStart"/>
       <w:r>
         <w:t>Owner(</w:t>
       </w:r>
@@ -537,11 +617,7 @@
       </w:r>
       <w:proofErr w:type="spellEnd"/>
       <w:r>
-        <w:t>(</w:t>
-      </w:r>
-      <w:proofErr w:type="gramEnd"/>
-      <w:r>
-        <w:t xml:space="preserve">PK), </w:t>
+        <w:t xml:space="preserve">(PK), </w:t>
       </w:r>
       <w:proofErr w:type="spellStart"/>
       <w:r>
@@ -558,6 +634,48 @@
       <w:proofErr w:type="spellEnd"/>
       <w:r>
         <w:t>)</w:t>
+      </w:r>
+    </w:p>
+    <w:p>
+      <w:r>
+        <w:rPr>
+          <w:noProof/>
+        </w:rPr>
+        <w:drawing>
+          <wp:inline distT="0" distB="0" distL="0" distR="0" wp14:anchorId="028D31E7" wp14:editId="34D7C74F">
+            <wp:extent cx="5943600" cy="1614170"/>
+            <wp:effectExtent l="0" t="0" r="0" b="5080"/>
+            <wp:docPr id="2042295410" name="Picture 1"/>
+            <wp:cNvGraphicFramePr>
+              <a:graphicFrameLocks xmlns:a="http://schemas.openxmlformats.org/drawingml/2006/main" noChangeAspect="1"/>
+            </wp:cNvGraphicFramePr>
+            <a:graphic xmlns:a="http://schemas.openxmlformats.org/drawingml/2006/main">
+              <a:graphicData uri="http://schemas.openxmlformats.org/drawingml/2006/picture">
+                <pic:pic xmlns:pic="http://schemas.openxmlformats.org/drawingml/2006/picture">
+                  <pic:nvPicPr>
+                    <pic:cNvPr id="2042295410" name=""/>
+                    <pic:cNvPicPr/>
+                  </pic:nvPicPr>
+                  <pic:blipFill>
+                    <a:blip r:embed="rId7"/>
+                    <a:stretch>
+                      <a:fillRect/>
+                    </a:stretch>
+                  </pic:blipFill>
+                  <pic:spPr>
+                    <a:xfrm>
+                      <a:off x="0" y="0"/>
+                      <a:ext cx="5943600" cy="1614170"/>
+                    </a:xfrm>
+                    <a:prstGeom prst="rect">
+                      <a:avLst/>
+                    </a:prstGeom>
+                  </pic:spPr>
+                </pic:pic>
+              </a:graphicData>
+            </a:graphic>
+          </wp:inline>
+        </w:drawing>
       </w:r>
     </w:p>
     <w:p>
@@ -576,12 +694,10 @@
       </w:r>
     </w:p>
     <w:p>
-      <w:proofErr w:type="gramStart"/>
       <w:r>
         <w:t>Employee(</w:t>
       </w:r>
       <w:proofErr w:type="spellStart"/>
-      <w:proofErr w:type="gramEnd"/>
       <w:r>
         <w:t>EmployeeID</w:t>
       </w:r>
@@ -662,6 +778,48 @@
         <w:t>))</w:t>
       </w:r>
     </w:p>
+    <w:p>
+      <w:r>
+        <w:rPr>
+          <w:noProof/>
+        </w:rPr>
+        <w:drawing>
+          <wp:inline distT="0" distB="0" distL="0" distR="0" wp14:anchorId="3E048B58" wp14:editId="4F62946C">
+            <wp:extent cx="2248214" cy="4096322"/>
+            <wp:effectExtent l="0" t="0" r="0" b="0"/>
+            <wp:docPr id="1665579631" name="Picture 1"/>
+            <wp:cNvGraphicFramePr>
+              <a:graphicFrameLocks xmlns:a="http://schemas.openxmlformats.org/drawingml/2006/main" noChangeAspect="1"/>
+            </wp:cNvGraphicFramePr>
+            <a:graphic xmlns:a="http://schemas.openxmlformats.org/drawingml/2006/main">
+              <a:graphicData uri="http://schemas.openxmlformats.org/drawingml/2006/picture">
+                <pic:pic xmlns:pic="http://schemas.openxmlformats.org/drawingml/2006/picture">
+                  <pic:nvPicPr>
+                    <pic:cNvPr id="1665579631" name=""/>
+                    <pic:cNvPicPr/>
+                  </pic:nvPicPr>
+                  <pic:blipFill>
+                    <a:blip r:embed="rId8"/>
+                    <a:stretch>
+                      <a:fillRect/>
+                    </a:stretch>
+                  </pic:blipFill>
+                  <pic:spPr>
+                    <a:xfrm>
+                      <a:off x="0" y="0"/>
+                      <a:ext cx="2248214" cy="4096322"/>
+                    </a:xfrm>
+                    <a:prstGeom prst="rect">
+                      <a:avLst/>
+                    </a:prstGeom>
+                  </pic:spPr>
+                </pic:pic>
+              </a:graphicData>
+            </a:graphic>
+          </wp:inline>
+        </w:drawing>
+      </w:r>
+    </w:p>
     <w:p/>
     <w:p>
       <w:r>
@@ -669,7 +827,6 @@
       </w:r>
     </w:p>
     <w:p>
-      <w:proofErr w:type="gramStart"/>
       <w:r>
         <w:t>Employee(</w:t>
       </w:r>
@@ -679,11 +836,168 @@
       </w:r>
       <w:proofErr w:type="spellEnd"/>
       <w:r>
+        <w:t xml:space="preserve">(PK), </w:t>
+      </w:r>
+      <w:proofErr w:type="spellStart"/>
+      <w:r>
+        <w:t>EmployeeFirstName</w:t>
+      </w:r>
+      <w:proofErr w:type="spellEnd"/>
+      <w:r>
+        <w:t xml:space="preserve">, </w:t>
+      </w:r>
+      <w:proofErr w:type="spellStart"/>
+      <w:r>
+        <w:t>EmployeeLastName</w:t>
+      </w:r>
+      <w:proofErr w:type="spellEnd"/>
+      <w:r>
+        <w:t xml:space="preserve">, </w:t>
+      </w:r>
+      <w:proofErr w:type="spellStart"/>
+      <w:r>
+        <w:t>EmployeeTypeID</w:t>
+      </w:r>
+      <w:proofErr w:type="spellEnd"/>
+      <w:r>
+        <w:t xml:space="preserve">, </w:t>
+      </w:r>
+      <w:proofErr w:type="spellStart"/>
+      <w:r>
+        <w:t>EmployeeTypeDescription</w:t>
+      </w:r>
+      <w:proofErr w:type="spellEnd"/>
+      <w:r>
+        <w:t>)</w:t>
+      </w:r>
+    </w:p>
+    <w:p>
+      <w:proofErr w:type="spellStart"/>
+      <w:r>
+        <w:t>Service</w:t>
+      </w:r>
+      <w:r>
+        <w:t>Booking</w:t>
+      </w:r>
+      <w:proofErr w:type="spellEnd"/>
+      <w:r>
         <w:t>(</w:t>
       </w:r>
-      <w:proofErr w:type="gramEnd"/>
-      <w:r>
-        <w:t xml:space="preserve">PK), </w:t>
+      <w:proofErr w:type="spellStart"/>
+      <w:r>
+        <w:t>BookingID</w:t>
+      </w:r>
+      <w:proofErr w:type="spellEnd"/>
+      <w:r>
+        <w:t xml:space="preserve">(PK), </w:t>
+      </w:r>
+      <w:proofErr w:type="spellStart"/>
+      <w:r>
+        <w:t>ServiceID</w:t>
+      </w:r>
+      <w:proofErr w:type="spellEnd"/>
+      <w:r>
+        <w:t xml:space="preserve">(PK), </w:t>
+      </w:r>
+      <w:proofErr w:type="spellStart"/>
+      <w:r>
+        <w:t>EmployeeID</w:t>
+      </w:r>
+      <w:proofErr w:type="spellEnd"/>
+      <w:r>
+        <w:t>(FK</w:t>
+      </w:r>
+      <w:r>
+        <w:t xml:space="preserve">), </w:t>
+      </w:r>
+      <w:r>
+        <w:t xml:space="preserve"> </w:t>
+      </w:r>
+      <w:proofErr w:type="spellStart"/>
+      <w:r>
+        <w:t>ServiceName</w:t>
+      </w:r>
+      <w:proofErr w:type="spellEnd"/>
+      <w:r>
+        <w:t xml:space="preserve">, </w:t>
+      </w:r>
+      <w:proofErr w:type="spellStart"/>
+      <w:r>
+        <w:t>ServiceDescription</w:t>
+      </w:r>
+      <w:proofErr w:type="spellEnd"/>
+      <w:r>
+        <w:t xml:space="preserve">, </w:t>
+      </w:r>
+      <w:proofErr w:type="spellStart"/>
+      <w:r>
+        <w:t>BookingServiceNotes</w:t>
+      </w:r>
+      <w:proofErr w:type="spellEnd"/>
+      <w:r>
+        <w:t>)</w:t>
+      </w:r>
+    </w:p>
+    <w:p>
+      <w:r>
+        <w:rPr>
+          <w:noProof/>
+        </w:rPr>
+        <w:lastRenderedPageBreak/>
+        <w:drawing>
+          <wp:inline distT="0" distB="0" distL="0" distR="0" wp14:anchorId="489C4061" wp14:editId="2D5EB67C">
+            <wp:extent cx="4496427" cy="2715004"/>
+            <wp:effectExtent l="0" t="0" r="0" b="9525"/>
+            <wp:docPr id="1874259406" name="Picture 1"/>
+            <wp:cNvGraphicFramePr>
+              <a:graphicFrameLocks xmlns:a="http://schemas.openxmlformats.org/drawingml/2006/main" noChangeAspect="1"/>
+            </wp:cNvGraphicFramePr>
+            <a:graphic xmlns:a="http://schemas.openxmlformats.org/drawingml/2006/main">
+              <a:graphicData uri="http://schemas.openxmlformats.org/drawingml/2006/picture">
+                <pic:pic xmlns:pic="http://schemas.openxmlformats.org/drawingml/2006/picture">
+                  <pic:nvPicPr>
+                    <pic:cNvPr id="1874259406" name=""/>
+                    <pic:cNvPicPr/>
+                  </pic:nvPicPr>
+                  <pic:blipFill>
+                    <a:blip r:embed="rId9"/>
+                    <a:stretch>
+                      <a:fillRect/>
+                    </a:stretch>
+                  </pic:blipFill>
+                  <pic:spPr>
+                    <a:xfrm>
+                      <a:off x="0" y="0"/>
+                      <a:ext cx="4496427" cy="2715004"/>
+                    </a:xfrm>
+                    <a:prstGeom prst="rect">
+                      <a:avLst/>
+                    </a:prstGeom>
+                  </pic:spPr>
+                </pic:pic>
+              </a:graphicData>
+            </a:graphic>
+          </wp:inline>
+        </w:drawing>
+      </w:r>
+    </w:p>
+    <w:p/>
+    <w:p>
+      <w:r>
+        <w:t>2NF:</w:t>
+      </w:r>
+    </w:p>
+    <w:p>
+      <w:r>
+        <w:t>Employee(</w:t>
+      </w:r>
+      <w:proofErr w:type="spellStart"/>
+      <w:r>
+        <w:t>EmployeeID</w:t>
+      </w:r>
+      <w:proofErr w:type="spellEnd"/>
+      <w:r>
+        <w:t xml:space="preserve">(PK), </w:t>
       </w:r>
       <w:proofErr w:type="spellStart"/>
       <w:r>
@@ -720,12 +1034,8 @@
     </w:p>
     <w:p>
       <w:proofErr w:type="spellStart"/>
-      <w:proofErr w:type="gramStart"/>
-      <w:r>
-        <w:t>Service</w:t>
-      </w:r>
-      <w:r>
-        <w:t>Booking</w:t>
+      <w:r>
+        <w:t>ServiceBooking</w:t>
       </w:r>
       <w:proofErr w:type="spellEnd"/>
       <w:r>
@@ -733,50 +1043,1088 @@
       </w:r>
       <w:proofErr w:type="spellStart"/>
       <w:r>
+        <w:t>BookingID</w:t>
+      </w:r>
+      <w:proofErr w:type="spellEnd"/>
+      <w:r>
+        <w:t xml:space="preserve">(PK), </w:t>
+      </w:r>
+      <w:proofErr w:type="spellStart"/>
+      <w:r>
+        <w:t>ServiceID</w:t>
+      </w:r>
+      <w:proofErr w:type="spellEnd"/>
+      <w:r>
+        <w:t>(PK)(FK),</w:t>
+      </w:r>
+      <w:r>
+        <w:t xml:space="preserve"> </w:t>
+      </w:r>
+      <w:proofErr w:type="spellStart"/>
+      <w:r>
         <w:t>EmployeeID</w:t>
       </w:r>
       <w:proofErr w:type="spellEnd"/>
       <w:r>
+        <w:t>(FK),</w:t>
+      </w:r>
+      <w:r>
+        <w:t xml:space="preserve"> </w:t>
+      </w:r>
+      <w:proofErr w:type="spellStart"/>
+      <w:r>
+        <w:t>BookingServiceNotes</w:t>
+      </w:r>
+      <w:proofErr w:type="spellEnd"/>
+      <w:r>
+        <w:t>)</w:t>
+      </w:r>
+    </w:p>
+    <w:p>
+      <w:r>
+        <w:t>Service(</w:t>
+      </w:r>
+      <w:proofErr w:type="spellStart"/>
+      <w:r>
+        <w:t>ServiceID</w:t>
+      </w:r>
+      <w:proofErr w:type="spellEnd"/>
+      <w:r>
+        <w:t xml:space="preserve">(PK), </w:t>
+      </w:r>
+      <w:proofErr w:type="spellStart"/>
+      <w:r>
+        <w:t>ServiceName</w:t>
+      </w:r>
+      <w:proofErr w:type="spellEnd"/>
+      <w:r>
+        <w:t xml:space="preserve">, </w:t>
+      </w:r>
+      <w:proofErr w:type="spellStart"/>
+      <w:r>
+        <w:t>ServiceDescription</w:t>
+      </w:r>
+      <w:proofErr w:type="spellEnd"/>
+      <w:r>
+        <w:t>)</w:t>
+      </w:r>
+    </w:p>
+    <w:p>
+      <w:r>
+        <w:rPr>
+          <w:noProof/>
+        </w:rPr>
+        <w:drawing>
+          <wp:inline distT="0" distB="0" distL="0" distR="0" wp14:anchorId="605D3DE0" wp14:editId="70CFB632">
+            <wp:extent cx="5943600" cy="2030095"/>
+            <wp:effectExtent l="0" t="0" r="0" b="8255"/>
+            <wp:docPr id="640875773" name="Picture 1"/>
+            <wp:cNvGraphicFramePr>
+              <a:graphicFrameLocks xmlns:a="http://schemas.openxmlformats.org/drawingml/2006/main" noChangeAspect="1"/>
+            </wp:cNvGraphicFramePr>
+            <a:graphic xmlns:a="http://schemas.openxmlformats.org/drawingml/2006/main">
+              <a:graphicData uri="http://schemas.openxmlformats.org/drawingml/2006/picture">
+                <pic:pic xmlns:pic="http://schemas.openxmlformats.org/drawingml/2006/picture">
+                  <pic:nvPicPr>
+                    <pic:cNvPr id="640875773" name=""/>
+                    <pic:cNvPicPr/>
+                  </pic:nvPicPr>
+                  <pic:blipFill>
+                    <a:blip r:embed="rId10"/>
+                    <a:stretch>
+                      <a:fillRect/>
+                    </a:stretch>
+                  </pic:blipFill>
+                  <pic:spPr>
+                    <a:xfrm>
+                      <a:off x="0" y="0"/>
+                      <a:ext cx="5943600" cy="2030095"/>
+                    </a:xfrm>
+                    <a:prstGeom prst="rect">
+                      <a:avLst/>
+                    </a:prstGeom>
+                  </pic:spPr>
+                </pic:pic>
+              </a:graphicData>
+            </a:graphic>
+          </wp:inline>
+        </w:drawing>
+      </w:r>
+    </w:p>
+    <w:p/>
+    <w:p>
+      <w:r>
+        <w:t>3</w:t>
+      </w:r>
+      <w:r>
+        <w:t>NF:</w:t>
+      </w:r>
+    </w:p>
+    <w:p>
+      <w:r>
+        <w:t>Employee(</w:t>
+      </w:r>
+      <w:proofErr w:type="spellStart"/>
+      <w:r>
+        <w:t>EmployeeID</w:t>
+      </w:r>
+      <w:proofErr w:type="spellEnd"/>
+      <w:r>
+        <w:t>(PK),</w:t>
+      </w:r>
+      <w:r>
+        <w:t xml:space="preserve"> </w:t>
+      </w:r>
+      <w:proofErr w:type="spellStart"/>
+      <w:r>
+        <w:t>EmployeeTypeID</w:t>
+      </w:r>
+      <w:proofErr w:type="spellEnd"/>
+      <w:r>
+        <w:t>(FK),</w:t>
+      </w:r>
+      <w:r>
+        <w:t xml:space="preserve"> </w:t>
+      </w:r>
+      <w:proofErr w:type="spellStart"/>
+      <w:r>
+        <w:t>EmployeeFirstName</w:t>
+      </w:r>
+      <w:proofErr w:type="spellEnd"/>
+      <w:r>
+        <w:t xml:space="preserve">, </w:t>
+      </w:r>
+      <w:proofErr w:type="spellStart"/>
+      <w:r>
+        <w:t>EmployeeLastName</w:t>
+      </w:r>
+      <w:proofErr w:type="spellEnd"/>
+      <w:r>
+        <w:t>)</w:t>
+      </w:r>
+    </w:p>
+    <w:p>
+      <w:proofErr w:type="spellStart"/>
+      <w:r>
+        <w:t>EmployeeType</w:t>
+      </w:r>
+      <w:proofErr w:type="spellEnd"/>
+      <w:r>
         <w:t>(</w:t>
       </w:r>
-      <w:proofErr w:type="gramEnd"/>
-      <w:r>
-        <w:t>PK)</w:t>
-      </w:r>
-      <w:r>
-        <w:t>(FK</w:t>
-      </w:r>
-      <w:proofErr w:type="gramStart"/>
+      <w:proofErr w:type="spellStart"/>
+      <w:r>
+        <w:t>EmployeeTypeID</w:t>
+      </w:r>
+      <w:proofErr w:type="spellEnd"/>
+      <w:r>
+        <w:t xml:space="preserve">(PK), </w:t>
+      </w:r>
+      <w:proofErr w:type="spellStart"/>
+      <w:r>
+        <w:t>EmployeeTypeDescription</w:t>
+      </w:r>
+      <w:proofErr w:type="spellEnd"/>
       <w:r>
         <w:t>)</w:t>
       </w:r>
+    </w:p>
+    <w:p>
+      <w:proofErr w:type="spellStart"/>
+      <w:r>
+        <w:lastRenderedPageBreak/>
+        <w:t>ServiceBooking</w:t>
+      </w:r>
+      <w:proofErr w:type="spellEnd"/>
+      <w:r>
+        <w:t>(</w:t>
+      </w:r>
+      <w:proofErr w:type="spellStart"/>
+      <w:r>
+        <w:t>BookingID</w:t>
+      </w:r>
+      <w:proofErr w:type="spellEnd"/>
+      <w:r>
+        <w:t xml:space="preserve">(PK), </w:t>
+      </w:r>
+      <w:proofErr w:type="spellStart"/>
+      <w:r>
+        <w:t>ServiceID</w:t>
+      </w:r>
+      <w:proofErr w:type="spellEnd"/>
+      <w:r>
+        <w:t>(PK)(FK),</w:t>
+      </w:r>
+      <w:r>
+        <w:t xml:space="preserve"> </w:t>
+      </w:r>
+      <w:proofErr w:type="spellStart"/>
+      <w:r>
+        <w:t>EmployeeID</w:t>
+      </w:r>
+      <w:proofErr w:type="spellEnd"/>
+      <w:r>
+        <w:t xml:space="preserve">(FK), </w:t>
+      </w:r>
+      <w:proofErr w:type="spellStart"/>
+      <w:r>
+        <w:t>BookingServiceNotes</w:t>
+      </w:r>
+      <w:proofErr w:type="spellEnd"/>
+      <w:r>
+        <w:t>)</w:t>
+      </w:r>
+    </w:p>
+    <w:p>
+      <w:r>
+        <w:t>Service(</w:t>
+      </w:r>
+      <w:proofErr w:type="spellStart"/>
+      <w:r>
+        <w:t>ServiceID</w:t>
+      </w:r>
+      <w:proofErr w:type="spellEnd"/>
+      <w:r>
+        <w:t xml:space="preserve">(PK), </w:t>
+      </w:r>
+      <w:proofErr w:type="spellStart"/>
+      <w:r>
+        <w:t>ServiceName</w:t>
+      </w:r>
+      <w:proofErr w:type="spellEnd"/>
+      <w:r>
+        <w:t xml:space="preserve">, </w:t>
+      </w:r>
+      <w:proofErr w:type="spellStart"/>
+      <w:r>
+        <w:t>ServiceDescription</w:t>
+      </w:r>
+      <w:proofErr w:type="spellEnd"/>
+      <w:r>
+        <w:t>)</w:t>
+      </w:r>
+    </w:p>
+    <w:p>
+      <w:r>
+        <w:rPr>
+          <w:noProof/>
+        </w:rPr>
+        <w:drawing>
+          <wp:inline distT="0" distB="0" distL="0" distR="0" wp14:anchorId="4F811489" wp14:editId="0470FA09">
+            <wp:extent cx="5943600" cy="1315720"/>
+            <wp:effectExtent l="0" t="0" r="0" b="0"/>
+            <wp:docPr id="454881248" name="Picture 1"/>
+            <wp:cNvGraphicFramePr>
+              <a:graphicFrameLocks xmlns:a="http://schemas.openxmlformats.org/drawingml/2006/main" noChangeAspect="1"/>
+            </wp:cNvGraphicFramePr>
+            <a:graphic xmlns:a="http://schemas.openxmlformats.org/drawingml/2006/main">
+              <a:graphicData uri="http://schemas.openxmlformats.org/drawingml/2006/picture">
+                <pic:pic xmlns:pic="http://schemas.openxmlformats.org/drawingml/2006/picture">
+                  <pic:nvPicPr>
+                    <pic:cNvPr id="454881248" name=""/>
+                    <pic:cNvPicPr/>
+                  </pic:nvPicPr>
+                  <pic:blipFill>
+                    <a:blip r:embed="rId11"/>
+                    <a:stretch>
+                      <a:fillRect/>
+                    </a:stretch>
+                  </pic:blipFill>
+                  <pic:spPr>
+                    <a:xfrm>
+                      <a:off x="0" y="0"/>
+                      <a:ext cx="5943600" cy="1315720"/>
+                    </a:xfrm>
+                    <a:prstGeom prst="rect">
+                      <a:avLst/>
+                    </a:prstGeom>
+                  </pic:spPr>
+                </pic:pic>
+              </a:graphicData>
+            </a:graphic>
+          </wp:inline>
+        </w:drawing>
+      </w:r>
+    </w:p>
+    <w:p/>
+    <w:p>
+      <w:r>
+        <w:br w:type="column"/>
+      </w:r>
+    </w:p>
+    <w:p>
+      <w:r>
+        <w:t>Booking Invoice View:</w:t>
+      </w:r>
+    </w:p>
+    <w:p/>
+    <w:p>
+      <w:r>
+        <w:t>Initial Table:</w:t>
+      </w:r>
+    </w:p>
+    <w:p>
+      <w:r>
+        <w:t>Booking(</w:t>
+      </w:r>
+      <w:proofErr w:type="spellStart"/>
+      <w:r>
+        <w:t>BookingID</w:t>
+      </w:r>
+      <w:proofErr w:type="spellEnd"/>
+      <w:r>
+        <w:t xml:space="preserve">, StartDate, </w:t>
+      </w:r>
+      <w:proofErr w:type="spellStart"/>
+      <w:r>
+        <w:t>EndDate</w:t>
+      </w:r>
+      <w:proofErr w:type="spellEnd"/>
+      <w:r>
+        <w:t xml:space="preserve">, </w:t>
+      </w:r>
+      <w:proofErr w:type="spellStart"/>
+      <w:r>
+        <w:t>OwnerID</w:t>
+      </w:r>
+      <w:proofErr w:type="spellEnd"/>
+      <w:r>
+        <w:t xml:space="preserve">, </w:t>
+      </w:r>
+      <w:proofErr w:type="spellStart"/>
+      <w:r>
+        <w:t>OwnerFirstName</w:t>
+      </w:r>
+      <w:proofErr w:type="spellEnd"/>
+      <w:r>
+        <w:t xml:space="preserve">, </w:t>
+      </w:r>
+      <w:proofErr w:type="spellStart"/>
+      <w:r>
+        <w:t>OwnerLastName</w:t>
+      </w:r>
+      <w:proofErr w:type="spellEnd"/>
+      <w:r>
+        <w:t xml:space="preserve">, </w:t>
+      </w:r>
+      <w:proofErr w:type="spellStart"/>
+      <w:r>
+        <w:t>DogID</w:t>
+      </w:r>
+      <w:proofErr w:type="spellEnd"/>
+      <w:r>
+        <w:t xml:space="preserve">, </w:t>
+      </w:r>
+      <w:proofErr w:type="spellStart"/>
+      <w:r>
+        <w:t>DogName</w:t>
+      </w:r>
+      <w:proofErr w:type="spellEnd"/>
+      <w:r>
+        <w:t>, (</w:t>
+      </w:r>
+      <w:proofErr w:type="spellStart"/>
+      <w:r>
+        <w:t>ServiceID</w:t>
+      </w:r>
+      <w:proofErr w:type="spellEnd"/>
+      <w:r>
+        <w:t xml:space="preserve">, </w:t>
+      </w:r>
+      <w:proofErr w:type="spellStart"/>
+      <w:r>
+        <w:t>ServiceName</w:t>
+      </w:r>
+      <w:proofErr w:type="spellEnd"/>
+      <w:r>
+        <w:t xml:space="preserve">, </w:t>
+      </w:r>
+      <w:proofErr w:type="spellStart"/>
+      <w:r>
+        <w:t>BookingServiceNotes</w:t>
+      </w:r>
+      <w:proofErr w:type="spellEnd"/>
+      <w:r>
+        <w:t xml:space="preserve">, </w:t>
+      </w:r>
+      <w:proofErr w:type="spellStart"/>
+      <w:r>
+        <w:t>CurrentServicePrice</w:t>
+      </w:r>
+      <w:proofErr w:type="spellEnd"/>
+      <w:r>
+        <w:t xml:space="preserve">, </w:t>
+      </w:r>
+      <w:proofErr w:type="spellStart"/>
+      <w:r>
+        <w:t>HistoricalServicePrice</w:t>
+      </w:r>
+      <w:proofErr w:type="spellEnd"/>
+      <w:r>
+        <w:t xml:space="preserve">), </w:t>
+      </w:r>
+      <w:proofErr w:type="spellStart"/>
+      <w:r>
+        <w:t>BookingGST</w:t>
+      </w:r>
+      <w:proofErr w:type="spellEnd"/>
+      <w:r>
+        <w:t>)</w:t>
+      </w:r>
+    </w:p>
+    <w:p>
+      <w:r>
+        <w:rPr>
+          <w:noProof/>
+        </w:rPr>
+        <w:drawing>
+          <wp:inline distT="0" distB="0" distL="0" distR="0" wp14:anchorId="3CBFD852" wp14:editId="26DAA572">
+            <wp:extent cx="1867161" cy="4563112"/>
+            <wp:effectExtent l="0" t="0" r="0" b="0"/>
+            <wp:docPr id="1869598905" name="Picture 1"/>
+            <wp:cNvGraphicFramePr>
+              <a:graphicFrameLocks xmlns:a="http://schemas.openxmlformats.org/drawingml/2006/main" noChangeAspect="1"/>
+            </wp:cNvGraphicFramePr>
+            <a:graphic xmlns:a="http://schemas.openxmlformats.org/drawingml/2006/main">
+              <a:graphicData uri="http://schemas.openxmlformats.org/drawingml/2006/picture">
+                <pic:pic xmlns:pic="http://schemas.openxmlformats.org/drawingml/2006/picture">
+                  <pic:nvPicPr>
+                    <pic:cNvPr id="1869598905" name=""/>
+                    <pic:cNvPicPr/>
+                  </pic:nvPicPr>
+                  <pic:blipFill>
+                    <a:blip r:embed="rId12"/>
+                    <a:stretch>
+                      <a:fillRect/>
+                    </a:stretch>
+                  </pic:blipFill>
+                  <pic:spPr>
+                    <a:xfrm>
+                      <a:off x="0" y="0"/>
+                      <a:ext cx="1867161" cy="4563112"/>
+                    </a:xfrm>
+                    <a:prstGeom prst="rect">
+                      <a:avLst/>
+                    </a:prstGeom>
+                  </pic:spPr>
+                </pic:pic>
+              </a:graphicData>
+            </a:graphic>
+          </wp:inline>
+        </w:drawing>
+      </w:r>
+    </w:p>
+    <w:p/>
+    <w:p>
+      <w:r>
+        <w:t>1NF:</w:t>
+      </w:r>
+    </w:p>
+    <w:p>
+      <w:r>
+        <w:t>Booking(</w:t>
+      </w:r>
+      <w:proofErr w:type="spellStart"/>
+      <w:r>
+        <w:t>BookingID</w:t>
+      </w:r>
+      <w:proofErr w:type="spellEnd"/>
+      <w:r>
+        <w:t>(PK),</w:t>
+      </w:r>
+      <w:r>
+        <w:t xml:space="preserve"> </w:t>
+      </w:r>
+      <w:proofErr w:type="spellStart"/>
+      <w:r>
+        <w:t>ServiceID</w:t>
+      </w:r>
+      <w:proofErr w:type="spellEnd"/>
+      <w:r>
+        <w:t xml:space="preserve">(FK), </w:t>
+      </w:r>
+      <w:r>
+        <w:t xml:space="preserve"> </w:t>
+      </w:r>
+      <w:r>
+        <w:t xml:space="preserve">StartDate, </w:t>
+      </w:r>
+      <w:proofErr w:type="spellStart"/>
+      <w:r>
+        <w:t>EndDate</w:t>
+      </w:r>
+      <w:proofErr w:type="spellEnd"/>
+      <w:r>
+        <w:t xml:space="preserve">, </w:t>
+      </w:r>
+      <w:proofErr w:type="spellStart"/>
+      <w:r>
+        <w:t>OwnerID</w:t>
+      </w:r>
+      <w:proofErr w:type="spellEnd"/>
+      <w:r>
+        <w:t xml:space="preserve">, </w:t>
+      </w:r>
+      <w:proofErr w:type="spellStart"/>
+      <w:r>
+        <w:t>OwnerFirstName</w:t>
+      </w:r>
+      <w:proofErr w:type="spellEnd"/>
+      <w:r>
+        <w:t xml:space="preserve">, </w:t>
+      </w:r>
+      <w:proofErr w:type="spellStart"/>
+      <w:r>
+        <w:t>OwnerLastName</w:t>
+      </w:r>
+      <w:proofErr w:type="spellEnd"/>
+      <w:r>
+        <w:t xml:space="preserve">, </w:t>
+      </w:r>
+      <w:proofErr w:type="spellStart"/>
+      <w:r>
+        <w:t>DogID</w:t>
+      </w:r>
+      <w:proofErr w:type="spellEnd"/>
+      <w:r>
+        <w:t xml:space="preserve">, </w:t>
+      </w:r>
+      <w:proofErr w:type="spellStart"/>
+      <w:r>
+        <w:t>DogName</w:t>
+      </w:r>
+      <w:proofErr w:type="spellEnd"/>
+      <w:r>
+        <w:t xml:space="preserve">, </w:t>
+      </w:r>
+      <w:proofErr w:type="spellStart"/>
+      <w:r>
+        <w:t>BookingGST</w:t>
+      </w:r>
+      <w:proofErr w:type="spellEnd"/>
+      <w:r>
+        <w:t>)</w:t>
+      </w:r>
+    </w:p>
+    <w:p>
+      <w:proofErr w:type="spellStart"/>
+      <w:r>
+        <w:lastRenderedPageBreak/>
+        <w:t>ServiceBooking</w:t>
+      </w:r>
+      <w:proofErr w:type="spellEnd"/>
+      <w:r>
+        <w:t>(</w:t>
+      </w:r>
+      <w:proofErr w:type="spellStart"/>
+      <w:r>
+        <w:t>ServiceID</w:t>
+      </w:r>
+      <w:proofErr w:type="spellEnd"/>
+      <w:r>
+        <w:t xml:space="preserve">(PK), </w:t>
+      </w:r>
+      <w:proofErr w:type="spellStart"/>
+      <w:r>
+        <w:t>BookingID</w:t>
+      </w:r>
+      <w:proofErr w:type="spellEnd"/>
+      <w:r>
+        <w:t>(</w:t>
+      </w:r>
+      <w:r>
+        <w:t>FK)</w:t>
+      </w:r>
       <w:r>
         <w:t>,</w:t>
       </w:r>
+      <w:r>
+        <w:t xml:space="preserve"> </w:t>
+      </w:r>
+      <w:proofErr w:type="spellStart"/>
+      <w:r>
+        <w:t>ServiceName</w:t>
+      </w:r>
+      <w:proofErr w:type="spellEnd"/>
+      <w:r>
+        <w:t xml:space="preserve">, </w:t>
+      </w:r>
+      <w:proofErr w:type="spellStart"/>
+      <w:r>
+        <w:t>BookingServiceNotes</w:t>
+      </w:r>
+      <w:proofErr w:type="spellEnd"/>
+      <w:r>
+        <w:t xml:space="preserve">, </w:t>
+      </w:r>
+      <w:proofErr w:type="spellStart"/>
+      <w:r>
+        <w:t>CurrentServicePrice</w:t>
+      </w:r>
+      <w:proofErr w:type="spellEnd"/>
+      <w:r>
+        <w:t xml:space="preserve">, </w:t>
+      </w:r>
+      <w:proofErr w:type="spellStart"/>
+      <w:r>
+        <w:t>HistoricalServicePrice</w:t>
+      </w:r>
+      <w:proofErr w:type="spellEnd"/>
+      <w:r>
+        <w:t>)</w:t>
+      </w:r>
+    </w:p>
+    <w:p>
+      <w:r>
+        <w:rPr>
+          <w:noProof/>
+        </w:rPr>
+        <w:drawing>
+          <wp:inline distT="0" distB="0" distL="0" distR="0" wp14:anchorId="69E06BA5" wp14:editId="618E90FA">
+            <wp:extent cx="3848637" cy="3448531"/>
+            <wp:effectExtent l="0" t="0" r="0" b="0"/>
+            <wp:docPr id="1283790166" name="Picture 1"/>
+            <wp:cNvGraphicFramePr>
+              <a:graphicFrameLocks xmlns:a="http://schemas.openxmlformats.org/drawingml/2006/main" noChangeAspect="1"/>
+            </wp:cNvGraphicFramePr>
+            <a:graphic xmlns:a="http://schemas.openxmlformats.org/drawingml/2006/main">
+              <a:graphicData uri="http://schemas.openxmlformats.org/drawingml/2006/picture">
+                <pic:pic xmlns:pic="http://schemas.openxmlformats.org/drawingml/2006/picture">
+                  <pic:nvPicPr>
+                    <pic:cNvPr id="1283790166" name=""/>
+                    <pic:cNvPicPr/>
+                  </pic:nvPicPr>
+                  <pic:blipFill>
+                    <a:blip r:embed="rId13"/>
+                    <a:stretch>
+                      <a:fillRect/>
+                    </a:stretch>
+                  </pic:blipFill>
+                  <pic:spPr>
+                    <a:xfrm>
+                      <a:off x="0" y="0"/>
+                      <a:ext cx="3848637" cy="3448531"/>
+                    </a:xfrm>
+                    <a:prstGeom prst="rect">
+                      <a:avLst/>
+                    </a:prstGeom>
+                  </pic:spPr>
+                </pic:pic>
+              </a:graphicData>
+            </a:graphic>
+          </wp:inline>
+        </w:drawing>
+      </w:r>
+    </w:p>
+    <w:p/>
+    <w:p>
+      <w:r>
+        <w:t>2NF:</w:t>
+      </w:r>
+    </w:p>
+    <w:p>
+      <w:r>
+        <w:t>Booking(</w:t>
+      </w:r>
       <w:proofErr w:type="spellStart"/>
       <w:r>
         <w:t>BookingID</w:t>
       </w:r>
       <w:proofErr w:type="spellEnd"/>
-      <w:proofErr w:type="gramEnd"/>
+      <w:r>
+        <w:t>(PK)</w:t>
+      </w:r>
+      <w:r>
+        <w:t>,</w:t>
+      </w:r>
+      <w:r>
+        <w:t xml:space="preserve"> </w:t>
+      </w:r>
+      <w:proofErr w:type="spellStart"/>
+      <w:r>
+        <w:t>ServiceID</w:t>
+      </w:r>
+      <w:proofErr w:type="spellEnd"/>
+      <w:r>
+        <w:t>(FK)</w:t>
+      </w:r>
+      <w:r>
+        <w:t>,</w:t>
+      </w:r>
+      <w:r>
+        <w:t xml:space="preserve"> </w:t>
+      </w:r>
+      <w:r>
+        <w:t xml:space="preserve">StartDate, </w:t>
+      </w:r>
+      <w:proofErr w:type="spellStart"/>
+      <w:r>
+        <w:t>EndDate</w:t>
+      </w:r>
+      <w:proofErr w:type="spellEnd"/>
+      <w:r>
+        <w:t xml:space="preserve">, </w:t>
+      </w:r>
+      <w:proofErr w:type="spellStart"/>
+      <w:r>
+        <w:t>OwnerID</w:t>
+      </w:r>
+      <w:proofErr w:type="spellEnd"/>
+      <w:r>
+        <w:t xml:space="preserve">, </w:t>
+      </w:r>
+      <w:proofErr w:type="spellStart"/>
+      <w:r>
+        <w:t>OwnerFirstName</w:t>
+      </w:r>
+      <w:proofErr w:type="spellEnd"/>
+      <w:r>
+        <w:t xml:space="preserve">, </w:t>
+      </w:r>
+      <w:proofErr w:type="spellStart"/>
+      <w:r>
+        <w:t>OwnerLastName</w:t>
+      </w:r>
+      <w:proofErr w:type="spellEnd"/>
+      <w:r>
+        <w:t xml:space="preserve">, </w:t>
+      </w:r>
+      <w:proofErr w:type="spellStart"/>
+      <w:r>
+        <w:t>DogID</w:t>
+      </w:r>
+      <w:proofErr w:type="spellEnd"/>
+      <w:r>
+        <w:t xml:space="preserve">, </w:t>
+      </w:r>
+      <w:proofErr w:type="spellStart"/>
+      <w:r>
+        <w:t>DogName</w:t>
+      </w:r>
+      <w:proofErr w:type="spellEnd"/>
+      <w:r>
+        <w:t xml:space="preserve">, </w:t>
+      </w:r>
+      <w:proofErr w:type="spellStart"/>
+      <w:r>
+        <w:t>BookingGST</w:t>
+      </w:r>
+      <w:proofErr w:type="spellEnd"/>
+      <w:r>
+        <w:t>)</w:t>
+      </w:r>
+    </w:p>
+    <w:p>
+      <w:proofErr w:type="spellStart"/>
+      <w:r>
+        <w:t>ServiceBooking</w:t>
+      </w:r>
+      <w:proofErr w:type="spellEnd"/>
+      <w:r>
+        <w:t>(</w:t>
+      </w:r>
+      <w:proofErr w:type="spellStart"/>
+      <w:r>
+        <w:t>BookingID</w:t>
+      </w:r>
+      <w:proofErr w:type="spellEnd"/>
+      <w:r>
+        <w:t>(PK)</w:t>
+      </w:r>
+      <w:r>
+        <w:t>(FK)</w:t>
+      </w:r>
+      <w:r>
+        <w:t>,</w:t>
+      </w:r>
+      <w:r>
+        <w:t xml:space="preserve"> </w:t>
+      </w:r>
+      <w:proofErr w:type="spellStart"/>
+      <w:r>
+        <w:t>ServiceID</w:t>
+      </w:r>
+      <w:proofErr w:type="spellEnd"/>
+      <w:r>
+        <w:t>(PK)</w:t>
+      </w:r>
+      <w:r>
+        <w:t>(FK)</w:t>
+      </w:r>
+      <w:r>
+        <w:t>,</w:t>
+      </w:r>
+      <w:r>
+        <w:t xml:space="preserve"> </w:t>
+      </w:r>
+      <w:proofErr w:type="spellStart"/>
+      <w:r>
+        <w:t>BookingServiceNotes</w:t>
+      </w:r>
+      <w:proofErr w:type="spellEnd"/>
+      <w:r>
+        <w:t>,</w:t>
+      </w:r>
+      <w:r>
+        <w:t xml:space="preserve"> </w:t>
+      </w:r>
+      <w:proofErr w:type="spellStart"/>
+      <w:r>
+        <w:t>HistoricalServicePrice</w:t>
+      </w:r>
+      <w:proofErr w:type="spellEnd"/>
+      <w:r>
+        <w:t>)</w:t>
+      </w:r>
+    </w:p>
+    <w:p>
+      <w:r>
+        <w:t>Service(</w:t>
+      </w:r>
+      <w:proofErr w:type="spellStart"/>
+      <w:r>
+        <w:t>ServiceID</w:t>
+      </w:r>
+      <w:proofErr w:type="spellEnd"/>
       <w:r>
         <w:t xml:space="preserve">(PK), </w:t>
       </w:r>
       <w:proofErr w:type="spellStart"/>
-      <w:proofErr w:type="gramStart"/>
+      <w:r>
+        <w:t>ServiceName</w:t>
+      </w:r>
+      <w:proofErr w:type="spellEnd"/>
+      <w:r>
+        <w:t xml:space="preserve">, </w:t>
+      </w:r>
+      <w:proofErr w:type="spellStart"/>
+      <w:r>
+        <w:t>CurrentServicePrice</w:t>
+      </w:r>
+      <w:proofErr w:type="spellEnd"/>
+      <w:r>
+        <w:t>)</w:t>
+      </w:r>
+    </w:p>
+    <w:p>
+      <w:r>
+        <w:rPr>
+          <w:noProof/>
+        </w:rPr>
+        <w:lastRenderedPageBreak/>
+        <w:drawing>
+          <wp:inline distT="0" distB="0" distL="0" distR="0" wp14:anchorId="0E6C92EC" wp14:editId="16DE03A8">
+            <wp:extent cx="5943600" cy="3328035"/>
+            <wp:effectExtent l="0" t="0" r="0" b="5715"/>
+            <wp:docPr id="1659215767" name="Picture 1"/>
+            <wp:cNvGraphicFramePr>
+              <a:graphicFrameLocks xmlns:a="http://schemas.openxmlformats.org/drawingml/2006/main" noChangeAspect="1"/>
+            </wp:cNvGraphicFramePr>
+            <a:graphic xmlns:a="http://schemas.openxmlformats.org/drawingml/2006/main">
+              <a:graphicData uri="http://schemas.openxmlformats.org/drawingml/2006/picture">
+                <pic:pic xmlns:pic="http://schemas.openxmlformats.org/drawingml/2006/picture">
+                  <pic:nvPicPr>
+                    <pic:cNvPr id="1659215767" name=""/>
+                    <pic:cNvPicPr/>
+                  </pic:nvPicPr>
+                  <pic:blipFill>
+                    <a:blip r:embed="rId14"/>
+                    <a:stretch>
+                      <a:fillRect/>
+                    </a:stretch>
+                  </pic:blipFill>
+                  <pic:spPr>
+                    <a:xfrm>
+                      <a:off x="0" y="0"/>
+                      <a:ext cx="5943600" cy="3328035"/>
+                    </a:xfrm>
+                    <a:prstGeom prst="rect">
+                      <a:avLst/>
+                    </a:prstGeom>
+                  </pic:spPr>
+                </pic:pic>
+              </a:graphicData>
+            </a:graphic>
+          </wp:inline>
+        </w:drawing>
+      </w:r>
+    </w:p>
+    <w:p>
+      <w:r>
+        <w:t>3NF:</w:t>
+      </w:r>
+    </w:p>
+    <w:p>
+      <w:r>
+        <w:t>Booking(</w:t>
+      </w:r>
+      <w:proofErr w:type="spellStart"/>
+      <w:r>
+        <w:t>BookingID</w:t>
+      </w:r>
+      <w:proofErr w:type="spellEnd"/>
+      <w:r>
+        <w:t>(PK)</w:t>
+      </w:r>
+      <w:r>
+        <w:t xml:space="preserve">, </w:t>
+      </w:r>
+      <w:proofErr w:type="spellStart"/>
       <w:r>
         <w:t>ServiceID</w:t>
       </w:r>
       <w:proofErr w:type="spellEnd"/>
       <w:r>
+        <w:t>(FK)</w:t>
+      </w:r>
+      <w:r>
+        <w:t xml:space="preserve">, </w:t>
+      </w:r>
+      <w:proofErr w:type="spellStart"/>
+      <w:r>
+        <w:t>DogID</w:t>
+      </w:r>
+      <w:proofErr w:type="spellEnd"/>
+      <w:r>
+        <w:t>(FK),</w:t>
+      </w:r>
+      <w:r>
+        <w:t xml:space="preserve"> </w:t>
+      </w:r>
+      <w:r>
+        <w:t xml:space="preserve">StartDate, </w:t>
+      </w:r>
+      <w:proofErr w:type="spellStart"/>
+      <w:r>
+        <w:t>EndDate</w:t>
+      </w:r>
+      <w:proofErr w:type="spellEnd"/>
+      <w:r>
+        <w:t xml:space="preserve">, </w:t>
+      </w:r>
+      <w:proofErr w:type="spellStart"/>
+      <w:r>
+        <w:t>BookingGST</w:t>
+      </w:r>
+      <w:proofErr w:type="spellEnd"/>
+      <w:r>
+        <w:t>)</w:t>
+      </w:r>
+    </w:p>
+    <w:p>
+      <w:r>
+        <w:t>Dog(</w:t>
+      </w:r>
+      <w:proofErr w:type="spellStart"/>
+      <w:r>
+        <w:t>DogID</w:t>
+      </w:r>
+      <w:proofErr w:type="spellEnd"/>
+      <w:r>
+        <w:t xml:space="preserve">(PK), </w:t>
+      </w:r>
+      <w:proofErr w:type="spellStart"/>
+      <w:r>
+        <w:t>OwnerID</w:t>
+      </w:r>
+      <w:proofErr w:type="spellEnd"/>
+      <w:r>
+        <w:t xml:space="preserve">(FK), </w:t>
+      </w:r>
+      <w:proofErr w:type="spellStart"/>
+      <w:r>
+        <w:t>DogName</w:t>
+      </w:r>
+      <w:proofErr w:type="spellEnd"/>
+      <w:r>
+        <w:t>)</w:t>
+      </w:r>
+    </w:p>
+    <w:p>
+      <w:r>
+        <w:t>Owner(</w:t>
+      </w:r>
+      <w:proofErr w:type="spellStart"/>
+      <w:r>
+        <w:t>OwnerID</w:t>
+      </w:r>
+      <w:proofErr w:type="spellEnd"/>
+      <w:r>
+        <w:t xml:space="preserve">(PK), </w:t>
+      </w:r>
+      <w:proofErr w:type="spellStart"/>
+      <w:r>
+        <w:t>OwnerFirstName</w:t>
+      </w:r>
+      <w:proofErr w:type="spellEnd"/>
+      <w:r>
+        <w:t xml:space="preserve">, </w:t>
+      </w:r>
+      <w:proofErr w:type="spellStart"/>
+      <w:r>
+        <w:t>OwnerLastName</w:t>
+      </w:r>
+      <w:proofErr w:type="spellEnd"/>
+      <w:r>
+        <w:t>)</w:t>
+      </w:r>
+    </w:p>
+    <w:p>
+      <w:proofErr w:type="spellStart"/>
+      <w:r>
+        <w:t>ServiceBooking</w:t>
+      </w:r>
+      <w:proofErr w:type="spellEnd"/>
+      <w:r>
         <w:t>(</w:t>
       </w:r>
-      <w:proofErr w:type="gramEnd"/>
-      <w:r>
-        <w:t>PK)</w:t>
-      </w:r>
-      <w:r>
-        <w:t xml:space="preserve">, </w:t>
+      <w:proofErr w:type="spellStart"/>
+      <w:r>
+        <w:t>BookingID</w:t>
+      </w:r>
+      <w:proofErr w:type="spellEnd"/>
+      <w:r>
+        <w:t>(PK)(FK),</w:t>
+      </w:r>
+      <w:r>
+        <w:t xml:space="preserve"> </w:t>
+      </w:r>
+      <w:proofErr w:type="spellStart"/>
+      <w:r>
+        <w:t>ServiceID</w:t>
+      </w:r>
+      <w:proofErr w:type="spellEnd"/>
+      <w:r>
+        <w:t xml:space="preserve">(PK)(FK), </w:t>
+      </w:r>
+      <w:proofErr w:type="spellStart"/>
+      <w:r>
+        <w:t>BookingServiceNotes</w:t>
+      </w:r>
+      <w:proofErr w:type="spellEnd"/>
+      <w:r>
+        <w:t xml:space="preserve">, </w:t>
+      </w:r>
+      <w:proofErr w:type="spellStart"/>
+      <w:r>
+        <w:t>HistoricalServicePrice</w:t>
+      </w:r>
+      <w:proofErr w:type="spellEnd"/>
+      <w:r>
+        <w:t>)</w:t>
+      </w:r>
+    </w:p>
+    <w:p>
+      <w:r>
+        <w:t>Service(</w:t>
+      </w:r>
+      <w:proofErr w:type="spellStart"/>
+      <w:r>
+        <w:t>ServiceID</w:t>
+      </w:r>
+      <w:proofErr w:type="spellEnd"/>
+      <w:r>
+        <w:t xml:space="preserve">(PK), </w:t>
       </w:r>
       <w:proofErr w:type="spellStart"/>
       <w:r>
@@ -788,6 +2136,270 @@
       </w:r>
       <w:proofErr w:type="spellStart"/>
       <w:r>
+        <w:t>CurrentServicePrice</w:t>
+      </w:r>
+      <w:proofErr w:type="spellEnd"/>
+      <w:r>
+        <w:t>)</w:t>
+      </w:r>
+    </w:p>
+    <w:p>
+      <w:r>
+        <w:rPr>
+          <w:noProof/>
+        </w:rPr>
+        <w:drawing>
+          <wp:inline distT="0" distB="0" distL="0" distR="0" wp14:anchorId="6AC578EF" wp14:editId="3A075B8E">
+            <wp:extent cx="5943600" cy="1426210"/>
+            <wp:effectExtent l="0" t="0" r="0" b="2540"/>
+            <wp:docPr id="1417814974" name="Picture 1"/>
+            <wp:cNvGraphicFramePr>
+              <a:graphicFrameLocks xmlns:a="http://schemas.openxmlformats.org/drawingml/2006/main" noChangeAspect="1"/>
+            </wp:cNvGraphicFramePr>
+            <a:graphic xmlns:a="http://schemas.openxmlformats.org/drawingml/2006/main">
+              <a:graphicData uri="http://schemas.openxmlformats.org/drawingml/2006/picture">
+                <pic:pic xmlns:pic="http://schemas.openxmlformats.org/drawingml/2006/picture">
+                  <pic:nvPicPr>
+                    <pic:cNvPr id="1417814974" name=""/>
+                    <pic:cNvPicPr/>
+                  </pic:nvPicPr>
+                  <pic:blipFill>
+                    <a:blip r:embed="rId15"/>
+                    <a:stretch>
+                      <a:fillRect/>
+                    </a:stretch>
+                  </pic:blipFill>
+                  <pic:spPr>
+                    <a:xfrm>
+                      <a:off x="0" y="0"/>
+                      <a:ext cx="5943600" cy="1426210"/>
+                    </a:xfrm>
+                    <a:prstGeom prst="rect">
+                      <a:avLst/>
+                    </a:prstGeom>
+                  </pic:spPr>
+                </pic:pic>
+              </a:graphicData>
+            </a:graphic>
+          </wp:inline>
+        </w:drawing>
+      </w:r>
+    </w:p>
+    <w:p>
+      <w:r>
+        <w:br w:type="column"/>
+      </w:r>
+    </w:p>
+    <w:p>
+      <w:r>
+        <w:t>Merged:</w:t>
+      </w:r>
+    </w:p>
+    <w:p>
+      <w:r>
+        <w:t>Payment(</w:t>
+      </w:r>
+      <w:proofErr w:type="spellStart"/>
+      <w:r>
+        <w:t>PaymentID</w:t>
+      </w:r>
+      <w:proofErr w:type="spellEnd"/>
+      <w:r>
+        <w:t xml:space="preserve"> (PK), </w:t>
+      </w:r>
+      <w:proofErr w:type="spellStart"/>
+      <w:r>
+        <w:t>BookingID</w:t>
+      </w:r>
+      <w:proofErr w:type="spellEnd"/>
+      <w:r>
+        <w:t xml:space="preserve">(FK), </w:t>
+      </w:r>
+      <w:proofErr w:type="spellStart"/>
+      <w:r>
+        <w:t>Payment</w:t>
+      </w:r>
+      <w:r>
+        <w:t>TypeID</w:t>
+      </w:r>
+      <w:proofErr w:type="spellEnd"/>
+      <w:r>
+        <w:t xml:space="preserve">(FK), </w:t>
+      </w:r>
+      <w:proofErr w:type="spellStart"/>
+      <w:r>
+        <w:t>PaymentDate</w:t>
+      </w:r>
+      <w:proofErr w:type="spellEnd"/>
+      <w:r>
+        <w:t>, Amount)</w:t>
+      </w:r>
+    </w:p>
+    <w:p>
+      <w:proofErr w:type="spellStart"/>
+      <w:r>
+        <w:t>PaymentType</w:t>
+      </w:r>
+      <w:proofErr w:type="spellEnd"/>
+      <w:r>
+        <w:t>(</w:t>
+      </w:r>
+      <w:proofErr w:type="spellStart"/>
+      <w:r>
+        <w:t>PaymentTypeID</w:t>
+      </w:r>
+      <w:proofErr w:type="spellEnd"/>
+      <w:r>
+        <w:t xml:space="preserve">(PK), </w:t>
+      </w:r>
+      <w:proofErr w:type="spellStart"/>
+      <w:r>
+        <w:t>PaymentTypeDescription</w:t>
+      </w:r>
+      <w:proofErr w:type="spellEnd"/>
+      <w:r>
+        <w:t>)</w:t>
+      </w:r>
+    </w:p>
+    <w:p>
+      <w:r>
+        <w:t>Booking(</w:t>
+      </w:r>
+      <w:proofErr w:type="spellStart"/>
+      <w:r>
+        <w:t>BookingID</w:t>
+      </w:r>
+      <w:proofErr w:type="spellEnd"/>
+      <w:r>
+        <w:t xml:space="preserve">(PK), </w:t>
+      </w:r>
+      <w:proofErr w:type="spellStart"/>
+      <w:r>
+        <w:t>ServiceID</w:t>
+      </w:r>
+      <w:proofErr w:type="spellEnd"/>
+      <w:r>
+        <w:t xml:space="preserve">(FK), </w:t>
+      </w:r>
+      <w:proofErr w:type="spellStart"/>
+      <w:r>
+        <w:t>DogID</w:t>
+      </w:r>
+      <w:proofErr w:type="spellEnd"/>
+      <w:r>
+        <w:t xml:space="preserve">(FK), </w:t>
+      </w:r>
+      <w:proofErr w:type="spellStart"/>
+      <w:r>
+        <w:t>EmployeeID</w:t>
+      </w:r>
+      <w:proofErr w:type="spellEnd"/>
+      <w:r>
+        <w:t>(FK),</w:t>
+      </w:r>
+      <w:r>
+        <w:t xml:space="preserve"> </w:t>
+      </w:r>
+      <w:proofErr w:type="spellStart"/>
+      <w:r>
+        <w:t>PaymentID</w:t>
+      </w:r>
+      <w:proofErr w:type="spellEnd"/>
+      <w:r>
+        <w:t xml:space="preserve"> (FK), </w:t>
+      </w:r>
+      <w:r>
+        <w:t xml:space="preserve"> StartDate, </w:t>
+      </w:r>
+      <w:proofErr w:type="spellStart"/>
+      <w:r>
+        <w:t>EndDate</w:t>
+      </w:r>
+      <w:proofErr w:type="spellEnd"/>
+      <w:r>
+        <w:t xml:space="preserve">, </w:t>
+      </w:r>
+      <w:proofErr w:type="spellStart"/>
+      <w:r>
+        <w:t>BookingGST</w:t>
+      </w:r>
+      <w:proofErr w:type="spellEnd"/>
+      <w:r>
+        <w:t xml:space="preserve">, </w:t>
+      </w:r>
+      <w:proofErr w:type="spellStart"/>
+      <w:r>
+        <w:t>BookingTotal</w:t>
+      </w:r>
+      <w:proofErr w:type="spellEnd"/>
+      <w:r>
+        <w:t>)</w:t>
+      </w:r>
+    </w:p>
+    <w:p>
+      <w:proofErr w:type="spellStart"/>
+      <w:r>
+        <w:t>BookingService</w:t>
+      </w:r>
+      <w:proofErr w:type="spellEnd"/>
+      <w:r>
+        <w:t>(</w:t>
+      </w:r>
+      <w:proofErr w:type="spellStart"/>
+      <w:r>
+        <w:t>BookingID</w:t>
+      </w:r>
+      <w:proofErr w:type="spellEnd"/>
+      <w:r>
+        <w:t xml:space="preserve">(PK)(FK), </w:t>
+      </w:r>
+      <w:proofErr w:type="spellStart"/>
+      <w:r>
+        <w:t>ServiceID</w:t>
+      </w:r>
+      <w:proofErr w:type="spellEnd"/>
+      <w:r>
+        <w:t xml:space="preserve">(PK)(FK), </w:t>
+      </w:r>
+      <w:proofErr w:type="spellStart"/>
+      <w:r>
+        <w:t>BookingServiceNotes</w:t>
+      </w:r>
+      <w:proofErr w:type="spellEnd"/>
+      <w:r>
+        <w:t xml:space="preserve">, </w:t>
+      </w:r>
+      <w:proofErr w:type="spellStart"/>
+      <w:r>
+        <w:t>HistoricalServicePricing</w:t>
+      </w:r>
+      <w:proofErr w:type="spellEnd"/>
+      <w:r>
+        <w:t>)</w:t>
+      </w:r>
+    </w:p>
+    <w:p>
+      <w:r>
+        <w:t>Service(</w:t>
+      </w:r>
+      <w:proofErr w:type="spellStart"/>
+      <w:r>
+        <w:t>ServiceID</w:t>
+      </w:r>
+      <w:proofErr w:type="spellEnd"/>
+      <w:r>
+        <w:t xml:space="preserve">(PK), </w:t>
+      </w:r>
+      <w:proofErr w:type="spellStart"/>
+      <w:r>
+        <w:t>ServiceName</w:t>
+      </w:r>
+      <w:proofErr w:type="spellEnd"/>
+      <w:r>
+        <w:t xml:space="preserve">, </w:t>
+      </w:r>
+      <w:proofErr w:type="spellStart"/>
+      <w:r>
         <w:t>ServiceDescription</w:t>
       </w:r>
       <w:proofErr w:type="spellEnd"/>
@@ -796,21 +2408,72 @@
       </w:r>
       <w:proofErr w:type="spellStart"/>
       <w:r>
-        <w:t>BookingServiceNotes</w:t>
+        <w:t>CurrentServicePrice</w:t>
       </w:r>
       <w:proofErr w:type="spellEnd"/>
       <w:r>
         <w:t>)</w:t>
       </w:r>
     </w:p>
-    <w:p/>
-    <w:p>
-      <w:r>
-        <w:t>2NF:</w:t>
-      </w:r>
-    </w:p>
-    <w:p>
-      <w:proofErr w:type="gramStart"/>
+    <w:p>
+      <w:r>
+        <w:t>Dog(</w:t>
+      </w:r>
+      <w:proofErr w:type="spellStart"/>
+      <w:r>
+        <w:t>DogID</w:t>
+      </w:r>
+      <w:proofErr w:type="spellEnd"/>
+      <w:r>
+        <w:t xml:space="preserve">(PK), </w:t>
+      </w:r>
+      <w:proofErr w:type="spellStart"/>
+      <w:r>
+        <w:t>OwnerID</w:t>
+      </w:r>
+      <w:proofErr w:type="spellEnd"/>
+      <w:r>
+        <w:t xml:space="preserve">(FK), </w:t>
+      </w:r>
+      <w:proofErr w:type="spellStart"/>
+      <w:r>
+        <w:t>DogName</w:t>
+      </w:r>
+      <w:proofErr w:type="spellEnd"/>
+      <w:r>
+        <w:t>)</w:t>
+      </w:r>
+    </w:p>
+    <w:p>
+      <w:r>
+        <w:t>Owner(</w:t>
+      </w:r>
+      <w:proofErr w:type="spellStart"/>
+      <w:r>
+        <w:t>OwnerID</w:t>
+      </w:r>
+      <w:proofErr w:type="spellEnd"/>
+      <w:r>
+        <w:t xml:space="preserve">(PK), </w:t>
+      </w:r>
+      <w:proofErr w:type="spellStart"/>
+      <w:r>
+        <w:t>OwnerFirstName</w:t>
+      </w:r>
+      <w:proofErr w:type="spellEnd"/>
+      <w:r>
+        <w:t xml:space="preserve">, </w:t>
+      </w:r>
+      <w:proofErr w:type="spellStart"/>
+      <w:r>
+        <w:t>OwnerLastName</w:t>
+      </w:r>
+      <w:proofErr w:type="spellEnd"/>
+      <w:r>
+        <w:t>)</w:t>
+      </w:r>
+    </w:p>
+    <w:p>
       <w:r>
         <w:t>Employee(</w:t>
       </w:r>
@@ -820,35 +2483,49 @@
       </w:r>
       <w:proofErr w:type="spellEnd"/>
       <w:r>
+        <w:t xml:space="preserve">(PK), </w:t>
+      </w:r>
+      <w:proofErr w:type="spellStart"/>
+      <w:r>
+        <w:t>EmployeeTypeID</w:t>
+      </w:r>
+      <w:proofErr w:type="spellEnd"/>
+      <w:r>
+        <w:t xml:space="preserve">(FK), </w:t>
+      </w:r>
+      <w:proofErr w:type="spellStart"/>
+      <w:r>
+        <w:t>EmployeeFirstName</w:t>
+      </w:r>
+      <w:proofErr w:type="spellEnd"/>
+      <w:r>
+        <w:t xml:space="preserve">, </w:t>
+      </w:r>
+      <w:proofErr w:type="spellStart"/>
+      <w:r>
+        <w:t>EmployeeLastName</w:t>
+      </w:r>
+      <w:proofErr w:type="spellEnd"/>
+      <w:r>
+        <w:t>)</w:t>
+      </w:r>
+    </w:p>
+    <w:p>
+      <w:proofErr w:type="spellStart"/>
+      <w:r>
+        <w:t>EmployeeType</w:t>
+      </w:r>
+      <w:proofErr w:type="spellEnd"/>
+      <w:r>
         <w:t>(</w:t>
       </w:r>
-      <w:proofErr w:type="gramEnd"/>
-      <w:r>
-        <w:t xml:space="preserve">PK), </w:t>
-      </w:r>
-      <w:proofErr w:type="spellStart"/>
-      <w:r>
-        <w:t>EmployeeFirstName</w:t>
-      </w:r>
-      <w:proofErr w:type="spellEnd"/>
-      <w:r>
-        <w:t xml:space="preserve">, </w:t>
-      </w:r>
-      <w:proofErr w:type="spellStart"/>
-      <w:r>
-        <w:t>EmployeeLastName</w:t>
-      </w:r>
-      <w:proofErr w:type="spellEnd"/>
-      <w:r>
-        <w:t xml:space="preserve">, </w:t>
-      </w:r>
       <w:proofErr w:type="spellStart"/>
       <w:r>
         <w:t>EmployeeTypeID</w:t>
       </w:r>
       <w:proofErr w:type="spellEnd"/>
       <w:r>
-        <w:t xml:space="preserve">, </w:t>
+        <w:t xml:space="preserve">(PK), </w:t>
       </w:r>
       <w:proofErr w:type="spellStart"/>
       <w:r>
@@ -860,1460 +2537,10 @@
       </w:r>
     </w:p>
     <w:p>
-      <w:proofErr w:type="spellStart"/>
-      <w:proofErr w:type="gramStart"/>
-      <w:r>
-        <w:t>ServiceBooking</w:t>
-      </w:r>
-      <w:proofErr w:type="spellEnd"/>
-      <w:r>
-        <w:t>(</w:t>
-      </w:r>
-      <w:proofErr w:type="spellStart"/>
-      <w:r>
-        <w:t>BookingID</w:t>
-      </w:r>
-      <w:proofErr w:type="spellEnd"/>
-      <w:r>
-        <w:t>(</w:t>
-      </w:r>
-      <w:proofErr w:type="gramEnd"/>
-      <w:r>
-        <w:t xml:space="preserve">PK), </w:t>
-      </w:r>
-      <w:proofErr w:type="spellStart"/>
-      <w:proofErr w:type="gramStart"/>
-      <w:r>
-        <w:t>ServiceID</w:t>
-      </w:r>
-      <w:proofErr w:type="spellEnd"/>
-      <w:r>
-        <w:t>(</w:t>
-      </w:r>
-      <w:proofErr w:type="gramEnd"/>
-      <w:r>
-        <w:t>PK)(FK),</w:t>
-      </w:r>
-      <w:r>
-        <w:t xml:space="preserve"> </w:t>
-      </w:r>
-      <w:proofErr w:type="spellStart"/>
-      <w:proofErr w:type="gramStart"/>
-      <w:r>
-        <w:t>EmployeeID</w:t>
-      </w:r>
-      <w:proofErr w:type="spellEnd"/>
-      <w:r>
-        <w:t>(</w:t>
-      </w:r>
-      <w:proofErr w:type="gramEnd"/>
-      <w:r>
-        <w:t>FK),</w:t>
-      </w:r>
-      <w:r>
-        <w:t xml:space="preserve"> </w:t>
-      </w:r>
-      <w:proofErr w:type="spellStart"/>
-      <w:r>
-        <w:t>BookingServiceNotes</w:t>
-      </w:r>
-      <w:proofErr w:type="spellEnd"/>
-      <w:r>
-        <w:t>)</w:t>
-      </w:r>
-    </w:p>
-    <w:p>
-      <w:proofErr w:type="gramStart"/>
-      <w:r>
-        <w:t>Service(</w:t>
-      </w:r>
-      <w:proofErr w:type="spellStart"/>
-      <w:r>
-        <w:t>ServiceID</w:t>
-      </w:r>
-      <w:proofErr w:type="spellEnd"/>
-      <w:r>
-        <w:t>(</w:t>
-      </w:r>
-      <w:proofErr w:type="gramEnd"/>
-      <w:r>
-        <w:t xml:space="preserve">PK), </w:t>
-      </w:r>
-      <w:proofErr w:type="spellStart"/>
-      <w:r>
-        <w:t>ServiceName</w:t>
-      </w:r>
-      <w:proofErr w:type="spellEnd"/>
-      <w:r>
-        <w:t xml:space="preserve">, </w:t>
-      </w:r>
-      <w:proofErr w:type="spellStart"/>
-      <w:r>
-        <w:t>ServiceDescription</w:t>
-      </w:r>
-      <w:proofErr w:type="spellEnd"/>
-      <w:r>
-        <w:t>)</w:t>
-      </w:r>
-    </w:p>
-    <w:p/>
-    <w:p>
-      <w:r>
-        <w:t>3</w:t>
-      </w:r>
-      <w:r>
-        <w:t>NF:</w:t>
-      </w:r>
-    </w:p>
-    <w:p>
-      <w:proofErr w:type="gramStart"/>
-      <w:r>
-        <w:t>Employee(</w:t>
-      </w:r>
-      <w:proofErr w:type="spellStart"/>
-      <w:r>
-        <w:t>EmployeeID</w:t>
-      </w:r>
-      <w:proofErr w:type="spellEnd"/>
-      <w:r>
-        <w:t>(</w:t>
-      </w:r>
-      <w:proofErr w:type="gramEnd"/>
-      <w:r>
-        <w:t xml:space="preserve">PK), </w:t>
-      </w:r>
-      <w:proofErr w:type="spellStart"/>
-      <w:r>
-        <w:t>EmployeeFirstName</w:t>
-      </w:r>
-      <w:proofErr w:type="spellEnd"/>
-      <w:r>
-        <w:t xml:space="preserve">, </w:t>
-      </w:r>
-      <w:proofErr w:type="spellStart"/>
-      <w:r>
-        <w:t>EmployeeLastName</w:t>
-      </w:r>
-      <w:proofErr w:type="spellEnd"/>
-      <w:r>
-        <w:t xml:space="preserve">, </w:t>
-      </w:r>
-      <w:proofErr w:type="spellStart"/>
-      <w:proofErr w:type="gramStart"/>
-      <w:r>
-        <w:t>EmployeeTypeID</w:t>
-      </w:r>
-      <w:proofErr w:type="spellEnd"/>
-      <w:r>
-        <w:t>(</w:t>
-      </w:r>
-      <w:proofErr w:type="gramEnd"/>
-      <w:r>
-        <w:t>FK))</w:t>
-      </w:r>
-    </w:p>
-    <w:p>
-      <w:proofErr w:type="spellStart"/>
-      <w:proofErr w:type="gramStart"/>
-      <w:r>
-        <w:t>EmployeeType</w:t>
-      </w:r>
-      <w:proofErr w:type="spellEnd"/>
-      <w:r>
-        <w:t>(</w:t>
-      </w:r>
-      <w:proofErr w:type="spellStart"/>
-      <w:r>
-        <w:t>EmployeeTypeID</w:t>
-      </w:r>
-      <w:proofErr w:type="spellEnd"/>
-      <w:r>
-        <w:t>(</w:t>
-      </w:r>
-      <w:proofErr w:type="gramEnd"/>
-      <w:r>
-        <w:t xml:space="preserve">PK), </w:t>
-      </w:r>
-      <w:proofErr w:type="spellStart"/>
-      <w:r>
-        <w:t>EmployeeTypeDescription</w:t>
-      </w:r>
-      <w:proofErr w:type="spellEnd"/>
-      <w:r>
-        <w:t>)</w:t>
-      </w:r>
-    </w:p>
-    <w:p>
-      <w:proofErr w:type="spellStart"/>
-      <w:proofErr w:type="gramStart"/>
-      <w:r>
-        <w:t>ServiceBooking</w:t>
-      </w:r>
-      <w:proofErr w:type="spellEnd"/>
-      <w:r>
-        <w:t>(</w:t>
-      </w:r>
-      <w:proofErr w:type="spellStart"/>
-      <w:r>
-        <w:t>BookingID</w:t>
-      </w:r>
-      <w:proofErr w:type="spellEnd"/>
-      <w:r>
-        <w:t>(</w:t>
-      </w:r>
-      <w:proofErr w:type="gramEnd"/>
-      <w:r>
-        <w:t xml:space="preserve">PK), </w:t>
-      </w:r>
-      <w:proofErr w:type="spellStart"/>
-      <w:proofErr w:type="gramStart"/>
-      <w:r>
-        <w:t>ServiceID</w:t>
-      </w:r>
-      <w:proofErr w:type="spellEnd"/>
-      <w:r>
-        <w:t>(</w:t>
-      </w:r>
-      <w:proofErr w:type="gramEnd"/>
-      <w:r>
-        <w:t>PK)(FK),</w:t>
-      </w:r>
-      <w:r>
-        <w:t xml:space="preserve"> </w:t>
-      </w:r>
-      <w:proofErr w:type="spellStart"/>
-      <w:proofErr w:type="gramStart"/>
-      <w:r>
-        <w:t>EmployeeID</w:t>
-      </w:r>
-      <w:proofErr w:type="spellEnd"/>
-      <w:r>
-        <w:t>(</w:t>
-      </w:r>
-      <w:proofErr w:type="gramEnd"/>
-      <w:r>
-        <w:t xml:space="preserve">FK), </w:t>
-      </w:r>
-      <w:proofErr w:type="spellStart"/>
-      <w:r>
-        <w:t>BookingServiceNotes</w:t>
-      </w:r>
-      <w:proofErr w:type="spellEnd"/>
-      <w:r>
-        <w:t>)</w:t>
-      </w:r>
-    </w:p>
-    <w:p>
-      <w:proofErr w:type="gramStart"/>
-      <w:r>
-        <w:t>Service(</w:t>
-      </w:r>
-      <w:proofErr w:type="spellStart"/>
-      <w:r>
-        <w:t>ServiceID</w:t>
-      </w:r>
-      <w:proofErr w:type="spellEnd"/>
-      <w:r>
-        <w:t>(</w:t>
-      </w:r>
-      <w:proofErr w:type="gramEnd"/>
-      <w:r>
-        <w:t xml:space="preserve">PK), </w:t>
-      </w:r>
-      <w:proofErr w:type="spellStart"/>
-      <w:r>
-        <w:t>ServiceName</w:t>
-      </w:r>
-      <w:proofErr w:type="spellEnd"/>
-      <w:r>
-        <w:t xml:space="preserve">, </w:t>
-      </w:r>
-      <w:proofErr w:type="spellStart"/>
-      <w:r>
-        <w:t>ServiceDescription</w:t>
-      </w:r>
-      <w:proofErr w:type="spellEnd"/>
-      <w:r>
-        <w:t>)</w:t>
-      </w:r>
-    </w:p>
-    <w:p/>
-    <w:p>
-      <w:r>
-        <w:br w:type="column"/>
-      </w:r>
-    </w:p>
-    <w:p>
-      <w:r>
-        <w:t>Booking Invoice View:</w:t>
-      </w:r>
-    </w:p>
-    <w:p/>
-    <w:p>
-      <w:r>
-        <w:t>Initial Table:</w:t>
-      </w:r>
-    </w:p>
-    <w:p>
-      <w:proofErr w:type="gramStart"/>
-      <w:r>
-        <w:t>Booking(</w:t>
-      </w:r>
-      <w:proofErr w:type="spellStart"/>
-      <w:proofErr w:type="gramEnd"/>
-      <w:r>
-        <w:t>BookingID</w:t>
-      </w:r>
-      <w:proofErr w:type="spellEnd"/>
-      <w:r>
-        <w:t xml:space="preserve">, StartDate, </w:t>
-      </w:r>
-      <w:proofErr w:type="spellStart"/>
-      <w:r>
-        <w:t>EndDate</w:t>
-      </w:r>
-      <w:proofErr w:type="spellEnd"/>
-      <w:r>
-        <w:t xml:space="preserve">, </w:t>
-      </w:r>
-      <w:proofErr w:type="spellStart"/>
-      <w:r>
-        <w:t>OwnerID</w:t>
-      </w:r>
-      <w:proofErr w:type="spellEnd"/>
-      <w:r>
-        <w:t xml:space="preserve">, </w:t>
-      </w:r>
-      <w:proofErr w:type="spellStart"/>
-      <w:r>
-        <w:t>OwnerFirstName</w:t>
-      </w:r>
-      <w:proofErr w:type="spellEnd"/>
-      <w:r>
-        <w:t xml:space="preserve">, </w:t>
-      </w:r>
-      <w:proofErr w:type="spellStart"/>
-      <w:r>
-        <w:t>OwnerLastName</w:t>
-      </w:r>
-      <w:proofErr w:type="spellEnd"/>
-      <w:r>
-        <w:t xml:space="preserve">, </w:t>
-      </w:r>
-      <w:proofErr w:type="spellStart"/>
-      <w:r>
-        <w:t>DogID</w:t>
-      </w:r>
-      <w:proofErr w:type="spellEnd"/>
-      <w:r>
-        <w:t xml:space="preserve">, </w:t>
-      </w:r>
-      <w:proofErr w:type="spellStart"/>
-      <w:r>
-        <w:t>DogName</w:t>
-      </w:r>
-      <w:proofErr w:type="spellEnd"/>
-      <w:r>
-        <w:t>, (</w:t>
-      </w:r>
-      <w:proofErr w:type="spellStart"/>
-      <w:r>
-        <w:t>ServiceID</w:t>
-      </w:r>
-      <w:proofErr w:type="spellEnd"/>
-      <w:r>
-        <w:t xml:space="preserve">, </w:t>
-      </w:r>
-      <w:proofErr w:type="spellStart"/>
-      <w:r>
-        <w:t>ServiceName</w:t>
-      </w:r>
-      <w:proofErr w:type="spellEnd"/>
-      <w:r>
-        <w:t xml:space="preserve">, </w:t>
-      </w:r>
-      <w:proofErr w:type="spellStart"/>
-      <w:r>
-        <w:t>BookingServiceNotes</w:t>
-      </w:r>
-      <w:proofErr w:type="spellEnd"/>
-      <w:r>
-        <w:t xml:space="preserve">, </w:t>
-      </w:r>
-      <w:proofErr w:type="spellStart"/>
-      <w:r>
-        <w:t>CurrentServicePrice</w:t>
-      </w:r>
-      <w:proofErr w:type="spellEnd"/>
-      <w:r>
-        <w:t xml:space="preserve">, </w:t>
-      </w:r>
-      <w:proofErr w:type="spellStart"/>
-      <w:r>
-        <w:t>HistoricalServicePrice</w:t>
-      </w:r>
-      <w:proofErr w:type="spellEnd"/>
-      <w:r>
-        <w:t xml:space="preserve">), </w:t>
-      </w:r>
-      <w:proofErr w:type="spellStart"/>
-      <w:r>
-        <w:t>BookingGST</w:t>
-      </w:r>
-      <w:proofErr w:type="spellEnd"/>
-      <w:r>
-        <w:t>)</w:t>
-      </w:r>
-    </w:p>
-    <w:p/>
-    <w:p>
-      <w:r>
-        <w:t>1NF:</w:t>
-      </w:r>
-    </w:p>
-    <w:p>
-      <w:proofErr w:type="gramStart"/>
-      <w:r>
-        <w:t>Booking(</w:t>
-      </w:r>
-      <w:proofErr w:type="spellStart"/>
-      <w:r>
-        <w:t>BookingID</w:t>
-      </w:r>
-      <w:proofErr w:type="spellEnd"/>
-      <w:r>
-        <w:t>(</w:t>
-      </w:r>
-      <w:proofErr w:type="gramEnd"/>
-      <w:r>
-        <w:t>PK),</w:t>
-      </w:r>
-      <w:r>
-        <w:t xml:space="preserve"> </w:t>
-      </w:r>
-      <w:proofErr w:type="spellStart"/>
-      <w:proofErr w:type="gramStart"/>
-      <w:r>
-        <w:t>ServiceID</w:t>
-      </w:r>
-      <w:proofErr w:type="spellEnd"/>
-      <w:r>
-        <w:t>(</w:t>
-      </w:r>
-      <w:proofErr w:type="gramEnd"/>
-      <w:r>
-        <w:t>FK</w:t>
-      </w:r>
-      <w:proofErr w:type="gramStart"/>
-      <w:r>
-        <w:t xml:space="preserve">), </w:t>
-      </w:r>
-      <w:r>
-        <w:t xml:space="preserve"> </w:t>
-      </w:r>
-      <w:r>
-        <w:t>StartDate</w:t>
-      </w:r>
-      <w:proofErr w:type="gramEnd"/>
-      <w:r>
-        <w:t xml:space="preserve">, </w:t>
-      </w:r>
-      <w:proofErr w:type="spellStart"/>
-      <w:r>
-        <w:t>EndDate</w:t>
-      </w:r>
-      <w:proofErr w:type="spellEnd"/>
-      <w:r>
-        <w:t xml:space="preserve">, </w:t>
-      </w:r>
-      <w:proofErr w:type="spellStart"/>
-      <w:r>
-        <w:t>OwnerID</w:t>
-      </w:r>
-      <w:proofErr w:type="spellEnd"/>
-      <w:r>
-        <w:t xml:space="preserve">, </w:t>
-      </w:r>
-      <w:proofErr w:type="spellStart"/>
-      <w:r>
-        <w:t>OwnerFirstName</w:t>
-      </w:r>
-      <w:proofErr w:type="spellEnd"/>
-      <w:r>
-        <w:t xml:space="preserve">, </w:t>
-      </w:r>
-      <w:proofErr w:type="spellStart"/>
-      <w:r>
-        <w:t>OwnerLastName</w:t>
-      </w:r>
-      <w:proofErr w:type="spellEnd"/>
-      <w:r>
-        <w:t xml:space="preserve">, </w:t>
-      </w:r>
-      <w:proofErr w:type="spellStart"/>
-      <w:r>
-        <w:t>DogID</w:t>
-      </w:r>
-      <w:proofErr w:type="spellEnd"/>
-      <w:r>
-        <w:t xml:space="preserve">, </w:t>
-      </w:r>
-      <w:proofErr w:type="spellStart"/>
-      <w:r>
-        <w:t>DogName</w:t>
-      </w:r>
-      <w:proofErr w:type="spellEnd"/>
-      <w:r>
-        <w:t xml:space="preserve">, </w:t>
-      </w:r>
-      <w:proofErr w:type="spellStart"/>
-      <w:r>
-        <w:t>BookingGST</w:t>
-      </w:r>
-      <w:proofErr w:type="spellEnd"/>
-      <w:r>
-        <w:t>)</w:t>
-      </w:r>
-    </w:p>
-    <w:p>
-      <w:proofErr w:type="spellStart"/>
-      <w:proofErr w:type="gramStart"/>
-      <w:r>
-        <w:t>ServiceBooking</w:t>
-      </w:r>
-      <w:proofErr w:type="spellEnd"/>
-      <w:r>
-        <w:t>(</w:t>
-      </w:r>
-      <w:proofErr w:type="spellStart"/>
-      <w:r>
-        <w:t>BookingID</w:t>
-      </w:r>
-      <w:proofErr w:type="spellEnd"/>
-      <w:r>
-        <w:t>(</w:t>
-      </w:r>
-      <w:proofErr w:type="gramEnd"/>
-      <w:r>
-        <w:t>FK)</w:t>
-      </w:r>
-      <w:r>
-        <w:t>,</w:t>
-      </w:r>
-      <w:r>
-        <w:t xml:space="preserve"> </w:t>
-      </w:r>
-      <w:proofErr w:type="spellStart"/>
-      <w:proofErr w:type="gramStart"/>
-      <w:r>
-        <w:t>ServiceID</w:t>
-      </w:r>
-      <w:proofErr w:type="spellEnd"/>
-      <w:r>
-        <w:t>(</w:t>
-      </w:r>
-      <w:proofErr w:type="gramEnd"/>
-      <w:r>
-        <w:t xml:space="preserve">PK), </w:t>
-      </w:r>
-      <w:proofErr w:type="spellStart"/>
-      <w:r>
-        <w:t>ServiceName</w:t>
-      </w:r>
-      <w:proofErr w:type="spellEnd"/>
-      <w:r>
-        <w:t xml:space="preserve">, </w:t>
-      </w:r>
-      <w:proofErr w:type="spellStart"/>
-      <w:r>
-        <w:t>BookingServiceNotes</w:t>
-      </w:r>
-      <w:proofErr w:type="spellEnd"/>
-      <w:r>
-        <w:t xml:space="preserve">, </w:t>
-      </w:r>
-      <w:proofErr w:type="spellStart"/>
-      <w:r>
-        <w:t>CurrentServicePrice</w:t>
-      </w:r>
-      <w:proofErr w:type="spellEnd"/>
-      <w:r>
-        <w:t xml:space="preserve">, </w:t>
-      </w:r>
-      <w:proofErr w:type="spellStart"/>
-      <w:r>
-        <w:t>HistoricalServicePrice</w:t>
-      </w:r>
-      <w:proofErr w:type="spellEnd"/>
-      <w:r>
-        <w:t>)</w:t>
-      </w:r>
-    </w:p>
-    <w:p/>
-    <w:p>
-      <w:r>
-        <w:t>2NF:</w:t>
-      </w:r>
-    </w:p>
-    <w:p>
-      <w:proofErr w:type="gramStart"/>
-      <w:r>
-        <w:t>Booking(</w:t>
-      </w:r>
-      <w:proofErr w:type="spellStart"/>
-      <w:r>
-        <w:t>BookingID</w:t>
-      </w:r>
-      <w:proofErr w:type="spellEnd"/>
-      <w:r>
-        <w:t>(</w:t>
-      </w:r>
-      <w:proofErr w:type="gramEnd"/>
-      <w:r>
-        <w:t>PK),</w:t>
-      </w:r>
-      <w:r>
-        <w:t xml:space="preserve"> </w:t>
-      </w:r>
-      <w:r>
-        <w:t xml:space="preserve">StartDate, </w:t>
-      </w:r>
-      <w:proofErr w:type="spellStart"/>
-      <w:r>
-        <w:t>EndDate</w:t>
-      </w:r>
-      <w:proofErr w:type="spellEnd"/>
-      <w:r>
-        <w:t xml:space="preserve">, </w:t>
-      </w:r>
-      <w:proofErr w:type="spellStart"/>
-      <w:r>
-        <w:t>OwnerID</w:t>
-      </w:r>
-      <w:proofErr w:type="spellEnd"/>
-      <w:r>
-        <w:t xml:space="preserve">, </w:t>
-      </w:r>
-      <w:proofErr w:type="spellStart"/>
-      <w:r>
-        <w:t>OwnerFirstName</w:t>
-      </w:r>
-      <w:proofErr w:type="spellEnd"/>
-      <w:r>
-        <w:t xml:space="preserve">, </w:t>
-      </w:r>
-      <w:proofErr w:type="spellStart"/>
-      <w:r>
-        <w:t>OwnerLastName</w:t>
-      </w:r>
-      <w:proofErr w:type="spellEnd"/>
-      <w:r>
-        <w:t xml:space="preserve">, </w:t>
-      </w:r>
-      <w:proofErr w:type="spellStart"/>
-      <w:r>
-        <w:t>DogID</w:t>
-      </w:r>
-      <w:proofErr w:type="spellEnd"/>
-      <w:r>
-        <w:t xml:space="preserve">, </w:t>
-      </w:r>
-      <w:proofErr w:type="spellStart"/>
-      <w:r>
-        <w:t>DogName</w:t>
-      </w:r>
-      <w:proofErr w:type="spellEnd"/>
-      <w:r>
-        <w:t xml:space="preserve">, </w:t>
-      </w:r>
-      <w:proofErr w:type="spellStart"/>
-      <w:r>
-        <w:t>BookingGST</w:t>
-      </w:r>
-      <w:proofErr w:type="spellEnd"/>
-      <w:r>
-        <w:t>)</w:t>
-      </w:r>
-    </w:p>
-    <w:p>
-      <w:proofErr w:type="spellStart"/>
-      <w:proofErr w:type="gramStart"/>
-      <w:r>
-        <w:t>ServiceBooking</w:t>
-      </w:r>
-      <w:proofErr w:type="spellEnd"/>
-      <w:r>
-        <w:t>(</w:t>
-      </w:r>
-      <w:proofErr w:type="spellStart"/>
-      <w:r>
-        <w:t>BookingID</w:t>
-      </w:r>
-      <w:proofErr w:type="spellEnd"/>
-      <w:r>
-        <w:t>(</w:t>
-      </w:r>
-      <w:proofErr w:type="gramEnd"/>
-      <w:r>
-        <w:t>PK)</w:t>
-      </w:r>
-      <w:r>
-        <w:t>(FK)</w:t>
-      </w:r>
-      <w:r>
-        <w:t>,</w:t>
-      </w:r>
-      <w:r>
-        <w:t xml:space="preserve"> </w:t>
-      </w:r>
-      <w:proofErr w:type="spellStart"/>
-      <w:proofErr w:type="gramStart"/>
-      <w:r>
-        <w:t>ServiceID</w:t>
-      </w:r>
-      <w:proofErr w:type="spellEnd"/>
-      <w:r>
-        <w:t>(</w:t>
-      </w:r>
-      <w:proofErr w:type="gramEnd"/>
-      <w:r>
-        <w:t>PK)</w:t>
-      </w:r>
-      <w:r>
-        <w:t>(FK)</w:t>
-      </w:r>
-      <w:r>
-        <w:t>,</w:t>
-      </w:r>
-      <w:r>
-        <w:t xml:space="preserve"> </w:t>
-      </w:r>
-      <w:proofErr w:type="spellStart"/>
-      <w:proofErr w:type="gramStart"/>
-      <w:r>
-        <w:t>BookingServiceNotes</w:t>
-      </w:r>
-      <w:proofErr w:type="spellEnd"/>
-      <w:r>
-        <w:t>,</w:t>
-      </w:r>
-      <w:r>
-        <w:t xml:space="preserve"> </w:t>
-      </w:r>
-      <w:r>
-        <w:t xml:space="preserve"> </w:t>
-      </w:r>
-      <w:proofErr w:type="spellStart"/>
-      <w:r>
-        <w:t>HistoricalServicePrice</w:t>
-      </w:r>
-      <w:proofErr w:type="spellEnd"/>
-      <w:proofErr w:type="gramEnd"/>
-      <w:r>
-        <w:t>)</w:t>
-      </w:r>
-    </w:p>
-    <w:p>
-      <w:proofErr w:type="gramStart"/>
-      <w:r>
-        <w:t>Service(</w:t>
-      </w:r>
-      <w:proofErr w:type="spellStart"/>
-      <w:r>
-        <w:t>ServiceID</w:t>
-      </w:r>
-      <w:proofErr w:type="spellEnd"/>
-      <w:r>
-        <w:t>(</w:t>
-      </w:r>
-      <w:proofErr w:type="gramEnd"/>
-      <w:r>
-        <w:t xml:space="preserve">PK), </w:t>
-      </w:r>
-      <w:proofErr w:type="spellStart"/>
-      <w:r>
-        <w:t>ServiceName</w:t>
-      </w:r>
-      <w:proofErr w:type="spellEnd"/>
-      <w:r>
-        <w:t xml:space="preserve">, </w:t>
-      </w:r>
-      <w:proofErr w:type="spellStart"/>
-      <w:r>
-        <w:t>CurrentServicePrice</w:t>
-      </w:r>
-      <w:proofErr w:type="spellEnd"/>
-      <w:r>
-        <w:t>)</w:t>
-      </w:r>
-    </w:p>
-    <w:p/>
-    <w:p>
-      <w:r>
-        <w:t>3NF:</w:t>
-      </w:r>
-    </w:p>
-    <w:p>
-      <w:proofErr w:type="gramStart"/>
-      <w:r>
-        <w:t>Booking(</w:t>
-      </w:r>
-      <w:proofErr w:type="spellStart"/>
-      <w:r>
-        <w:t>BookingID</w:t>
-      </w:r>
-      <w:proofErr w:type="spellEnd"/>
-      <w:r>
-        <w:t>(</w:t>
-      </w:r>
-      <w:proofErr w:type="gramEnd"/>
-      <w:r>
-        <w:t xml:space="preserve">PK), </w:t>
-      </w:r>
-      <w:proofErr w:type="spellStart"/>
-      <w:proofErr w:type="gramStart"/>
-      <w:r>
-        <w:t>DogID</w:t>
-      </w:r>
-      <w:proofErr w:type="spellEnd"/>
-      <w:r>
-        <w:t>(</w:t>
-      </w:r>
-      <w:proofErr w:type="gramEnd"/>
-      <w:r>
-        <w:t>FK),</w:t>
-      </w:r>
-      <w:r>
-        <w:t xml:space="preserve"> </w:t>
-      </w:r>
-      <w:r>
-        <w:t xml:space="preserve">StartDate, </w:t>
-      </w:r>
-      <w:proofErr w:type="spellStart"/>
-      <w:r>
-        <w:t>EndDate</w:t>
-      </w:r>
-      <w:proofErr w:type="spellEnd"/>
-      <w:r>
-        <w:t xml:space="preserve">, </w:t>
-      </w:r>
-      <w:proofErr w:type="spellStart"/>
-      <w:r>
-        <w:t>BookingGST</w:t>
-      </w:r>
-      <w:proofErr w:type="spellEnd"/>
-      <w:r>
-        <w:t>)</w:t>
-      </w:r>
-    </w:p>
-    <w:p>
-      <w:proofErr w:type="gramStart"/>
-      <w:r>
-        <w:t>Owner(</w:t>
-      </w:r>
-      <w:proofErr w:type="spellStart"/>
-      <w:r>
-        <w:t>OwnerID</w:t>
-      </w:r>
-      <w:proofErr w:type="spellEnd"/>
-      <w:r>
-        <w:t>(</w:t>
-      </w:r>
-      <w:proofErr w:type="gramEnd"/>
-      <w:r>
-        <w:t xml:space="preserve">PK), </w:t>
-      </w:r>
-      <w:proofErr w:type="spellStart"/>
-      <w:r>
-        <w:t>OwnerFirstName</w:t>
-      </w:r>
-      <w:proofErr w:type="spellEnd"/>
-      <w:r>
-        <w:t xml:space="preserve">, </w:t>
-      </w:r>
-      <w:proofErr w:type="spellStart"/>
-      <w:r>
-        <w:t>OwnerLastName</w:t>
-      </w:r>
-      <w:proofErr w:type="spellEnd"/>
-      <w:r>
-        <w:t>)</w:t>
-      </w:r>
-    </w:p>
-    <w:p>
-      <w:proofErr w:type="gramStart"/>
-      <w:r>
-        <w:t>Dog(</w:t>
-      </w:r>
-      <w:proofErr w:type="spellStart"/>
-      <w:r>
-        <w:t>DogID</w:t>
-      </w:r>
-      <w:proofErr w:type="spellEnd"/>
-      <w:r>
-        <w:t>(</w:t>
-      </w:r>
-      <w:proofErr w:type="gramEnd"/>
-      <w:r>
-        <w:t xml:space="preserve">PK), </w:t>
-      </w:r>
-      <w:proofErr w:type="spellStart"/>
-      <w:proofErr w:type="gramStart"/>
-      <w:r>
-        <w:t>OwnerID</w:t>
-      </w:r>
-      <w:proofErr w:type="spellEnd"/>
-      <w:r>
-        <w:t>(</w:t>
-      </w:r>
-      <w:proofErr w:type="gramEnd"/>
-      <w:r>
-        <w:t xml:space="preserve">FK), </w:t>
-      </w:r>
-      <w:proofErr w:type="spellStart"/>
-      <w:r>
-        <w:t>DogName</w:t>
-      </w:r>
-      <w:proofErr w:type="spellEnd"/>
-      <w:r>
-        <w:t>)</w:t>
-      </w:r>
-    </w:p>
-    <w:p>
-      <w:proofErr w:type="spellStart"/>
-      <w:proofErr w:type="gramStart"/>
-      <w:r>
-        <w:t>ServiceBooking</w:t>
-      </w:r>
-      <w:proofErr w:type="spellEnd"/>
-      <w:r>
-        <w:t>(</w:t>
-      </w:r>
-      <w:proofErr w:type="spellStart"/>
-      <w:r>
-        <w:t>BookingID</w:t>
-      </w:r>
-      <w:proofErr w:type="spellEnd"/>
-      <w:r>
-        <w:t>(</w:t>
-      </w:r>
-      <w:proofErr w:type="gramEnd"/>
-      <w:r>
-        <w:t>PK)(FK),</w:t>
-      </w:r>
-      <w:r>
-        <w:t xml:space="preserve"> </w:t>
-      </w:r>
-      <w:proofErr w:type="spellStart"/>
-      <w:proofErr w:type="gramStart"/>
-      <w:r>
-        <w:t>ServiceID</w:t>
-      </w:r>
-      <w:proofErr w:type="spellEnd"/>
-      <w:r>
-        <w:t>(</w:t>
-      </w:r>
-      <w:proofErr w:type="gramEnd"/>
-      <w:r>
-        <w:t xml:space="preserve">PK)(FK), </w:t>
-      </w:r>
-      <w:proofErr w:type="spellStart"/>
-      <w:r>
-        <w:t>BookingServiceNotes</w:t>
-      </w:r>
-      <w:proofErr w:type="spellEnd"/>
-      <w:r>
-        <w:t xml:space="preserve">, </w:t>
-      </w:r>
-      <w:proofErr w:type="spellStart"/>
-      <w:r>
-        <w:t>HistoricalServicePrice</w:t>
-      </w:r>
-      <w:proofErr w:type="spellEnd"/>
-      <w:r>
-        <w:t>)</w:t>
-      </w:r>
-    </w:p>
-    <w:p>
-      <w:proofErr w:type="gramStart"/>
-      <w:r>
-        <w:t>Service(</w:t>
-      </w:r>
-      <w:proofErr w:type="spellStart"/>
-      <w:r>
-        <w:t>ServiceID</w:t>
-      </w:r>
-      <w:proofErr w:type="spellEnd"/>
-      <w:r>
-        <w:t>(</w:t>
-      </w:r>
-      <w:proofErr w:type="gramEnd"/>
-      <w:r>
-        <w:t xml:space="preserve">PK), </w:t>
-      </w:r>
-      <w:proofErr w:type="spellStart"/>
-      <w:r>
-        <w:t>ServiceName</w:t>
-      </w:r>
-      <w:proofErr w:type="spellEnd"/>
-      <w:r>
-        <w:t xml:space="preserve">, </w:t>
-      </w:r>
-      <w:proofErr w:type="spellStart"/>
-      <w:r>
-        <w:t>CurrentServicePrice</w:t>
-      </w:r>
-      <w:proofErr w:type="spellEnd"/>
-      <w:r>
-        <w:t>)</w:t>
-      </w:r>
-    </w:p>
-    <w:p>
-      <w:r>
-        <w:lastRenderedPageBreak/>
-        <w:t>Merged:</w:t>
-      </w:r>
-    </w:p>
-    <w:p>
-      <w:proofErr w:type="gramStart"/>
-      <w:r>
-        <w:t>Payment(</w:t>
-      </w:r>
-      <w:proofErr w:type="spellStart"/>
-      <w:proofErr w:type="gramEnd"/>
-      <w:r>
-        <w:t>PaymentID</w:t>
-      </w:r>
-      <w:proofErr w:type="spellEnd"/>
-      <w:r>
-        <w:t xml:space="preserve"> (PK), </w:t>
-      </w:r>
-      <w:proofErr w:type="spellStart"/>
-      <w:proofErr w:type="gramStart"/>
-      <w:r>
-        <w:t>BookingID</w:t>
-      </w:r>
-      <w:proofErr w:type="spellEnd"/>
-      <w:r>
-        <w:t>(</w:t>
-      </w:r>
-      <w:proofErr w:type="gramEnd"/>
-      <w:r>
-        <w:t xml:space="preserve">FK), </w:t>
-      </w:r>
-      <w:proofErr w:type="spellStart"/>
-      <w:proofErr w:type="gramStart"/>
-      <w:r>
-        <w:t>Payment</w:t>
-      </w:r>
-      <w:r>
-        <w:t>TypeID</w:t>
-      </w:r>
-      <w:proofErr w:type="spellEnd"/>
-      <w:r>
-        <w:t>(</w:t>
-      </w:r>
-      <w:proofErr w:type="gramEnd"/>
-      <w:r>
-        <w:t xml:space="preserve">FK), </w:t>
-      </w:r>
-      <w:proofErr w:type="spellStart"/>
-      <w:r>
-        <w:t>PaymentDate</w:t>
-      </w:r>
-      <w:proofErr w:type="spellEnd"/>
-      <w:r>
-        <w:t>, Amount)</w:t>
-      </w:r>
-    </w:p>
-    <w:p>
-      <w:proofErr w:type="spellStart"/>
-      <w:proofErr w:type="gramStart"/>
-      <w:r>
-        <w:t>PaymentType</w:t>
-      </w:r>
-      <w:proofErr w:type="spellEnd"/>
-      <w:r>
-        <w:t>(</w:t>
-      </w:r>
-      <w:proofErr w:type="spellStart"/>
-      <w:r>
-        <w:t>PaymentTypeID</w:t>
-      </w:r>
-      <w:proofErr w:type="spellEnd"/>
-      <w:r>
-        <w:t>(</w:t>
-      </w:r>
-      <w:proofErr w:type="gramEnd"/>
-      <w:r>
-        <w:t xml:space="preserve">PK), </w:t>
-      </w:r>
-      <w:proofErr w:type="spellStart"/>
-      <w:r>
-        <w:t>PaymentTypeDescription</w:t>
-      </w:r>
-      <w:proofErr w:type="spellEnd"/>
-      <w:r>
-        <w:t>)</w:t>
-      </w:r>
-    </w:p>
-    <w:p>
-      <w:proofErr w:type="gramStart"/>
-      <w:r>
-        <w:t>Booking(</w:t>
-      </w:r>
-      <w:proofErr w:type="spellStart"/>
-      <w:r>
-        <w:t>BookingID</w:t>
-      </w:r>
-      <w:proofErr w:type="spellEnd"/>
-      <w:r>
-        <w:t>(</w:t>
-      </w:r>
-      <w:proofErr w:type="gramEnd"/>
-      <w:r>
-        <w:t xml:space="preserve">PK), </w:t>
-      </w:r>
-      <w:proofErr w:type="spellStart"/>
-      <w:proofErr w:type="gramStart"/>
-      <w:r>
-        <w:t>ServiceID</w:t>
-      </w:r>
-      <w:proofErr w:type="spellEnd"/>
-      <w:r>
-        <w:t>(</w:t>
-      </w:r>
-      <w:proofErr w:type="gramEnd"/>
-      <w:r>
-        <w:t xml:space="preserve">FK), </w:t>
-      </w:r>
-      <w:proofErr w:type="spellStart"/>
-      <w:proofErr w:type="gramStart"/>
-      <w:r>
-        <w:t>DogID</w:t>
-      </w:r>
-      <w:proofErr w:type="spellEnd"/>
-      <w:r>
-        <w:t>(</w:t>
-      </w:r>
-      <w:proofErr w:type="gramEnd"/>
-      <w:r>
-        <w:t xml:space="preserve">FK), </w:t>
-      </w:r>
-      <w:proofErr w:type="spellStart"/>
-      <w:proofErr w:type="gramStart"/>
-      <w:r>
-        <w:t>EmployeeID</w:t>
-      </w:r>
-      <w:proofErr w:type="spellEnd"/>
-      <w:r>
-        <w:t>(</w:t>
-      </w:r>
-      <w:proofErr w:type="gramEnd"/>
-      <w:r>
-        <w:t>FK),</w:t>
-      </w:r>
-      <w:r>
-        <w:t xml:space="preserve"> </w:t>
-      </w:r>
-      <w:proofErr w:type="spellStart"/>
-      <w:r>
-        <w:t>PaymentID</w:t>
-      </w:r>
-      <w:proofErr w:type="spellEnd"/>
-      <w:r>
-        <w:t xml:space="preserve"> (</w:t>
-      </w:r>
-      <w:r>
-        <w:t>F</w:t>
-      </w:r>
-      <w:r>
-        <w:t>K</w:t>
-      </w:r>
-      <w:proofErr w:type="gramStart"/>
-      <w:r>
-        <w:t xml:space="preserve">), </w:t>
-      </w:r>
-      <w:r>
-        <w:t xml:space="preserve"> StartDate</w:t>
-      </w:r>
-      <w:proofErr w:type="gramEnd"/>
-      <w:r>
-        <w:t xml:space="preserve">, </w:t>
-      </w:r>
-      <w:proofErr w:type="spellStart"/>
-      <w:r>
-        <w:t>EndDate</w:t>
-      </w:r>
-      <w:proofErr w:type="spellEnd"/>
-      <w:r>
-        <w:t xml:space="preserve">, </w:t>
-      </w:r>
-      <w:proofErr w:type="spellStart"/>
-      <w:r>
-        <w:t>BookingGST</w:t>
-      </w:r>
-      <w:proofErr w:type="spellEnd"/>
-      <w:r>
-        <w:t xml:space="preserve">, </w:t>
-      </w:r>
-      <w:proofErr w:type="spellStart"/>
-      <w:r>
-        <w:t>BookingTotal</w:t>
-      </w:r>
-      <w:proofErr w:type="spellEnd"/>
-      <w:r>
-        <w:t>)</w:t>
-      </w:r>
-    </w:p>
-    <w:p>
-      <w:proofErr w:type="spellStart"/>
-      <w:proofErr w:type="gramStart"/>
-      <w:r>
-        <w:t>BookingService</w:t>
-      </w:r>
-      <w:proofErr w:type="spellEnd"/>
-      <w:r>
-        <w:t>(</w:t>
-      </w:r>
-      <w:proofErr w:type="spellStart"/>
-      <w:r>
-        <w:t>BookingID</w:t>
-      </w:r>
-      <w:proofErr w:type="spellEnd"/>
-      <w:r>
-        <w:t>(</w:t>
-      </w:r>
-      <w:proofErr w:type="gramEnd"/>
-      <w:r>
-        <w:t xml:space="preserve">PK)(FK), </w:t>
-      </w:r>
-      <w:proofErr w:type="spellStart"/>
-      <w:proofErr w:type="gramStart"/>
-      <w:r>
-        <w:t>ServiceID</w:t>
-      </w:r>
-      <w:proofErr w:type="spellEnd"/>
-      <w:r>
-        <w:t>(</w:t>
-      </w:r>
-      <w:proofErr w:type="gramEnd"/>
-      <w:r>
-        <w:t xml:space="preserve">PK)(FK), </w:t>
-      </w:r>
-      <w:proofErr w:type="spellStart"/>
-      <w:r>
-        <w:t>BookingServiceNotes</w:t>
-      </w:r>
-      <w:proofErr w:type="spellEnd"/>
-      <w:r>
-        <w:t xml:space="preserve">, </w:t>
-      </w:r>
-      <w:proofErr w:type="spellStart"/>
-      <w:r>
-        <w:t>HistoricalServicePricing</w:t>
-      </w:r>
-      <w:proofErr w:type="spellEnd"/>
-      <w:r>
-        <w:t>)</w:t>
-      </w:r>
-    </w:p>
-    <w:p>
-      <w:proofErr w:type="gramStart"/>
-      <w:r>
-        <w:t>Service(</w:t>
-      </w:r>
-      <w:proofErr w:type="spellStart"/>
-      <w:r>
-        <w:t>ServiceID</w:t>
-      </w:r>
-      <w:proofErr w:type="spellEnd"/>
-      <w:r>
-        <w:t>(</w:t>
-      </w:r>
-      <w:proofErr w:type="gramEnd"/>
-      <w:r>
-        <w:t xml:space="preserve">PK), </w:t>
-      </w:r>
-      <w:proofErr w:type="spellStart"/>
-      <w:r>
-        <w:t>ServiceName</w:t>
-      </w:r>
-      <w:proofErr w:type="spellEnd"/>
-      <w:r>
-        <w:t xml:space="preserve">, </w:t>
-      </w:r>
-      <w:proofErr w:type="spellStart"/>
-      <w:r>
-        <w:t>ServiceDescription</w:t>
-      </w:r>
-      <w:proofErr w:type="spellEnd"/>
-      <w:r>
-        <w:t xml:space="preserve">, </w:t>
-      </w:r>
-      <w:proofErr w:type="spellStart"/>
-      <w:r>
-        <w:t>CurrentServicePrice</w:t>
-      </w:r>
-      <w:proofErr w:type="spellEnd"/>
-      <w:r>
-        <w:t>)</w:t>
-      </w:r>
-    </w:p>
-    <w:p>
-      <w:proofErr w:type="gramStart"/>
-      <w:r>
-        <w:t>Dog(</w:t>
-      </w:r>
-      <w:proofErr w:type="spellStart"/>
-      <w:r>
-        <w:t>DogID</w:t>
-      </w:r>
-      <w:proofErr w:type="spellEnd"/>
-      <w:r>
-        <w:t>(</w:t>
-      </w:r>
-      <w:proofErr w:type="gramEnd"/>
-      <w:r>
-        <w:t xml:space="preserve">PK), </w:t>
-      </w:r>
-      <w:proofErr w:type="spellStart"/>
-      <w:proofErr w:type="gramStart"/>
-      <w:r>
-        <w:t>OwnerID</w:t>
-      </w:r>
-      <w:proofErr w:type="spellEnd"/>
-      <w:r>
-        <w:t>(</w:t>
-      </w:r>
-      <w:proofErr w:type="gramEnd"/>
-      <w:r>
-        <w:t xml:space="preserve">FK), </w:t>
-      </w:r>
-      <w:proofErr w:type="spellStart"/>
-      <w:r>
-        <w:t>DogName</w:t>
-      </w:r>
-      <w:proofErr w:type="spellEnd"/>
-      <w:r>
-        <w:t>)</w:t>
-      </w:r>
-    </w:p>
-    <w:p>
-      <w:proofErr w:type="gramStart"/>
-      <w:r>
-        <w:t>Owner(</w:t>
-      </w:r>
-      <w:proofErr w:type="spellStart"/>
-      <w:r>
-        <w:t>OwnerID</w:t>
-      </w:r>
-      <w:proofErr w:type="spellEnd"/>
-      <w:r>
-        <w:t>(</w:t>
-      </w:r>
-      <w:proofErr w:type="gramEnd"/>
-      <w:r>
-        <w:t xml:space="preserve">PK), </w:t>
-      </w:r>
-      <w:proofErr w:type="spellStart"/>
-      <w:r>
-        <w:t>OwnerFirstName</w:t>
-      </w:r>
-      <w:proofErr w:type="spellEnd"/>
-      <w:r>
-        <w:t xml:space="preserve">, </w:t>
-      </w:r>
-      <w:proofErr w:type="spellStart"/>
-      <w:r>
-        <w:t>OwnerLastName</w:t>
-      </w:r>
-      <w:proofErr w:type="spellEnd"/>
-      <w:r>
-        <w:t>)</w:t>
-      </w:r>
-    </w:p>
-    <w:p>
-      <w:proofErr w:type="gramStart"/>
-      <w:r>
-        <w:t>Employee(</w:t>
-      </w:r>
-      <w:proofErr w:type="spellStart"/>
-      <w:r>
-        <w:t>EmployeeID</w:t>
-      </w:r>
-      <w:proofErr w:type="spellEnd"/>
-      <w:r>
-        <w:t>(</w:t>
-      </w:r>
-      <w:proofErr w:type="gramEnd"/>
-      <w:r>
-        <w:t xml:space="preserve">PK), </w:t>
-      </w:r>
-      <w:proofErr w:type="spellStart"/>
-      <w:proofErr w:type="gramStart"/>
-      <w:r>
-        <w:t>EmployeeTypeID</w:t>
-      </w:r>
-      <w:proofErr w:type="spellEnd"/>
-      <w:r>
-        <w:t>(</w:t>
-      </w:r>
-      <w:proofErr w:type="gramEnd"/>
-      <w:r>
-        <w:t xml:space="preserve">FK), </w:t>
-      </w:r>
-      <w:proofErr w:type="spellStart"/>
-      <w:r>
-        <w:t>EmployeeFirstName</w:t>
-      </w:r>
-      <w:proofErr w:type="spellEnd"/>
-      <w:r>
-        <w:t xml:space="preserve">, </w:t>
-      </w:r>
-      <w:proofErr w:type="spellStart"/>
-      <w:r>
-        <w:t>EmployeeLastName</w:t>
-      </w:r>
-      <w:proofErr w:type="spellEnd"/>
-      <w:r>
-        <w:t>)</w:t>
-      </w:r>
-    </w:p>
-    <w:p>
-      <w:proofErr w:type="spellStart"/>
-      <w:proofErr w:type="gramStart"/>
-      <w:r>
-        <w:t>EmployeeType</w:t>
-      </w:r>
-      <w:proofErr w:type="spellEnd"/>
-      <w:r>
-        <w:t>(</w:t>
-      </w:r>
-      <w:proofErr w:type="spellStart"/>
-      <w:r>
-        <w:t>EmployeeTypeID</w:t>
-      </w:r>
-      <w:proofErr w:type="spellEnd"/>
-      <w:r>
-        <w:t>(</w:t>
-      </w:r>
-      <w:proofErr w:type="gramEnd"/>
-      <w:r>
-        <w:t xml:space="preserve">PK), </w:t>
-      </w:r>
-      <w:proofErr w:type="spellStart"/>
-      <w:r>
-        <w:t>EmployeeTypeDescription</w:t>
-      </w:r>
-      <w:proofErr w:type="spellEnd"/>
-      <w:r>
-        <w:t>)</w:t>
-      </w:r>
-    </w:p>
-    <w:p/>
-    <w:p>
-      <w:r>
+      <w:r>
+        <w:rPr>
+          <w:noProof/>
+        </w:rPr>
         <w:drawing>
           <wp:inline distT="0" distB="0" distL="0" distR="0" wp14:anchorId="0B17D020" wp14:editId="55BD1914">
             <wp:extent cx="6000440" cy="3952854"/>
@@ -2330,7 +2557,7 @@
                     <pic:cNvPicPr/>
                   </pic:nvPicPr>
                   <pic:blipFill>
-                    <a:blip r:embed="rId4"/>
+                    <a:blip r:embed="rId16"/>
                     <a:stretch>
                       <a:fillRect/>
                     </a:stretch>
